--- a/Manuscript.docx
+++ b/Manuscript.docx
@@ -7,7 +7,13 @@
         <w:pStyle w:val="Title"/>
       </w:pPr>
       <w:r>
-        <w:t>Legume-based intensification in East and Southern Africa: food security impacts and the role of gender</w:t>
+        <w:t xml:space="preserve">Legume-based intensification </w:t>
+      </w:r>
+      <w:r>
+        <w:t xml:space="preserve">of maize production </w:t>
+      </w:r>
+      <w:r>
+        <w:t>in East and Southern Africa: food security impacts and the role of gender</w:t>
       </w:r>
     </w:p>
     <w:p>
@@ -157,13 +163,7 @@
         <w:t>.</w:t>
       </w:r>
       <w:r>
-        <w:t xml:space="preserve"> The demand must be met on ecological and environmental gr</w:t>
-      </w:r>
-      <w:r>
-        <w:t>ounds without further expansion of agricultural land at the expense of biodiversity loss and associated greenhouse gas emissions. Fortunately, evidence shows that there is sufficient yield potential in the region's main crops to increase production on existing cr</w:t>
-      </w:r>
-      <w:r>
-        <w:t xml:space="preserve">opland </w:t>
+        <w:t xml:space="preserve"> The demand must be met on ecological and environmental grounds without further expansion of agricultural land at the expense of biodiversity loss and associated greenhouse gas emissions. Fortunately, evidence shows that there is sufficient yield potential in the region's main crops to increase production on existing cropland </w:t>
       </w:r>
       <w:r>
         <w:fldChar w:fldCharType="begin"/>
@@ -201,36 +201,33 @@
         <w:t>s are</w:t>
       </w:r>
       <w:r>
-        <w:t xml:space="preserve"> not accelerated</w:t>
+        <w:t xml:space="preserve"> not accelerated </w:t>
+      </w:r>
+      <w:r>
+        <w:fldChar w:fldCharType="begin"/>
+      </w:r>
+      <w:r>
+        <w:instrText xml:space="preserve"> ADDIN ZOTERO_ITEM CSL_CITATION {"citationID":"pwDgVaci","properties":{"formattedCitation":"(Aramburu-Merlos et al., 2024)","plainCitation":"(Aramburu-Merlos et al., 2024)","noteIndex":0},"citationItems":[{"id":1795,"uris":["http://zotero.org/groups/5881550/items/WD3G4S3B"],"itemData":{"id":1795,"type":"article-journal","abstract":"Maize demand in Sub-Saharan Africa is expected to increase 2.3 times during the next 30 years driven by demographic and dietary changes. Over the past two decades, the area cropped with maize has expanded by 17 million hectares in the region, with limited yield increase. Following this trend could potentially result in further maize cropland expansion and the need for imports to satisfy domestic demand. Here, we use data collected from 14,773 smallholder fields in the region to identify agronomic practices that can improve farm yield gains. We find that agronomic practices related to cultivar selection, and nutrient, pest, and crop management can double on-farm yields and provide an additional 82 million tons of maize within current cropped area. Research and development investments should be oriented towards agricultural practices with proven capacity to raise maize yields in the region.","container-title":"Nature Communications","DOI":"10.1038/s41467-024-48859-0","ISSN":"2041-1723","issue":"1","journalAbbreviation":"Nat Commun","language":"en","license":"2024 The Author(s)","note":"publisher: Nature Publishing Group","page":"4492","source":"www.nature.com","title":"Adopting yield-improving practices to meet maize demand in Sub-Saharan Africa without cropland expansion","volume":"15","author":[{"family":"Aramburu-Merlos","given":"Fernando"},{"family":"Tenorio","given":"Fatima A. M."},{"family":"Mashingaidze","given":"Nester"},{"family":"Sananka","given":"Alex"},{"family":"Aston","given":"Stephen"},{"family":"Ojeda","given":"Jonathan J."},{"family":"Grassini","given":"Patricio"}],"issued":{"date-parts":[["2024",5,27]]},"citation-key":"aramburu-merlosAdoptingYieldimprovingPractices2024"}}],"schema":"https://github.com/citation-style-language/schema/raw/master/csl-citation.json"} </w:instrText>
+      </w:r>
+      <w:r>
+        <w:fldChar w:fldCharType="separate"/>
+      </w:r>
+      <w:r>
+        <w:rPr>
+          <w:rFonts w:cs="Calibri"/>
+        </w:rPr>
+        <w:t>(Aramburu-Merlos et al., 2024)</w:t>
+      </w:r>
+      <w:r>
+        <w:fldChar w:fldCharType="end"/>
+      </w:r>
+      <w:r>
+        <w:t>.</w:t>
       </w:r>
       <w:r>
         <w:t xml:space="preserve"> </w:t>
       </w:r>
       <w:r>
-        <w:fldChar w:fldCharType="begin"/>
-      </w:r>
-      <w:r>
-        <w:instrText xml:space="preserve"> ADDIN ZOTERO_ITEM CSL_CITATION {"citationID":"pwDgVaci","properties":{"formattedCitation":"(Aramburu-Merlos et al., 2024)","plainCitation":"(Aramburu-Merlos et al., 2024)","noteIndex":0},"citationItems":[{"id":1795,"uris":["http://zotero.org/groups/5881550/items/WD3G4S3B"],"itemData":{"id":1795,"type":"article-journal","abstract":"Maize demand in Sub-Saharan Africa is expected to increase 2.3 times during the next 30 years driven by demographic and dietary changes. Over the past two decades, the area cropped with maize has expanded by 17 million hectares in the region, with limited yield increase. Following this trend could potentially result in further maize cropland expansion and the need for imports to satisfy domestic demand. Here, we use data collected from 14,773 smallholder fields in the region to identify agronomic practices that can improve farm yield gains. We find that agronomic practices related to cultivar selection, and nutrient, pest, and crop management can double on-farm yields and provide an additional 82 million tons of maize within current cropped area. Research and development investments should be oriented towards agricultural practices with proven capacity to raise maize yields in the region.","container-title":"Nature Communications","DOI":"10.1038/s41467-024-48859-0","ISSN":"2041-1723","issue":"1","journalAbbreviation":"Nat Commun","language":"en","license":"2024 The Author(s)","note":"publisher: Nature Publishing Group","page":"4492","source":"www.nature.com","title":"Adopting yield-improving practices to meet maize demand in Sub-Saharan Africa without cropland expansion","volume":"15","author":[{"family":"Aramburu-Merlos","given":"Fernando"},{"family":"Tenorio","given":"Fatima A. M."},{"family":"Mashingaidze","given":"Nester"},{"family":"Sananka","given":"Alex"},{"family":"Aston","given":"Stephen"},{"family":"Ojeda","given":"Jonathan J."},{"family":"Grassini","given":"Patricio"}],"issued":{"date-parts":[["2024",5,27]]},"citation-key":"aramburu-merlosAdoptingYieldimprovingPractices2024"}}],"schema":"https://github.com/citation-style-language/schema/raw/master/csl-citation.json"} </w:instrText>
-      </w:r>
-      <w:r>
-        <w:fldChar w:fldCharType="separate"/>
-      </w:r>
-      <w:r>
-        <w:rPr>
-          <w:rFonts w:cs="Calibri"/>
-        </w:rPr>
-        <w:t>(Aramburu-Merlos et al., 2024)</w:t>
-      </w:r>
-      <w:r>
-        <w:fldChar w:fldCharType="end"/>
-      </w:r>
-      <w:r>
-        <w:t>.</w:t>
-      </w:r>
-      <w:r>
-        <w:t xml:space="preserve"> </w:t>
-      </w:r>
-      <w:r>
         <w:t>One promising approach to achieve this intensification is the diversification of maize production systems through legume rotations or intercrops—a</w:t>
       </w:r>
       <w:r>
@@ -243,10 +240,7 @@
         <w:t xml:space="preserve"> for resource-poor smallholders</w:t>
       </w:r>
       <w:r>
-        <w:t xml:space="preserve"> that has received considerable attention from national governments, development organizations, and foundations.</w:t>
-      </w:r>
-      <w:r>
-        <w:t xml:space="preserve"> </w:t>
+        <w:t xml:space="preserve"> that has received considerable attention from national governments, development organizations, and foundations. </w:t>
       </w:r>
       <w:r>
         <w:t xml:space="preserve">Integration of legumes into maize production systems has been shown to significantly increase yields </w:t>
@@ -437,13 +431,7 @@
         <w:fldChar w:fldCharType="end"/>
       </w:r>
       <w:r>
-        <w:t xml:space="preserve">, </w:t>
-      </w:r>
-      <w:r>
-        <w:t>creating particular disadvantages for female farm managers</w:t>
-      </w:r>
-      <w:r>
-        <w:t xml:space="preserve"> who are often </w:t>
+        <w:t xml:space="preserve">, creating particular disadvantages for female farm managers who are often </w:t>
       </w:r>
       <w:r>
         <w:t>labor</w:t>
@@ -470,13 +458,7 @@
         <w:fldChar w:fldCharType="end"/>
       </w:r>
       <w:r>
-        <w:t xml:space="preserve">. </w:t>
-      </w:r>
-      <w:r>
-        <w:t xml:space="preserve">Moreover, </w:t>
-      </w:r>
-      <w:r>
-        <w:t>women often prioritize immediate food security over long-term soil fertility improvements</w:t>
+        <w:t>. Moreover, women often prioritize immediate food security over long-term soil fertility improvements</w:t>
       </w:r>
       <w:r>
         <w:t xml:space="preserve"> </w:t>
@@ -530,16 +512,7 @@
         <w:t>.</w:t>
       </w:r>
       <w:r>
-        <w:t xml:space="preserve"> </w:t>
-      </w:r>
-      <w:r>
-        <w:t xml:space="preserve">Conversely, women's reproductive roles may </w:t>
-      </w:r>
-      <w:r>
-        <w:t>also</w:t>
-      </w:r>
-      <w:r>
-        <w:t xml:space="preserve"> facilitate legume-based intensification. The integration of legumes into maize production systems enhances crop diversity</w:t>
+        <w:t xml:space="preserve"> Conversely, women's reproductive roles may also facilitate legume-based intensification. The integration of legumes into maize production systems enhances crop diversity</w:t>
       </w:r>
       <w:r>
         <w:t xml:space="preserve"> and protein supply</w:t>
@@ -598,228 +571,197 @@
         <w:footnoteReference w:id="1"/>
       </w:r>
       <w:r>
-        <w:t>.</w:t>
+        <w:t xml:space="preserve">. </w:t>
+      </w:r>
+      <w:r>
+        <w:fldChar w:fldCharType="begin"/>
+      </w:r>
+      <w:r>
+        <w:instrText xml:space="preserve"> ADDIN ZOTERO_ITEM CSL_CITATION {"citationID":"KeKcQ7A6","properties":{"custom":"Osewe et al. (2023)","formattedCitation":"Osewe et al. (2023)","plainCitation":"Osewe et al. (2023)","noteIndex":0},"citationItems":[{"id":1908,"uris":["http://zotero.org/groups/5881550/items/RJE3N9JC"],"itemData":{"id":1908,"type":"article-journal","container-title":"Global Food Security","DOI":"10.1016/j.gfs.2023.100724","ISSN":"22119124","journalAbbreviation":"Global Food Security","language":"en","page":"100724","source":"DOI.org (Crossref)","title":"Sustainable intensification and food security: A panel data assessment of the smallholder maize farmers in Uganda","title-short":"Sustainable intensification and food security","volume":"39","author":[{"family":"Osewe","given":"Maurice"},{"family":"Aijun","given":"Liu"},{"family":"Jiqin","given":"Han"}],"issued":{"date-parts":[["2023",12]]},"citation-key":"oseweSustainableIntensificationFood2023a"}}],"schema":"https://github.com/citation-style-language/schema/raw/master/csl-citation.json"} </w:instrText>
+      </w:r>
+      <w:r>
+        <w:fldChar w:fldCharType="separate"/>
+      </w:r>
+      <w:r>
+        <w:t>Osewe et al. (2023)</w:t>
+      </w:r>
+      <w:r>
+        <w:fldChar w:fldCharType="end"/>
+      </w:r>
+      <w:r>
+        <w:t xml:space="preserve">, using Uganda National Panel Survey data, demonstrated that the joint use of inorganic fertilizer and maize-legume intercropping significantly improves household food security, while maize-legume intercropping alone had negative effects on food security, underscoring the necessity of complementing intercropping with inorganic inputs. Similarly, </w:t>
+      </w:r>
+      <w:r>
+        <w:fldChar w:fldCharType="begin"/>
+      </w:r>
+      <w:r>
+        <w:instrText xml:space="preserve"> ADDIN ZOTERO_ITEM CSL_CITATION {"citationID":"cEoSK0l6","properties":{"custom":"Kim et al. (2019)","formattedCitation":"Kim et al. (2019)","plainCitation":"Kim et al. (2019)","noteIndex":0},"citationItems":[{"id":1926,"uris":["http://zotero.org/groups/5881550/items/KRVC27ZT"],"itemData":{"id":1926,"type":"article-journal","abstract":"Abstract\n            Food insecurity, child malnutrition, and land degradation remain persistent problems in sub</w:instrText>
+      </w:r>
+      <w:r>
+        <w:rPr>
+          <w:rFonts w:ascii="Cambria Math" w:hAnsi="Cambria Math" w:cs="Cambria Math"/>
+        </w:rPr>
+        <w:instrText>‐</w:instrText>
+      </w:r>
+      <w:r>
+        <w:instrText>Saharan Africa. Agricultural sustainable intensification (SI) has been proposed as a possible solution to simultaneously address these challenges. Yet there is little empirical evidence on if agricultural management practices and inputs that contribute to SI from an environmental standpoint do indeed improve food security or child nutrition. We use three waves of data from the nationally</w:instrText>
+      </w:r>
+      <w:r>
+        <w:rPr>
+          <w:rFonts w:ascii="Cambria Math" w:hAnsi="Cambria Math" w:cs="Cambria Math"/>
+        </w:rPr>
+        <w:instrText>‐</w:instrText>
+      </w:r>
+      <w:r>
+        <w:instrText>representative Tanzania National Panel Survey to analyze the child nutrition effects of rural households</w:instrText>
+      </w:r>
+      <w:r>
+        <w:rPr>
+          <w:rFonts w:cs="Georgia"/>
+        </w:rPr>
+        <w:instrText>’</w:instrText>
+      </w:r>
+      <w:r>
+        <w:instrText xml:space="preserve"> adoption of farming practices that can contribute to the SI of maize production. We group households into four categories based on their use of three soil fertility management practices on their maize plots: “Nonadoption”; “Intensification” (use of inorganic fertilizer only); “Sustainable” (use of organic fertilizer, maize–legume intercropping, or both); and “SI” (joint use of inorganic fertilizer with organic fertilizer and/or maize–legume intercropping). The results from multinomial endogenous treatment effects models with the Mundlak–Chamberlain device suggest that use of practices in the “SI” category is associated with improvements in children's height</w:instrText>
+      </w:r>
+      <w:r>
+        <w:rPr>
+          <w:rFonts w:ascii="Cambria Math" w:hAnsi="Cambria Math" w:cs="Cambria Math"/>
+        </w:rPr>
+        <w:instrText>‐</w:instrText>
+      </w:r>
+      <w:r>
+        <w:instrText>for</w:instrText>
+      </w:r>
+      <w:r>
+        <w:rPr>
+          <w:rFonts w:ascii="Cambria Math" w:hAnsi="Cambria Math" w:cs="Cambria Math"/>
+        </w:rPr>
+        <w:instrText>‐</w:instrText>
+      </w:r>
+      <w:r>
+        <w:instrText>age and weight</w:instrText>
+      </w:r>
+      <w:r>
+        <w:rPr>
+          <w:rFonts w:ascii="Cambria Math" w:hAnsi="Cambria Math" w:cs="Cambria Math"/>
+        </w:rPr>
+        <w:instrText>‐</w:instrText>
+      </w:r>
+      <w:r>
+        <w:instrText>for</w:instrText>
+      </w:r>
+      <w:r>
+        <w:rPr>
+          <w:rFonts w:ascii="Cambria Math" w:hAnsi="Cambria Math" w:cs="Cambria Math"/>
+        </w:rPr>
+        <w:instrText>‐</w:instrText>
+      </w:r>
+      <w:r>
+        <w:instrText>age z</w:instrText>
+      </w:r>
+      <w:r>
+        <w:rPr>
+          <w:rFonts w:ascii="Cambria Math" w:hAnsi="Cambria Math" w:cs="Cambria Math"/>
+        </w:rPr>
+        <w:instrText>‐</w:instrText>
+      </w:r>
+      <w:r>
+        <w:instrText xml:space="preserve">scores relative to </w:instrText>
+      </w:r>
+      <w:r>
+        <w:rPr>
+          <w:rFonts w:cs="Georgia"/>
+        </w:rPr>
+        <w:instrText>“</w:instrText>
+      </w:r>
+      <w:r>
+        <w:instrText>Nonadoption,</w:instrText>
+      </w:r>
+      <w:r>
+        <w:rPr>
+          <w:rFonts w:cs="Georgia"/>
+        </w:rPr>
+        <w:instrText>”</w:instrText>
+      </w:r>
+      <w:r>
+        <w:instrText xml:space="preserve"> particularly for children aged 25</w:instrText>
+      </w:r>
+      <w:r>
+        <w:rPr>
+          <w:rFonts w:cs="Georgia"/>
+        </w:rPr>
+        <w:instrText>–</w:instrText>
+      </w:r>
+      <w:r>
+        <w:instrText xml:space="preserve">59 months. These effects appear to come through improvements in both crop income and productivity.","container-title":"Agricultural Economics","DOI":"10.1111/agec.12520","ISSN":"0169-5150, 1574-0862","issue":"6","journalAbbreviation":"Agricultural Economics","language":"en","page":"723-734","source":"DOI.org (Crossref)","title":"Does sustainable intensification of maize production enhance child nutrition? Evidence from rural Tanzania","title-short":"Does sustainable intensification of maize production enhance child nutrition?","volume":"50","author":[{"family":"Kim","given":"Jongwoo"},{"family":"Mason","given":"Nicole M."},{"family":"Snapp","given":"Sieglinde"},{"family":"Wu","given":"Felicia"}],"issued":{"date-parts":[["2019",11]]},"citation-key":"kimDoesSustainableIntensification2019"}}],"schema":"https://github.com/citation-style-language/schema/raw/master/csl-citation.json"} </w:instrText>
+      </w:r>
+      <w:r>
+        <w:fldChar w:fldCharType="separate"/>
+      </w:r>
+      <w:r>
+        <w:t>Kim et al. (2019)</w:t>
+      </w:r>
+      <w:r>
+        <w:fldChar w:fldCharType="end"/>
+      </w:r>
+      <w:r>
+        <w:t xml:space="preserve"> found that the combined use of inorganic fertilizer with maize-legume intercropping was associated with improved child nutrition in Tanzania, reinforcing the importance of integrating inorganic fertilizer into intercropping systems. </w:t>
+      </w:r>
+      <w:r>
+        <w:fldChar w:fldCharType="begin"/>
+      </w:r>
+      <w:r>
+        <w:instrText xml:space="preserve"> ADDIN ZOTERO_ITEM CSL_CITATION {"citationID":"z6iG1fue","properties":{"custom":"Azzarri et al. (2022)","formattedCitation":"Azzarri et al. (2022)","plainCitation":"Azzarri et al. (2022)","noteIndex":0},"citationItems":[{"id":1924,"uris":["http://zotero.org/groups/5881550/items/DE5ZKIHK"],"itemData":{"id":1924,"type":"article-journal","abstract":"We examine the association between on-farm production diversity on household dietary diversity in Malawi using microdata collected as part of an environmentally sustainable agricultural intensification program. The program primarily focuses on the integration of legumes into the cropping system through maize-legume intercropping and legume-legume intercropping. Relative to staple cereals such as maize, legumes are rich in micronutrients, contain better-quality protein, and lead to nitrogen fixation. Given the systematic difference we document between program beneficiaries and randomly sampled non-beneficiary (control) households, we employ causal instrumental variables mediation analysis to account for non-random selection and possible simultaneity between production and consumption decisions. We find a significant positive treatment effect on dietary diversity, led by an increase in production diversity. Analysis of potential pathways show that effects on dietary diversity stem mostly from consumption of diverse food items purchased from the market made possible through higher agricultural income. These findings highlight that, while increasing production for markets can enhance dietary diversity through higher income that would make affordable an expanded set of food items, the production of more nutritious crops such as pulses may not necessarily translate into greater own consumption. This may be due to the persistence of dietary habits, tastes, or other local factors that favor consumption of staples such as maize and encourage sales of more profitable and nutritious food items such as pulses. Pulses are a more affordable and environmentally sustainable source of protein than animal source food, and efforts should be made to enhance their nutritional awareness and contribution to sustainable food systems and healthier diets.","container-title":"PLOS ONE","DOI":"10.1371/journal.pone.0265947","ISSN":"1932-6203","issue":"3","journalAbbreviation":"PLoS ONE","language":"en","page":"e0265947","source":"DOI.org (Crossref)","title":"Plant different, eat different? Insights from participatory agricultural research","title-short":"Plant different, eat different?","volume":"17","author":[{"family":"Azzarri","given":"Carlo"},{"family":"Haile","given":"Beliyou"},{"family":"Letta","given":"Marco"}],"editor":[{"family":"Kruseman","given":"Gideon"}],"issued":{"date-parts":[["2022",3,25]]},"citation-key":"azzarriPlantDifferentEat2022"}}],"schema":"https://github.com/citation-style-language/schema/raw/master/csl-citation.json"} </w:instrText>
+      </w:r>
+      <w:r>
+        <w:fldChar w:fldCharType="separate"/>
+      </w:r>
+      <w:r>
+        <w:t>Azzarri et al. (2022)</w:t>
+      </w:r>
+      <w:r>
+        <w:fldChar w:fldCharType="end"/>
+      </w:r>
+      <w:r>
+        <w:t xml:space="preserve"> evaluated an agricultural intensification program integrating pulses into maize production systems in Malawi and found positive impacts on dietary diversity, primarily driven by increased income from maize production. However, in another study from Tanzania, </w:t>
+      </w:r>
+      <w:r>
+        <w:fldChar w:fldCharType="begin"/>
+      </w:r>
+      <w:r>
+        <w:instrText xml:space="preserve"> ADDIN ZOTERO_ITEM CSL_CITATION {"citationID":"qQZTcV69","properties":{"custom":"Santalucia and Sibhatu (2024)","formattedCitation":"Santalucia and Sibhatu (2024)","plainCitation":"Santalucia and Sibhatu (2024)","noteIndex":0},"citationItems":[{"id":1903,"uris":["http://zotero.org/groups/5881550/items/5XXZIV5X"],"itemData":{"id":1903,"type":"article-journal","abstract":"Climate-smart agricultural (CSA) practices are increasingly being promoted as nature-based solutions to improve the livelihoods of smallholder farm households amid a sharp increase in climate-change anomalies. However, the extent to which CSA practices contribute to smallholder food security and dietary diversity remains unclear. In this study, we use panel and nationally representative data from Tanzania to examine the association between two climate-smart agricultural practices, namely, improved maize varieties and maize-legume intercropping, and food security in smallholder farm households. We use maize yield per acre, adult-equivalent food expenditure, and household dietary diversity scores to measure household food security, representing three of the four food security pillars: availability, access, and utilization. We also examine the complementarity and potential advantages of combining improved maize seeds with fertilizers. Using standard panel data estimation approaches, we find a positive association between the adoption of improved maize varieties and maize-legume intercropping and an increase in food production measured through higher crop productivity. However, we do not find a corresponding improvement in household dietary diversity or increased food expenditure, despite the higher crop production. Several factors might explain this outcome, including the challenges faced by farmers in accessing markets to sell surplus produce, the influence of established dietary habits, gender issues, and other local factors that promote the consumption of cereal-based foods such as maize. Our findings suggest that CSA practices may help improve food production and availability, but more effort is needed to translate increased food production into improved dietary diversity and better food security among smallholder farmers in sub-Saharan Africa. [EconLit Citations: C23, D12, D13, D24, Q12, Q16, Q18, Q54]. © 2023 The Authors. Agribusiness published by Wiley Periodicals LLC.","container-title":"Agribusiness","DOI":"10.1002/agr.21892","ISSN":"0742-4477","issue":"2","journalAbbreviation":"Agribusiness","language":"English","note":"publisher: John Wiley and Sons Inc","page":"513-533","source":"Scopus","title":"Nourishing the farms, nourishing the plates: Association of climate-smart agricultural practices with household dietary diversity and food security in smallholders","title-short":"Nourishing the farms, nourishing the plates","volume":"40","author":[{"family":"Santalucia","given":"Simone"},{"family":"Sibhatu","given":"Kibrom T."}],"issued":{"date-parts":[["2024"]]},"citation-key":"santaluciaNourishingFarmsNourishing2024"}}],"schema":"https://github.com/citation-style-language/schema/raw/master/csl-citation.json"} </w:instrText>
+      </w:r>
+      <w:r>
+        <w:fldChar w:fldCharType="separate"/>
+      </w:r>
+      <w:r>
+        <w:t>Santalucia and Sibhatu (2024)</w:t>
+      </w:r>
+      <w:r>
+        <w:fldChar w:fldCharType="end"/>
+      </w:r>
+      <w:r>
+        <w:t xml:space="preserve"> found that despite improvements in maize yields, there was no evidence of impact on dietary diversity or food expenditure, highlighting the complexity of translating agricultural productivity gains into nutrition outcomes.</w:t>
+      </w:r>
+    </w:p>
+    <w:p>
+      <w:r>
+        <w:t>This paper contributes to the literature by examining how gender dynamics influence the adoption and effectiveness of legume-based agroecological intensification practices for food security outcomes among maize-producing smallholder farmers.</w:t>
+      </w:r>
+      <w:r>
+        <w:t xml:space="preserve"> Furthermore, we analyze the heterogeneous effects of maize-legume diversification on food security across varying household contexts, specifically examining differences by off-farm income, household wealth, production diversity, and inorganic fertilizer application.</w:t>
       </w:r>
       <w:r>
         <w:t xml:space="preserve"> </w:t>
       </w:r>
-      <w:r>
-        <w:fldChar w:fldCharType="begin"/>
-      </w:r>
-      <w:r>
-        <w:instrText xml:space="preserve"> ADDIN ZOTERO_ITEM CSL_CITATION {"citationID":"KeKcQ7A6","properties":{"custom":"Osewe et al. (2023)","formattedCitation":"Osewe et al. (2023)","plainCitation":"Osewe et al. (2023)","noteIndex":0},"citationItems":[{"id":1908,"uris":["http://zotero.org/groups/5881550/items/RJE3N9JC"],"itemData":{"id":1908,"type":"article-journal","container-title":"Global Food Security","DOI":"10.1016/j.gfs.2023.100724","ISSN":"22119124","journalAbbreviation":"Global Food Security","language":"en","page":"100724","source":"DOI.org (Crossref)","title":"Sustainable intensification and food security: A panel data assessment of the smallholder maize farmers in Uganda","title-short":"Sustainable intensification and food security","volume":"39","author":[{"family":"Osewe","given":"Maurice"},{"family":"Aijun","given":"Liu"},{"family":"Jiqin","given":"Han"}],"issued":{"date-parts":[["2023",12]]},"citation-key":"oseweSustainableIntensificationFood2023a"}}],"schema":"https://github.com/citation-style-language/schema/raw/master/csl-citation.json"} </w:instrText>
-      </w:r>
-      <w:r>
-        <w:fldChar w:fldCharType="separate"/>
-      </w:r>
-      <w:r>
-        <w:t>Osewe et al. (2023)</w:t>
-      </w:r>
-      <w:r>
-        <w:fldChar w:fldCharType="end"/>
-      </w:r>
-      <w:r>
-        <w:t>,</w:t>
-      </w:r>
-      <w:r>
-        <w:t xml:space="preserve"> using Uganda National Panel Survey data, demonstrated that the joint use of inorganic fertilizer and maize-legume intercropping significantly improves household food security, while maize-legume intercropping alone had negative effects on food security, underscoring the necessity of complementing intercropping with inorganic inputs. Similarly, </w:t>
-      </w:r>
-      <w:r>
-        <w:fldChar w:fldCharType="begin"/>
-      </w:r>
-      <w:r>
-        <w:instrText xml:space="preserve"> ADDIN ZOTERO_ITEM CSL_CITATION {"citationID":"cEoSK0l6","properties":{"custom":"Kim et al. (2019)","formattedCitation":"Kim et al. (2019)","plainCitation":"Kim et al. (2019)","noteIndex":0},"citationItems":[{"id":1926,"uris":["http://zotero.org/groups/5881550/items/KRVC27ZT"],"itemData":{"id":1926,"type":"article-journal","abstract":"Abstract\n            Food insecurity, child malnutrition, and land degradation remain persistent problems in sub</w:instrText>
-      </w:r>
-      <w:r>
-        <w:rPr>
-          <w:rFonts w:ascii="Cambria Math" w:hAnsi="Cambria Math" w:cs="Cambria Math"/>
-        </w:rPr>
-        <w:instrText>‐</w:instrText>
-      </w:r>
-      <w:r>
-        <w:instrText>Saharan Africa. Agricultural sustainable intensification (SI) has been proposed as a possible solution to simultaneously address these challenges. Yet there is little empirical evidence on if agricultural management practices and inputs that contribute to SI from an environmental standpoint do indeed improve food security or child nutrition. We use three waves of data from the nationally</w:instrText>
-      </w:r>
-      <w:r>
-        <w:rPr>
-          <w:rFonts w:ascii="Cambria Math" w:hAnsi="Cambria Math" w:cs="Cambria Math"/>
-        </w:rPr>
-        <w:instrText>‐</w:instrText>
-      </w:r>
-      <w:r>
-        <w:instrText>representative Tanzania National Panel Survey to analyze the child nutrition effects of rural households</w:instrText>
-      </w:r>
-      <w:r>
-        <w:rPr>
-          <w:rFonts w:cs="Georgia"/>
-        </w:rPr>
-        <w:instrText>’</w:instrText>
-      </w:r>
-      <w:r>
-        <w:instrText xml:space="preserve"> adoption of farming practices that can contribute to the SI of maize production. We group households into four categories based on their use of three soil fertility management practices on their maize plots: “Nonadoption”; “Intensification” (use of inorganic fertilizer only); “Sustainable” (use of organic fertilizer, maize–legume intercropping, or both); and “SI” (joint use of inorganic fertilizer with organic fertilizer and/or maize–legume intercropping). The results from multinomial endogenous treatment effects models with the Mundlak–Chamberlain device suggest that use of practices in the “SI” category is associated with improvements in children's height</w:instrText>
-      </w:r>
-      <w:r>
-        <w:rPr>
-          <w:rFonts w:ascii="Cambria Math" w:hAnsi="Cambria Math" w:cs="Cambria Math"/>
-        </w:rPr>
-        <w:instrText>‐</w:instrText>
-      </w:r>
-      <w:r>
-        <w:instrText>for</w:instrText>
-      </w:r>
-      <w:r>
-        <w:rPr>
-          <w:rFonts w:ascii="Cambria Math" w:hAnsi="Cambria Math" w:cs="Cambria Math"/>
-        </w:rPr>
-        <w:instrText>‐</w:instrText>
-      </w:r>
-      <w:r>
-        <w:instrText>age and weight</w:instrText>
-      </w:r>
-      <w:r>
-        <w:rPr>
-          <w:rFonts w:ascii="Cambria Math" w:hAnsi="Cambria Math" w:cs="Cambria Math"/>
-        </w:rPr>
-        <w:instrText>‐</w:instrText>
-      </w:r>
-      <w:r>
-        <w:instrText>for</w:instrText>
-      </w:r>
-      <w:r>
-        <w:rPr>
-          <w:rFonts w:ascii="Cambria Math" w:hAnsi="Cambria Math" w:cs="Cambria Math"/>
-        </w:rPr>
-        <w:instrText>‐</w:instrText>
-      </w:r>
-      <w:r>
-        <w:instrText>age z</w:instrText>
-      </w:r>
-      <w:r>
-        <w:rPr>
-          <w:rFonts w:ascii="Cambria Math" w:hAnsi="Cambria Math" w:cs="Cambria Math"/>
-        </w:rPr>
-        <w:instrText>‐</w:instrText>
-      </w:r>
-      <w:r>
-        <w:instrText xml:space="preserve">scores relative to </w:instrText>
-      </w:r>
-      <w:r>
-        <w:rPr>
-          <w:rFonts w:cs="Georgia"/>
-        </w:rPr>
-        <w:instrText>“</w:instrText>
-      </w:r>
-      <w:r>
-        <w:instrText>Nonadoption,</w:instrText>
-      </w:r>
-      <w:r>
-        <w:rPr>
-          <w:rFonts w:cs="Georgia"/>
-        </w:rPr>
-        <w:instrText>”</w:instrText>
-      </w:r>
-      <w:r>
-        <w:instrText xml:space="preserve"> particularly for children aged 25</w:instrText>
-      </w:r>
-      <w:r>
-        <w:rPr>
-          <w:rFonts w:cs="Georgia"/>
-        </w:rPr>
-        <w:instrText>–</w:instrText>
-      </w:r>
-      <w:r>
-        <w:instrText xml:space="preserve">59 months. These effects appear to come through improvements in both crop income and productivity.","container-title":"Agricultural Economics","DOI":"10.1111/agec.12520","ISSN":"0169-5150, 1574-0862","issue":"6","journalAbbreviation":"Agricultural Economics","language":"en","page":"723-734","source":"DOI.org (Crossref)","title":"Does sustainable intensification of maize production enhance child nutrition? Evidence from rural Tanzania","title-short":"Does sustainable intensification of maize production enhance child nutrition?","volume":"50","author":[{"family":"Kim","given":"Jongwoo"},{"family":"Mason","given":"Nicole M."},{"family":"Snapp","given":"Sieglinde"},{"family":"Wu","given":"Felicia"}],"issued":{"date-parts":[["2019",11]]},"citation-key":"kimDoesSustainableIntensification2019"}}],"schema":"https://github.com/citation-style-language/schema/raw/master/csl-citation.json"} </w:instrText>
-      </w:r>
-      <w:r>
-        <w:fldChar w:fldCharType="separate"/>
-      </w:r>
-      <w:r>
-        <w:t>Kim et al. (2019)</w:t>
-      </w:r>
-      <w:r>
-        <w:fldChar w:fldCharType="end"/>
-      </w:r>
-      <w:r>
-        <w:t xml:space="preserve"> </w:t>
-      </w:r>
-      <w:r>
-        <w:t xml:space="preserve">found that the combined use of inorganic fertilizer with maize-legume intercropping was associated with improved child nutrition in Tanzania, reinforcing the importance of integrating inorganic fertilizer into intercropping systems. </w:t>
-      </w:r>
-      <w:r>
-        <w:fldChar w:fldCharType="begin"/>
-      </w:r>
-      <w:r>
-        <w:instrText xml:space="preserve"> ADDIN ZOTERO_ITEM CSL_CITATION {"citationID":"z6iG1fue","properties":{"custom":"Azzarri et al. (2022)","formattedCitation":"Azzarri et al. (2022)","plainCitation":"Azzarri et al. (2022)","noteIndex":0},"citationItems":[{"id":1924,"uris":["http://zotero.org/groups/5881550/items/DE5ZKIHK"],"itemData":{"id":1924,"type":"article-journal","abstract":"We examine the association between on-farm production diversity on household dietary diversity in Malawi using microdata collected as part of an environmentally sustainable agricultural intensification program. The program primarily focuses on the integration of legumes into the cropping system through maize-legume intercropping and legume-legume intercropping. Relative to staple cereals such as maize, legumes are rich in micronutrients, contain better-quality protein, and lead to nitrogen fixation. Given the systematic difference we document between program beneficiaries and randomly sampled non-beneficiary (control) households, we employ causal instrumental variables mediation analysis to account for non-random selection and possible simultaneity between production and consumption decisions. We find a significant positive treatment effect on dietary diversity, led by an increase in production diversity. Analysis of potential pathways show that effects on dietary diversity stem mostly from consumption of diverse food items purchased from the market made possible through higher agricultural income. These findings highlight that, while increasing production for markets can enhance dietary diversity through higher income that would make affordable an expanded set of food items, the production of more nutritious crops such as pulses may not necessarily translate into greater own consumption. This may be due to the persistence of dietary habits, tastes, or other local factors that favor consumption of staples such as maize and encourage sales of more profitable and nutritious food items such as pulses. Pulses are a more affordable and environmentally sustainable source of protein than animal source food, and efforts should be made to enhance their nutritional awareness and contribution to sustainable food systems and healthier diets.","container-title":"PLOS ONE","DOI":"10.1371/journal.pone.0265947","ISSN":"1932-6203","issue":"3","journalAbbreviation":"PLoS ONE","language":"en","page":"e0265947","source":"DOI.org (Crossref)","title":"Plant different, eat different? Insights from participatory agricultural research","title-short":"Plant different, eat different?","volume":"17","author":[{"family":"Azzarri","given":"Carlo"},{"family":"Haile","given":"Beliyou"},{"family":"Letta","given":"Marco"}],"editor":[{"family":"Kruseman","given":"Gideon"}],"issued":{"date-parts":[["2022",3,25]]},"citation-key":"azzarriPlantDifferentEat2022"}}],"schema":"https://github.com/citation-style-language/schema/raw/master/csl-citation.json"} </w:instrText>
-      </w:r>
-      <w:r>
-        <w:fldChar w:fldCharType="separate"/>
-      </w:r>
-      <w:r>
-        <w:t>Azzarri et al. (2022)</w:t>
-      </w:r>
-      <w:r>
-        <w:fldChar w:fldCharType="end"/>
-      </w:r>
-      <w:r>
-        <w:t xml:space="preserve"> evaluated an agricultural intensification program integrating pulses into maize production systems in Malawi and found positive impacts on dietary diversity, primarily driven by increased income from maize production. However, </w:t>
-      </w:r>
-      <w:r>
-        <w:t>in</w:t>
-      </w:r>
-      <w:r>
-        <w:t xml:space="preserve"> another study</w:t>
-      </w:r>
-      <w:r>
-        <w:t xml:space="preserve"> from Tanzania</w:t>
-      </w:r>
-      <w:r>
-        <w:t xml:space="preserve">, </w:t>
-      </w:r>
-      <w:r>
-        <w:fldChar w:fldCharType="begin"/>
-      </w:r>
-      <w:r>
-        <w:instrText xml:space="preserve"> ADDIN ZOTERO_ITEM CSL_CITATION {"citationID":"qQZTcV69","properties":{"custom":"Santalucia and Sibhatu (2024)","formattedCitation":"Santalucia and Sibhatu (2024)","plainCitation":"Santalucia and Sibhatu (2024)","noteIndex":0},"citationItems":[{"id":1903,"uris":["http://zotero.org/groups/5881550/items/5XXZIV5X"],"itemData":{"id":1903,"type":"article-journal","abstract":"Climate-smart agricultural (CSA) practices are increasingly being promoted as nature-based solutions to improve the livelihoods of smallholder farm households amid a sharp increase in climate-change anomalies. However, the extent to which CSA practices contribute to smallholder food security and dietary diversity remains unclear. In this study, we use panel and nationally representative data from Tanzania to examine the association between two climate-smart agricultural practices, namely, improved maize varieties and maize-legume intercropping, and food security in smallholder farm households. We use maize yield per acre, adult-equivalent food expenditure, and household dietary diversity scores to measure household food security, representing three of the four food security pillars: availability, access, and utilization. We also examine the complementarity and potential advantages of combining improved maize seeds with fertilizers. Using standard panel data estimation approaches, we find a positive association between the adoption of improved maize varieties and maize-legume intercropping and an increase in food production measured through higher crop productivity. However, we do not find a corresponding improvement in household dietary diversity or increased food expenditure, despite the higher crop production. Several factors might explain this outcome, including the challenges faced by farmers in accessing markets to sell surplus produce, the influence of established dietary habits, gender issues, and other local factors that promote the consumption of cereal-based foods such as maize. Our findings suggest that CSA practices may help improve food production and availability, but more effort is needed to translate increased food production into improved dietary diversity and better food security among smallholder farmers in sub-Saharan Africa. [EconLit Citations: C23, D12, D13, D24, Q12, Q16, Q18, Q54]. © 2023 The Authors. Agribusiness published by Wiley Periodicals LLC.","container-title":"Agribusiness","DOI":"10.1002/agr.21892","ISSN":"0742-4477","issue":"2","journalAbbreviation":"Agribusiness","language":"English","note":"publisher: John Wiley and Sons Inc","page":"513-533","source":"Scopus","title":"Nourishing the farms, nourishing the plates: Association of climate-smart agricultural practices with household dietary diversity and food security in smallholders","title-short":"Nourishing the farms, nourishing the plates","volume":"40","author":[{"family":"Santalucia","given":"Simone"},{"family":"Sibhatu","given":"Kibrom T."}],"issued":{"date-parts":[["2024"]]},"citation-key":"santaluciaNourishingFarmsNourishing2024"}}],"schema":"https://github.com/citation-style-language/schema/raw/master/csl-citation.json"} </w:instrText>
-      </w:r>
-      <w:r>
-        <w:fldChar w:fldCharType="separate"/>
-      </w:r>
-      <w:r>
-        <w:t>Santalucia and Sibhatu (2024)</w:t>
-      </w:r>
-      <w:r>
-        <w:fldChar w:fldCharType="end"/>
-      </w:r>
-      <w:r>
-        <w:t xml:space="preserve"> </w:t>
-      </w:r>
-      <w:r>
-        <w:t>found that despite improvements in maize yields, there was no evidence of impact on dietary diversity or food expenditure, highlighting the complexity of translating agricultural productivity gains into nutrition outcomes.</w:t>
-      </w:r>
-    </w:p>
-    <w:p>
-      <w:r>
-        <w:t>This paper contributes to the literature by examining how gender dynamics influence the adoption and effectiveness of legume-based agroecological intensification practices for food security outcomes among maize-producing smallholder farmers.</w:t>
-      </w:r>
-      <w:r>
-        <w:t xml:space="preserve"> </w:t>
-      </w:r>
-      <w:r>
-        <w:t>Furthermore, we analyze the heterogeneous effects of maize-legume diversification on food security across varying household contexts, specifically examining differences by off-farm income, household wealth, production diversity</w:t>
-      </w:r>
-      <w:r>
-        <w:t>, and inorganic fertilizer application</w:t>
-      </w:r>
-      <w:r>
-        <w:t>.</w:t>
-      </w:r>
-      <w:r>
-        <w:t xml:space="preserve"> </w:t>
-      </w:r>
-    </w:p>
-    <w:p/>
-    <w:p>
-      <w:r>
-        <w:t xml:space="preserve"> </w:t>
+    </w:p>
+    <w:p>
+      <w:r>
+        <w:rPr>
+          <w:highlight w:val="yellow"/>
+        </w:rPr>
+        <w:t>ROAD MAP</w:t>
       </w:r>
     </w:p>
     <w:p>
@@ -827,25 +769,439 @@
         <w:pStyle w:val="Heading1"/>
       </w:pPr>
       <w:r>
-        <w:t>Data and methods</w:t>
-      </w:r>
-    </w:p>
-    <w:p>
-      <w:r>
-        <w:t>Study Area</w:t>
+        <w:t>Background</w:t>
       </w:r>
     </w:p>
     <w:p/>
     <w:p/>
+    <w:p/>
+    <w:p>
+      <w:r>
+        <w:t xml:space="preserve"> </w:t>
+      </w:r>
+    </w:p>
     <w:p>
       <w:pPr>
         <w:pStyle w:val="Heading1"/>
       </w:pPr>
       <w:r>
+        <w:t>Data and methods</w:t>
+      </w:r>
+    </w:p>
+    <w:p>
+      <w:pPr>
+        <w:pStyle w:val="Heading2"/>
+      </w:pPr>
+      <w:r>
+        <w:t>Data</w:t>
+      </w:r>
+    </w:p>
+    <w:p>
+      <w:r>
+        <w:t xml:space="preserve">We employ the World Bank's Living Standards Measurement Study (LSMS) datasets from three sub-Saharan African countries. The data comprise waves 4 and 5 of the Ethiopia Socioeconomic Survey (ESS), four waves of the Integrated Household Panel Survey (IHPS) from Malawi, and the most recent two waves of the Tanzania National Panel Survey (NPS). </w:t>
+      </w:r>
+      <w:r>
+        <w:t xml:space="preserve"> </w:t>
+      </w:r>
+      <w:r>
+        <w:fldChar w:fldCharType="begin"/>
+      </w:r>
+      <w:r>
+        <w:instrText xml:space="preserve"> REF _Ref209686845 \h </w:instrText>
+      </w:r>
+      <w:r>
+        <w:fldChar w:fldCharType="separate"/>
+      </w:r>
+      <w:r>
+        <w:rPr>
+          <w:i/>
+          <w:iCs/>
+        </w:rPr>
+        <w:t>Figure 1</w:t>
+      </w:r>
+      <w:r>
+        <w:fldChar w:fldCharType="end"/>
+      </w:r>
+      <w:r>
+        <w:t xml:space="preserve"> </w:t>
+      </w:r>
+      <w:r>
+        <w:t>illustrates the survey timelines across the three study countries. The two most recent rounds of the Tanzanian NPS constitute refresh panels. ESS4 represents a new panel that is not a continuation of earlier ESS rounds, while ESS5 constitutes the second wave of the panel initiated with ESS4.</w:t>
+      </w:r>
+      <w:r>
+        <w:t xml:space="preserve"> </w:t>
+      </w:r>
+      <w:r>
+        <w:t>We refer to both row datasets from LSMS data catalog and to the harmonized panel</w:t>
+      </w:r>
+      <w:r>
+        <w:t xml:space="preserve"> (HP)</w:t>
+      </w:r>
+      <w:r>
+        <w:t xml:space="preserve"> dataset made available by </w:t>
+      </w:r>
+      <w:r>
+        <w:fldChar w:fldCharType="begin"/>
+      </w:r>
+      <w:r>
+        <w:instrText xml:space="preserve"> ADDIN ZOTERO_ITEM CSL_CITATION {"citationID":"AJEgyV96","properties":{"custom":"Bentze and Wollburg (2024)","formattedCitation":"Bentze and Wollburg (2024)","plainCitation":"Bentze and Wollburg (2024)","noteIndex":0},"citationItems":[{"id":2111,"uris":["http://zotero.org/groups/5881550/items/DYPBP5RU"],"itemData":{"id":2111,"type":"document","abstract":"A Longitudinal Cross-Country Dataset on Agricultural Productivity and Welfare in Sub-Saharan Africa (English)","language":"en","publisher":"World Bank Group","title":"A Longitudinal Cross-Country Dataset on Agricultural Productivity and Welfare in Sub-Saharan Africa","URL":"http://documents.worldbank.org/curated/en/099422411182437399","author":[{"family":"Bentze","given":"Thomas Patrick"},{"family":"Wollburg","given":"Philip Randolp"}],"accessed":{"date-parts":[["2025",9,25]]},"issued":{"date-parts":[["2024",11,18]]},"citation-key":"bentzeLongitudinalCrossCountryDataset2024"}}],"schema":"https://github.com/citation-style-language/schema/raw/master/csl-citation.json"} </w:instrText>
+      </w:r>
+      <w:r>
+        <w:fldChar w:fldCharType="separate"/>
+      </w:r>
+      <w:r>
+        <w:t>Bentze and Wollburg (2024)</w:t>
+      </w:r>
+      <w:r>
+        <w:fldChar w:fldCharType="end"/>
+      </w:r>
+      <w:r>
+        <w:t xml:space="preserve">. </w:t>
+      </w:r>
+      <w:r>
+        <w:t>Our analyses only include those farmers who have at least one agricultural plot that is mainly cultivated for maize production</w:t>
+      </w:r>
+      <w:r>
+        <w:rPr>
+          <w:rStyle w:val="FootnoteReference"/>
+        </w:rPr>
+        <w:footnoteReference w:id="2"/>
+      </w:r>
+      <w:r>
+        <w:t>.</w:t>
+      </w:r>
+    </w:p>
+    <w:p>
+      <w:pPr>
+        <w:pStyle w:val="Caption"/>
+        <w:keepNext/>
+        <w:rPr>
+          <w:i w:val="0"/>
+          <w:iCs w:val="0"/>
+          <w:sz w:val="20"/>
+          <w:szCs w:val="20"/>
+        </w:rPr>
+      </w:pPr>
+      <w:bookmarkStart w:id="0" w:name="_Ref209686845"/>
+      <w:r>
+        <w:rPr>
+          <w:i w:val="0"/>
+          <w:iCs w:val="0"/>
+          <w:sz w:val="20"/>
+          <w:szCs w:val="20"/>
+        </w:rPr>
+        <w:t xml:space="preserve">Figure </w:t>
+      </w:r>
+      <w:r>
+        <w:rPr>
+          <w:i w:val="0"/>
+          <w:iCs w:val="0"/>
+          <w:sz w:val="20"/>
+          <w:szCs w:val="20"/>
+        </w:rPr>
+        <w:fldChar w:fldCharType="begin"/>
+      </w:r>
+      <w:r>
+        <w:rPr>
+          <w:i w:val="0"/>
+          <w:iCs w:val="0"/>
+          <w:sz w:val="20"/>
+          <w:szCs w:val="20"/>
+        </w:rPr>
+        <w:instrText xml:space="preserve"> SEQ Figure \* ARABIC </w:instrText>
+      </w:r>
+      <w:r>
+        <w:rPr>
+          <w:i w:val="0"/>
+          <w:iCs w:val="0"/>
+          <w:sz w:val="20"/>
+          <w:szCs w:val="20"/>
+        </w:rPr>
+        <w:fldChar w:fldCharType="separate"/>
+      </w:r>
+      <w:r>
+        <w:rPr>
+          <w:i w:val="0"/>
+          <w:iCs w:val="0"/>
+          <w:sz w:val="20"/>
+          <w:szCs w:val="20"/>
+        </w:rPr>
+        <w:t>1</w:t>
+      </w:r>
+      <w:r>
+        <w:rPr>
+          <w:i w:val="0"/>
+          <w:iCs w:val="0"/>
+          <w:sz w:val="20"/>
+          <w:szCs w:val="20"/>
+        </w:rPr>
+        <w:fldChar w:fldCharType="end"/>
+      </w:r>
+      <w:bookmarkEnd w:id="0"/>
+      <w:r>
+        <w:rPr>
+          <w:i w:val="0"/>
+          <w:iCs w:val="0"/>
+          <w:sz w:val="20"/>
+          <w:szCs w:val="20"/>
+        </w:rPr>
+        <w:t>. Timeline of the employed LSMS datasets</w:t>
+      </w:r>
+    </w:p>
+    <w:p>
+      <w:r>
+        <w:rPr>
+          <w:noProof/>
+        </w:rPr>
+        <w:drawing>
+          <wp:inline distT="0" distB="0" distL="0" distR="0" wp14:anchorId="2D7C878F" wp14:editId="3582C455">
+            <wp:extent cx="5731510" cy="2005965"/>
+            <wp:effectExtent l="0" t="0" r="2540" b="0"/>
+            <wp:docPr id="1225404390" name="Picture 4" descr="A screenshot of a graph&#10;&#10;AI-generated content may be incorrect."/>
+            <wp:cNvGraphicFramePr>
+              <a:graphicFrameLocks xmlns:a="http://schemas.openxmlformats.org/drawingml/2006/main" noChangeAspect="1"/>
+            </wp:cNvGraphicFramePr>
+            <a:graphic xmlns:a="http://schemas.openxmlformats.org/drawingml/2006/main">
+              <a:graphicData uri="http://schemas.openxmlformats.org/drawingml/2006/picture">
+                <pic:pic xmlns:pic="http://schemas.openxmlformats.org/drawingml/2006/picture">
+                  <pic:nvPicPr>
+                    <pic:cNvPr id="1225404390" name="Picture 4" descr="A screenshot of a graph&#10;&#10;AI-generated content may be incorrect."/>
+                    <pic:cNvPicPr/>
+                  </pic:nvPicPr>
+                  <pic:blipFill>
+                    <a:blip r:embed="rId8" cstate="print">
+                      <a:extLst>
+                        <a:ext uri="{28A0092B-C50C-407E-A947-70E740481C1C}">
+                          <a14:useLocalDpi xmlns:a14="http://schemas.microsoft.com/office/drawing/2010/main" val="0"/>
+                        </a:ext>
+                      </a:extLst>
+                    </a:blip>
+                    <a:stretch>
+                      <a:fillRect/>
+                    </a:stretch>
+                  </pic:blipFill>
+                  <pic:spPr>
+                    <a:xfrm>
+                      <a:off x="0" y="0"/>
+                      <a:ext cx="5731510" cy="2005965"/>
+                    </a:xfrm>
+                    <a:prstGeom prst="rect">
+                      <a:avLst/>
+                    </a:prstGeom>
+                  </pic:spPr>
+                </pic:pic>
+              </a:graphicData>
+            </a:graphic>
+          </wp:inline>
+        </w:drawing>
+      </w:r>
+    </w:p>
+    <w:p>
+      <w:r>
+        <w:t xml:space="preserve">Moreover, using the geocoordinates of the households, we supplement the data with historical rainfall data extracted from the Climate Hazards Group InfraRed Precipitation with Station data. This is a quasi-global rainfall dataset that incorporates 0.05° resolution satellite imagery with in-situ station data to create gridded precipitation data </w:t>
+      </w:r>
+      <w:r>
+        <w:fldChar w:fldCharType="begin"/>
+      </w:r>
+      <w:r>
+        <w:instrText xml:space="preserve"> ADDIN ZOTERO_ITEM CSL_CITATION {"citationID":"7F3janod","properties":{"formattedCitation":"(Funk et al., 2015)","plainCitation":"(Funk et al., 2015)","noteIndex":0},"citationItems":[{"id":733,"uris":["http://zotero.org/users/9412238/items/P9VWZCPN"],"itemData":{"id":733,"type":"article-journal","abstract":"The Climate Hazards group Infrared Precipitation with Stations (CHIRPS) dataset builds on previous approaches to 'smart' interpolation techniques and high resolution, long period of record precipitation estimates based on infrared Cold Cloud Duration (CCD) observations. The algorithm i) is built around a 0.05° climatology that incorporates satellite information to represent sparsely gauged locations, ii) incorporates daily, pentadal, and monthly 1981-present 0.05° CCD-based precipitation estimates, iii) blends station data to produce a preliminary information product with a latency of about 2 days and a final product with an average latency of about 3 weeks, and iv) uses a novel blending procedure incorporating the spatial correlation structure of CCD-estimates to assign interpolation weights. We present the CHIRPS algorithm, global and regional validation results, and show how CHIRPS can be used to quantify the hydrologic impacts of decreasing precipitation and rising air temperatures in the Greater Horn of Africa. Using the Variable Infiltration Capacity model, we show that CHIRPS can support effective hydrologic forecasts and trend analyses in southeastern Ethiopia.","container-title":"Scientific Data","DOI":"10.1038/sdata.2015.66","ISSN":"2052-4463","issue":"1","journalAbbreviation":"Sci Data","language":"eng","note":"publisher: Nature Publishing Group","page":"150066","title":"The climate hazards infrared precipitation with stations--a new environmental record for monitoring extremes","volume":"2","author":[{"family":"Funk","given":"Chris"},{"family":"Peterson","given":"Pete"},{"family":"Landsfeld","given":"Martin"},{"family":"Pedreros","given":"Diego"},{"family":"Verdin","given":"James"},{"family":"Shukla","given":"Shraddhanand"},{"family":"Husak","given":"Gregory"},{"family":"Rowland","given":"James"},{"family":"Harrison","given":"Laura"},{"family":"Hoell","given":"Andrew"},{"family":"Michaelsen","given":"Joel"}],"issued":{"date-parts":[["2015"]]},"citation-key":"funkClimateHazardsInfrared2015"}}],"schema":"https://github.com/citation-style-language/schema/raw/master/csl-citation.json"} </w:instrText>
+      </w:r>
+      <w:r>
+        <w:fldChar w:fldCharType="separate"/>
+      </w:r>
+      <w:r>
+        <w:t>(Funk et al., 2015)</w:t>
+      </w:r>
+      <w:r>
+        <w:fldChar w:fldCharType="end"/>
+      </w:r>
+      <w:r>
+        <w:t xml:space="preserve">. We extract annual rainfall data from 1990 to the survey year for each wave and calculate the historical average rainfall for this period. We also compute the difference between observed seasonal rainfall and the historical </w:t>
+      </w:r>
+      <w:r>
+        <w:lastRenderedPageBreak/>
+        <w:t>average to control for seasonal variation and historical rainfall patterns in our analyses.</w:t>
+      </w:r>
+      <w:r>
+        <w:t xml:space="preserve"> </w:t>
+      </w:r>
+    </w:p>
+    <w:p>
+      <w:pPr>
+        <w:pStyle w:val="Heading2"/>
+      </w:pPr>
+      <w:r>
+        <w:t>Variables and measure</w:t>
+      </w:r>
+      <w:r>
+        <w:t>ment</w:t>
+      </w:r>
+    </w:p>
+    <w:p>
+      <w:r>
+        <w:t>Given that legume-based intensification strategies encompass the integration of legumes into maize production systems through intercropping or crop rotation practices</w:t>
+      </w:r>
+      <w:r>
+        <w:t xml:space="preserve">, we measure legume-based intensification as </w:t>
+      </w:r>
+      <w:r>
+        <w:t xml:space="preserve">a binary variable indicating </w:t>
+      </w:r>
+      <w:r>
+        <w:t>the adoption of legume rotations, maize-legume intercropping, or both.</w:t>
+      </w:r>
+      <w:r>
+        <w:t xml:space="preserve"> </w:t>
+      </w:r>
+      <w:r>
+        <w:t>The prevalence of these practices varies across study countries: crop rotations with legumes are the predominant strategy in Ethiopia, maize-legume intercropping is more commonly adopted in Tanzania,</w:t>
+      </w:r>
+      <w:r>
+        <w:t xml:space="preserve"> </w:t>
+      </w:r>
+      <w:r>
+        <w:t xml:space="preserve">while both practices are observed among maize farmers in Malawi. Since households may cultivate maize across multiple plots, we employ a standardized selection procedure to identify the focal plot for analysis. For plot and farm manager characteristics, we select the largest plot among those where legume-based intensification is practiced. Specifically, in Tanzania and Malawi, we identify the largest legume-intercropped plot and record whether legume rotation is implemented on this intercropped plot or any other maize plot within the household. In Ethiopia, given </w:t>
+      </w:r>
+      <w:r>
+        <w:t>that rotation is a more common practice than intercropping</w:t>
+      </w:r>
+      <w:r>
+        <w:t>, we select the largest legume-rotated plot and document whether any maize plot within the household employs legume intercropping.</w:t>
+      </w:r>
+    </w:p>
+    <w:p>
+      <w:r>
+        <w:t>Our first research objective examines gender differences in the adoption of legume-based intensification strategies. We operationalize gender through the sex of the plot manager, specifically focusing on the manager of the focal plot identified through our selection procedure: the largest maize plot with legume intercropping in Tanzania and Malawi, or the largest plot with legume rotation in Ethiopia</w:t>
+      </w:r>
+      <w:r>
+        <w:t xml:space="preserve">, as described earlier. </w:t>
+      </w:r>
+      <w:r>
+        <w:t>To validate this approach, we examine decision-making authority at the plot level by identifying the primary decision-maker for key agricultural choices, including crop selection, input application, and cropping schedules. Our analysis reveals that plot managers typically serve as the principal decision-makers for cropping activities on their respective plots</w:t>
+      </w:r>
+      <w:r>
+        <w:rPr>
+          <w:rStyle w:val="FootnoteReference"/>
+        </w:rPr>
+        <w:footnoteReference w:id="3"/>
+      </w:r>
+      <w:r>
+        <w:t xml:space="preserve">. This correspondence between management responsibility and decision-making authority supports our assumption that the gender of the plot manager constitutes a critical determinant of agricultural production decisions, </w:t>
+      </w:r>
+      <w:r>
+        <w:lastRenderedPageBreak/>
+        <w:t>including the adoption of legume-based intensification practices.</w:t>
+      </w:r>
+      <w:r>
+        <w:t xml:space="preserve"> </w:t>
+      </w:r>
+      <w:r>
+        <w:t xml:space="preserve">Moreover, women’s control over income has implications for empowerment, nutrition, and investment in crops that are important for women and </w:t>
+      </w:r>
+      <w:r>
+        <w:t>household nutrition</w:t>
+      </w:r>
+      <w:r>
+        <w:t xml:space="preserve"> </w:t>
+      </w:r>
+      <w:r>
+        <w:fldChar w:fldCharType="begin"/>
+      </w:r>
+      <w:r>
+        <w:instrText xml:space="preserve"> ADDIN ZOTERO_ITEM CSL_CITATION {"citationID":"3CX4bo7Q","properties":{"formattedCitation":"(Quisumbing et al., 2019)","plainCitation":"(Quisumbing et al., 2019)","noteIndex":0},"citationItems":[{"id":2118,"uris":["http://zotero.org/groups/5881550/items/52AFNKSY"],"itemData":{"id":2118,"type":"book","abstract":"Gender-sensitive policy and programming have an integral role to play in fostering inclusive agricultural growth to meet the commitments of African countries to the Malabo Declaration goals. The 2019 Annual Trends and Outlook Report from ReSAKSS applies a gender lens to key issues that must be addressed to fully achieve these goals. Chapters examine the intersections between gender and (1) the context and institutions within which rural people operate; (2) the natural resources that men and women depend on for agriculture, sources of vulnerability, and resilience to shocks; (3) assets and income; and (4) livelihood strategies and well-being. The report serves as the official M&amp;E report for the Comprehensive Africa Agriculture Development Programme (CAADP), tracking progress on over 30 CAADP indicators. This record also includes the following synopsis, which has also been translated into French: Quisumbing, Agnes R.; Meinzen-Dick, Ruth Suseela; and Njuki, Jemimah. 2019. 2019 Annual trends and outlook report: Gender equality in rural Africa: From commitments to outcomes: Synopsis. Washington, DC: International Food Policy Research Institute (IFPRI). https://doi.org/10.2499/9780896293656 Quisumbing, Agnes R.; Meinzen-Dick, Ruth Suseela; and Njuki, Jemimah. 2019. Rapport annuel 2019 sur les tendances et les perspectives Égalité des genres en Afrique rurale : des engagements aux résultats: Synopsis. Washington, DC: International Food Policy Research Institute (IFPRI). https://doi.org/10.2499/9780896293663","ISBN":"978-0-89629-364-9","language":"en","note":"DOI: 10.2499/9780896293649","publisher":"International Food Policy Research Institute","source":"cgspace.cgiar.org","title":"2019 Annual trends and outlook report: Gender equality in rural Africa: From commitments to outcomes","title-short":"2019 Annual trends and outlook report","URL":"https://doi.org/10.2499/9780896293663","author":[{"family":"Quisumbing","given":"Agnes R."},{"family":"Meinzen-Dick","given":"Ruth S."},{"family":"Njuki","given":"Jemimah"}],"accessed":{"date-parts":[["2025",9,26]]},"issued":{"date-parts":[["2019",10,31]]},"citation-key":"quisumbing2019AnnualTrends2019"}}],"schema":"https://github.com/citation-style-language/schema/raw/master/csl-citation.json"} </w:instrText>
+      </w:r>
+      <w:r>
+        <w:fldChar w:fldCharType="separate"/>
+      </w:r>
+      <w:r>
+        <w:t>(Quisumbing et al., 2019)</w:t>
+      </w:r>
+      <w:r>
+        <w:fldChar w:fldCharType="end"/>
+      </w:r>
+      <w:r>
+        <w:t xml:space="preserve">. </w:t>
+      </w:r>
+      <w:r>
+        <w:rPr>
+          <w:highlight w:val="yellow"/>
+        </w:rPr>
+        <w:t>Considering that legumes are often considered women’s crops, we also investigate the association between women’s control over crop income, legume intensification, and food security</w:t>
+      </w:r>
+      <w:r>
+        <w:t xml:space="preserve">. </w:t>
+      </w:r>
+      <w:r>
+        <w:t xml:space="preserve">Control over crop income is measured as a </w:t>
+      </w:r>
+      <w:r>
+        <w:t xml:space="preserve">joint, male, or female decision-making over crop income. </w:t>
+      </w:r>
+    </w:p>
+    <w:p/>
+    <w:p/>
+    <w:p/>
+    <w:p>
+      <w:pPr>
+        <w:pStyle w:val="Heading1"/>
+      </w:pPr>
+      <w:r>
         <w:t>Results</w:t>
       </w:r>
     </w:p>
     <w:p/>
+    <w:p/>
+    <w:p>
+      <w:r>
+        <w:rPr>
+          <w:noProof/>
+        </w:rPr>
+        <w:drawing>
+          <wp:inline distT="0" distB="0" distL="0" distR="0" wp14:anchorId="26126FDB" wp14:editId="1EAFE73C">
+            <wp:extent cx="5731510" cy="2865120"/>
+            <wp:effectExtent l="0" t="0" r="2540" b="0"/>
+            <wp:docPr id="1131906003" name="Picture 11" descr="A graph of different colored bars&#10;&#10;AI-generated content may be incorrect."/>
+            <wp:cNvGraphicFramePr>
+              <a:graphicFrameLocks xmlns:a="http://schemas.openxmlformats.org/drawingml/2006/main" noChangeAspect="1"/>
+            </wp:cNvGraphicFramePr>
+            <a:graphic xmlns:a="http://schemas.openxmlformats.org/drawingml/2006/main">
+              <a:graphicData uri="http://schemas.openxmlformats.org/drawingml/2006/picture">
+                <pic:pic xmlns:pic="http://schemas.openxmlformats.org/drawingml/2006/picture">
+                  <pic:nvPicPr>
+                    <pic:cNvPr id="1131906003" name="Picture 11" descr="A graph of different colored bars&#10;&#10;AI-generated content may be incorrect."/>
+                    <pic:cNvPicPr/>
+                  </pic:nvPicPr>
+                  <pic:blipFill>
+                    <a:blip r:embed="rId9" cstate="print">
+                      <a:extLst>
+                        <a:ext uri="{28A0092B-C50C-407E-A947-70E740481C1C}">
+                          <a14:useLocalDpi xmlns:a14="http://schemas.microsoft.com/office/drawing/2010/main" val="0"/>
+                        </a:ext>
+                      </a:extLst>
+                    </a:blip>
+                    <a:stretch>
+                      <a:fillRect/>
+                    </a:stretch>
+                  </pic:blipFill>
+                  <pic:spPr>
+                    <a:xfrm>
+                      <a:off x="0" y="0"/>
+                      <a:ext cx="5731510" cy="2865120"/>
+                    </a:xfrm>
+                    <a:prstGeom prst="rect">
+                      <a:avLst/>
+                    </a:prstGeom>
+                  </pic:spPr>
+                </pic:pic>
+              </a:graphicData>
+            </a:graphic>
+          </wp:inline>
+        </w:drawing>
+      </w:r>
+    </w:p>
+    <w:p/>
+    <w:p/>
+    <w:p/>
     <w:p>
       <w:pPr>
         <w:pStyle w:val="Heading1"/>
@@ -860,6 +1216,7 @@
         <w:pStyle w:val="Heading1"/>
       </w:pPr>
       <w:r>
+        <w:lastRenderedPageBreak/>
         <w:t>Conclusion</w:t>
       </w:r>
     </w:p>
@@ -943,10 +1300,7 @@
         <w:footnoteRef/>
       </w:r>
       <w:r>
-        <w:t xml:space="preserve"> Scopus </w:t>
-      </w:r>
-      <w:r>
-        <w:t>"maize-legume" AND ( "food security" OR protein )</w:t>
+        <w:t xml:space="preserve"> Scopus "maize-legume" AND ( "food security" OR protein )</w:t>
       </w:r>
       <w:r>
         <w:t xml:space="preserve">” </w:t>
@@ -962,6 +1316,53 @@
       </w:r>
       <w:r>
         <w:t xml:space="preserve">ry provides 61 articles of which only four are relevant.  </w:t>
+      </w:r>
+    </w:p>
+  </w:footnote>
+  <w:footnote w:id="2">
+    <w:p>
+      <w:pPr>
+        <w:pStyle w:val="FootnoteText"/>
+      </w:pPr>
+      <w:r>
+        <w:rPr>
+          <w:rStyle w:val="FootnoteReference"/>
+        </w:rPr>
+        <w:footnoteRef/>
+      </w:r>
+      <w:r>
+        <w:t xml:space="preserve"> Where maize is  the highest value crop on the plot </w:t>
+      </w:r>
+      <w:r>
+        <w:fldChar w:fldCharType="begin"/>
+      </w:r>
+      <w:r>
+        <w:instrText xml:space="preserve"> ADDIN ZOTERO_ITEM CSL_CITATION {"citationID":"OvupHeA3","properties":{"formattedCitation":"(Bentze &amp; Wollburg, 2024)","plainCitation":"(Bentze &amp; Wollburg, 2024)","noteIndex":2},"citationItems":[{"id":2111,"uris":["http://zotero.org/groups/5881550/items/DYPBP5RU"],"itemData":{"id":2111,"type":"document","abstract":"A Longitudinal Cross-Country Dataset on Agricultural Productivity and Welfare in Sub-Saharan Africa (English)","language":"en","publisher":"World Bank Group","title":"A Longitudinal Cross-Country Dataset on Agricultural Productivity and Welfare in Sub-Saharan Africa","URL":"http://documents.worldbank.org/curated/en/099422411182437399","author":[{"family":"Bentze","given":"Thomas Patrick"},{"family":"Wollburg","given":"Philip Randolp"}],"accessed":{"date-parts":[["2025",9,25]]},"issued":{"date-parts":[["2024",11,18]]},"citation-key":"bentzeLongitudinalCrossCountryDataset2024"}}],"schema":"https://github.com/citation-style-language/schema/raw/master/csl-citation.json"} </w:instrText>
+      </w:r>
+      <w:r>
+        <w:fldChar w:fldCharType="separate"/>
+      </w:r>
+      <w:r>
+        <w:t>(Bentze &amp; Wollburg, 2024)</w:t>
+      </w:r>
+      <w:r>
+        <w:fldChar w:fldCharType="end"/>
+      </w:r>
+    </w:p>
+  </w:footnote>
+  <w:footnote w:id="3">
+    <w:p>
+      <w:pPr>
+        <w:pStyle w:val="FootnoteText"/>
+      </w:pPr>
+      <w:r>
+        <w:rPr>
+          <w:rStyle w:val="FootnoteReference"/>
+        </w:rPr>
+        <w:footnoteRef/>
+      </w:r>
+      <w:r>
+        <w:t xml:space="preserve"> There are very few cases (&lt; 1%) only in Tanzania where the plot manager and decision-maker are different members. </w:t>
       </w:r>
     </w:p>
   </w:footnote>
@@ -971,10 +1372,182 @@
 <file path=word/numbering.xml><?xml version="1.0" encoding="utf-8"?>
 <w:numbering xmlns:wpc="http://schemas.microsoft.com/office/word/2010/wordprocessingCanvas" xmlns:cx="http://schemas.microsoft.com/office/drawing/2014/chartex" xmlns:cx1="http://schemas.microsoft.com/office/drawing/2015/9/8/chartex" xmlns:cx2="http://schemas.microsoft.com/office/drawing/2015/10/21/chartex" xmlns:cx3="http://schemas.microsoft.com/office/drawing/2016/5/9/chartex" xmlns:cx4="http://schemas.microsoft.com/office/drawing/2016/5/10/chartex" xmlns:cx5="http://schemas.microsoft.com/office/drawing/2016/5/11/chartex" xmlns:cx6="http://schemas.microsoft.com/office/drawing/2016/5/12/chartex" xmlns:cx7="http://schemas.microsoft.com/office/drawing/2016/5/13/chartex" xmlns:cx8="http://schemas.microsoft.com/office/drawing/2016/5/14/chartex" xmlns:mc="http://schemas.openxmlformats.org/markup-compatibility/2006" xmlns:aink="http://schemas.microsoft.com/office/drawing/2016/ink" xmlns:am3d="http://schemas.microsoft.com/office/drawing/2017/model3d" xmlns:o="urn:schemas-microsoft-com:office:office" xmlns:oel="http://schemas.microsoft.com/office/2019/extlst" xmlns:r="http://schemas.openxmlformats.org/officeDocument/2006/relationships" xmlns:m="http://schemas.openxmlformats.org/officeDocument/2006/math" xmlns:v="urn:schemas-microsoft-com:vml" xmlns:wp14="http://schemas.microsoft.com/office/word/2010/wordprocessingDrawing" xmlns:wp="http://schemas.openxmlformats.org/drawingml/2006/wordprocessingDrawing" xmlns:w10="urn:schemas-microsoft-com:office:word" xmlns:w="http://schemas.openxmlformats.org/wordprocessingml/2006/main" xmlns:w14="http://schemas.microsoft.com/office/word/2010/wordml" xmlns:w15="http://schemas.microsoft.com/office/word/2012/wordml" xmlns:w16cex="http://schemas.microsoft.com/office/word/2018/wordml/cex" xmlns:w16cid="http://schemas.microsoft.com/office/word/2016/wordml/cid" xmlns:w16="http://schemas.microsoft.com/office/word/2018/wordml" xmlns:w16du="http://schemas.microsoft.com/office/word/2023/wordml/word16du" xmlns:w16sdtdh="http://schemas.microsoft.com/office/word/2020/wordml/sdtdatahash" xmlns:w16sdtfl="http://schemas.microsoft.com/office/word/2024/wordml/sdtformatlock" xmlns:w16se="http://schemas.microsoft.com/office/word/2015/wordml/symex" xmlns:wpg="http://schemas.microsoft.com/office/word/2010/wordprocessingGroup" xmlns:wpi="http://schemas.microsoft.com/office/word/2010/wordprocessingInk" xmlns:wne="http://schemas.microsoft.com/office/word/2006/wordml" xmlns:wps="http://schemas.microsoft.com/office/word/2010/wordprocessingShape" mc:Ignorable="w14 w15 w16se w16cid w16 w16cex w16sdtdh w16sdtfl w16du wp14">
   <w:abstractNum w:abstractNumId="0" w15:restartNumberingAfterBreak="0">
+    <w:nsid w:val="159E7D18"/>
+    <w:multiLevelType w:val="multilevel"/>
+    <w:tmpl w:val="1000001D"/>
+    <w:lvl w:ilvl="0">
+      <w:start w:val="1"/>
+      <w:numFmt w:val="decimal"/>
+      <w:lvlText w:val="%1)"/>
+      <w:lvlJc w:val="left"/>
+      <w:pPr>
+        <w:ind w:left="360" w:hanging="360"/>
+      </w:pPr>
+    </w:lvl>
+    <w:lvl w:ilvl="1">
+      <w:start w:val="1"/>
+      <w:numFmt w:val="lowerLetter"/>
+      <w:lvlText w:val="%2)"/>
+      <w:lvlJc w:val="left"/>
+      <w:pPr>
+        <w:ind w:left="720" w:hanging="360"/>
+      </w:pPr>
+    </w:lvl>
+    <w:lvl w:ilvl="2">
+      <w:start w:val="1"/>
+      <w:numFmt w:val="lowerRoman"/>
+      <w:lvlText w:val="%3)"/>
+      <w:lvlJc w:val="left"/>
+      <w:pPr>
+        <w:ind w:left="1080" w:hanging="360"/>
+      </w:pPr>
+    </w:lvl>
+    <w:lvl w:ilvl="3">
+      <w:start w:val="1"/>
+      <w:numFmt w:val="decimal"/>
+      <w:lvlText w:val="(%4)"/>
+      <w:lvlJc w:val="left"/>
+      <w:pPr>
+        <w:ind w:left="1440" w:hanging="360"/>
+      </w:pPr>
+    </w:lvl>
+    <w:lvl w:ilvl="4">
+      <w:start w:val="1"/>
+      <w:numFmt w:val="lowerLetter"/>
+      <w:lvlText w:val="(%5)"/>
+      <w:lvlJc w:val="left"/>
+      <w:pPr>
+        <w:ind w:left="1800" w:hanging="360"/>
+      </w:pPr>
+    </w:lvl>
+    <w:lvl w:ilvl="5">
+      <w:start w:val="1"/>
+      <w:numFmt w:val="lowerRoman"/>
+      <w:lvlText w:val="(%6)"/>
+      <w:lvlJc w:val="left"/>
+      <w:pPr>
+        <w:ind w:left="2160" w:hanging="360"/>
+      </w:pPr>
+    </w:lvl>
+    <w:lvl w:ilvl="6">
+      <w:start w:val="1"/>
+      <w:numFmt w:val="decimal"/>
+      <w:lvlText w:val="%7."/>
+      <w:lvlJc w:val="left"/>
+      <w:pPr>
+        <w:ind w:left="2520" w:hanging="360"/>
+      </w:pPr>
+    </w:lvl>
+    <w:lvl w:ilvl="7">
+      <w:start w:val="1"/>
+      <w:numFmt w:val="lowerLetter"/>
+      <w:lvlText w:val="%8."/>
+      <w:lvlJc w:val="left"/>
+      <w:pPr>
+        <w:ind w:left="2880" w:hanging="360"/>
+      </w:pPr>
+    </w:lvl>
+    <w:lvl w:ilvl="8">
+      <w:start w:val="1"/>
+      <w:numFmt w:val="lowerRoman"/>
+      <w:lvlText w:val="%9."/>
+      <w:lvlJc w:val="left"/>
+      <w:pPr>
+        <w:ind w:left="3240" w:hanging="360"/>
+      </w:pPr>
+    </w:lvl>
+  </w:abstractNum>
+  <w:abstractNum w:abstractNumId="1" w15:restartNumberingAfterBreak="0">
     <w:nsid w:val="32300FFF"/>
     <w:multiLevelType w:val="hybridMultilevel"/>
-    <w:tmpl w:val="A7CAA282"/>
+    <w:tmpl w:val="F2928F36"/>
     <w:lvl w:ilvl="0" w:tplc="5DBC6DC8">
+      <w:start w:val="1"/>
+      <w:numFmt w:val="decimal"/>
+      <w:lvlText w:val="%1."/>
+      <w:lvlJc w:val="left"/>
+      <w:pPr>
+        <w:ind w:left="720" w:hanging="360"/>
+      </w:pPr>
+    </w:lvl>
+    <w:lvl w:ilvl="1" w:tplc="10000019" w:tentative="1">
+      <w:start w:val="1"/>
+      <w:numFmt w:val="lowerLetter"/>
+      <w:lvlText w:val="%2."/>
+      <w:lvlJc w:val="left"/>
+      <w:pPr>
+        <w:ind w:left="1440" w:hanging="360"/>
+      </w:pPr>
+    </w:lvl>
+    <w:lvl w:ilvl="2" w:tplc="1000001B" w:tentative="1">
+      <w:start w:val="1"/>
+      <w:numFmt w:val="lowerRoman"/>
+      <w:lvlText w:val="%3."/>
+      <w:lvlJc w:val="right"/>
+      <w:pPr>
+        <w:ind w:left="2160" w:hanging="180"/>
+      </w:pPr>
+    </w:lvl>
+    <w:lvl w:ilvl="3" w:tplc="1000000F" w:tentative="1">
+      <w:start w:val="1"/>
+      <w:numFmt w:val="decimal"/>
+      <w:lvlText w:val="%4."/>
+      <w:lvlJc w:val="left"/>
+      <w:pPr>
+        <w:ind w:left="2880" w:hanging="360"/>
+      </w:pPr>
+    </w:lvl>
+    <w:lvl w:ilvl="4" w:tplc="10000019" w:tentative="1">
+      <w:start w:val="1"/>
+      <w:numFmt w:val="lowerLetter"/>
+      <w:lvlText w:val="%5."/>
+      <w:lvlJc w:val="left"/>
+      <w:pPr>
+        <w:ind w:left="3600" w:hanging="360"/>
+      </w:pPr>
+    </w:lvl>
+    <w:lvl w:ilvl="5" w:tplc="1000001B" w:tentative="1">
+      <w:start w:val="1"/>
+      <w:numFmt w:val="lowerRoman"/>
+      <w:lvlText w:val="%6."/>
+      <w:lvlJc w:val="right"/>
+      <w:pPr>
+        <w:ind w:left="4320" w:hanging="180"/>
+      </w:pPr>
+    </w:lvl>
+    <w:lvl w:ilvl="6" w:tplc="1000000F" w:tentative="1">
+      <w:start w:val="1"/>
+      <w:numFmt w:val="decimal"/>
+      <w:lvlText w:val="%7."/>
+      <w:lvlJc w:val="left"/>
+      <w:pPr>
+        <w:ind w:left="5040" w:hanging="360"/>
+      </w:pPr>
+    </w:lvl>
+    <w:lvl w:ilvl="7" w:tplc="10000019" w:tentative="1">
+      <w:start w:val="1"/>
+      <w:numFmt w:val="lowerLetter"/>
+      <w:lvlText w:val="%8."/>
+      <w:lvlJc w:val="left"/>
+      <w:pPr>
+        <w:ind w:left="5760" w:hanging="360"/>
+      </w:pPr>
+    </w:lvl>
+    <w:lvl w:ilvl="8" w:tplc="1000001B" w:tentative="1">
+      <w:start w:val="1"/>
+      <w:numFmt w:val="lowerRoman"/>
+      <w:lvlText w:val="%9."/>
+      <w:lvlJc w:val="right"/>
+      <w:pPr>
+        <w:ind w:left="6480" w:hanging="180"/>
+      </w:pPr>
+    </w:lvl>
+  </w:abstractNum>
+  <w:abstractNum w:abstractNumId="2" w15:restartNumberingAfterBreak="0">
+    <w:nsid w:val="37091727"/>
+    <w:multiLevelType w:val="multilevel"/>
+    <w:tmpl w:val="3ADC83D6"/>
+    <w:lvl w:ilvl="0">
       <w:start w:val="1"/>
       <w:numFmt w:val="decimal"/>
       <w:pStyle w:val="Heading1"/>
@@ -983,17 +1556,24 @@
       <w:pPr>
         <w:ind w:left="720" w:hanging="360"/>
       </w:pPr>
-    </w:lvl>
-    <w:lvl w:ilvl="1" w:tplc="10000019" w:tentative="1">
-      <w:start w:val="1"/>
-      <w:numFmt w:val="lowerLetter"/>
-      <w:lvlText w:val="%2."/>
-      <w:lvlJc w:val="left"/>
-      <w:pPr>
-        <w:ind w:left="1440" w:hanging="360"/>
-      </w:pPr>
-    </w:lvl>
-    <w:lvl w:ilvl="2" w:tplc="1000001B" w:tentative="1">
+      <w:rPr>
+        <w:rFonts w:hint="default"/>
+      </w:rPr>
+    </w:lvl>
+    <w:lvl w:ilvl="1">
+      <w:start w:val="1"/>
+      <w:numFmt w:val="decimal"/>
+      <w:pStyle w:val="Heading2"/>
+      <w:lvlText w:val="%1.%2"/>
+      <w:lvlJc w:val="left"/>
+      <w:pPr>
+        <w:ind w:left="1440" w:hanging="1440"/>
+      </w:pPr>
+      <w:rPr>
+        <w:rFonts w:hint="default"/>
+      </w:rPr>
+    </w:lvl>
+    <w:lvl w:ilvl="2">
       <w:start w:val="1"/>
       <w:numFmt w:val="lowerRoman"/>
       <w:lvlText w:val="%3."/>
@@ -1001,8 +1581,11 @@
       <w:pPr>
         <w:ind w:left="2160" w:hanging="180"/>
       </w:pPr>
-    </w:lvl>
-    <w:lvl w:ilvl="3" w:tplc="1000000F" w:tentative="1">
+      <w:rPr>
+        <w:rFonts w:hint="default"/>
+      </w:rPr>
+    </w:lvl>
+    <w:lvl w:ilvl="3">
       <w:start w:val="1"/>
       <w:numFmt w:val="decimal"/>
       <w:lvlText w:val="%4."/>
@@ -1010,8 +1593,11 @@
       <w:pPr>
         <w:ind w:left="2880" w:hanging="360"/>
       </w:pPr>
-    </w:lvl>
-    <w:lvl w:ilvl="4" w:tplc="10000019" w:tentative="1">
+      <w:rPr>
+        <w:rFonts w:hint="default"/>
+      </w:rPr>
+    </w:lvl>
+    <w:lvl w:ilvl="4">
       <w:start w:val="1"/>
       <w:numFmt w:val="lowerLetter"/>
       <w:lvlText w:val="%5."/>
@@ -1019,8 +1605,11 @@
       <w:pPr>
         <w:ind w:left="3600" w:hanging="360"/>
       </w:pPr>
-    </w:lvl>
-    <w:lvl w:ilvl="5" w:tplc="1000001B" w:tentative="1">
+      <w:rPr>
+        <w:rFonts w:hint="default"/>
+      </w:rPr>
+    </w:lvl>
+    <w:lvl w:ilvl="5">
       <w:start w:val="1"/>
       <w:numFmt w:val="lowerRoman"/>
       <w:lvlText w:val="%6."/>
@@ -1028,8 +1617,11 @@
       <w:pPr>
         <w:ind w:left="4320" w:hanging="180"/>
       </w:pPr>
-    </w:lvl>
-    <w:lvl w:ilvl="6" w:tplc="1000000F" w:tentative="1">
+      <w:rPr>
+        <w:rFonts w:hint="default"/>
+      </w:rPr>
+    </w:lvl>
+    <w:lvl w:ilvl="6">
       <w:start w:val="1"/>
       <w:numFmt w:val="decimal"/>
       <w:lvlText w:val="%7."/>
@@ -1037,8 +1629,11 @@
       <w:pPr>
         <w:ind w:left="5040" w:hanging="360"/>
       </w:pPr>
-    </w:lvl>
-    <w:lvl w:ilvl="7" w:tplc="10000019" w:tentative="1">
+      <w:rPr>
+        <w:rFonts w:hint="default"/>
+      </w:rPr>
+    </w:lvl>
+    <w:lvl w:ilvl="7">
       <w:start w:val="1"/>
       <w:numFmt w:val="lowerLetter"/>
       <w:lvlText w:val="%8."/>
@@ -1046,8 +1641,11 @@
       <w:pPr>
         <w:ind w:left="5760" w:hanging="360"/>
       </w:pPr>
-    </w:lvl>
-    <w:lvl w:ilvl="8" w:tplc="1000001B" w:tentative="1">
+      <w:rPr>
+        <w:rFonts w:hint="default"/>
+      </w:rPr>
+    </w:lvl>
+    <w:lvl w:ilvl="8">
       <w:start w:val="1"/>
       <w:numFmt w:val="lowerRoman"/>
       <w:lvlText w:val="%9."/>
@@ -1055,16 +1653,217 @@
       <w:pPr>
         <w:ind w:left="6480" w:hanging="180"/>
       </w:pPr>
+      <w:rPr>
+        <w:rFonts w:hint="default"/>
+      </w:rPr>
     </w:lvl>
   </w:abstractNum>
-  <w:abstractNum w:abstractNumId="1" w15:restartNumberingAfterBreak="0">
+  <w:abstractNum w:abstractNumId="3" w15:restartNumberingAfterBreak="0">
+    <w:nsid w:val="453C54A5"/>
+    <w:multiLevelType w:val="multilevel"/>
+    <w:tmpl w:val="1000001D"/>
+    <w:lvl w:ilvl="0">
+      <w:start w:val="1"/>
+      <w:numFmt w:val="decimal"/>
+      <w:lvlText w:val="%1)"/>
+      <w:lvlJc w:val="left"/>
+      <w:pPr>
+        <w:ind w:left="360" w:hanging="360"/>
+      </w:pPr>
+    </w:lvl>
+    <w:lvl w:ilvl="1">
+      <w:start w:val="1"/>
+      <w:numFmt w:val="lowerLetter"/>
+      <w:lvlText w:val="%2)"/>
+      <w:lvlJc w:val="left"/>
+      <w:pPr>
+        <w:ind w:left="720" w:hanging="360"/>
+      </w:pPr>
+    </w:lvl>
+    <w:lvl w:ilvl="2">
+      <w:start w:val="1"/>
+      <w:numFmt w:val="lowerRoman"/>
+      <w:lvlText w:val="%3)"/>
+      <w:lvlJc w:val="left"/>
+      <w:pPr>
+        <w:ind w:left="1080" w:hanging="360"/>
+      </w:pPr>
+    </w:lvl>
+    <w:lvl w:ilvl="3">
+      <w:start w:val="1"/>
+      <w:numFmt w:val="decimal"/>
+      <w:lvlText w:val="(%4)"/>
+      <w:lvlJc w:val="left"/>
+      <w:pPr>
+        <w:ind w:left="1440" w:hanging="360"/>
+      </w:pPr>
+    </w:lvl>
+    <w:lvl w:ilvl="4">
+      <w:start w:val="1"/>
+      <w:numFmt w:val="lowerLetter"/>
+      <w:lvlText w:val="(%5)"/>
+      <w:lvlJc w:val="left"/>
+      <w:pPr>
+        <w:ind w:left="1800" w:hanging="360"/>
+      </w:pPr>
+    </w:lvl>
+    <w:lvl w:ilvl="5">
+      <w:start w:val="1"/>
+      <w:numFmt w:val="lowerRoman"/>
+      <w:lvlText w:val="(%6)"/>
+      <w:lvlJc w:val="left"/>
+      <w:pPr>
+        <w:ind w:left="2160" w:hanging="360"/>
+      </w:pPr>
+    </w:lvl>
+    <w:lvl w:ilvl="6">
+      <w:start w:val="1"/>
+      <w:numFmt w:val="decimal"/>
+      <w:lvlText w:val="%7."/>
+      <w:lvlJc w:val="left"/>
+      <w:pPr>
+        <w:ind w:left="2520" w:hanging="360"/>
+      </w:pPr>
+    </w:lvl>
+    <w:lvl w:ilvl="7">
+      <w:start w:val="1"/>
+      <w:numFmt w:val="lowerLetter"/>
+      <w:lvlText w:val="%8."/>
+      <w:lvlJc w:val="left"/>
+      <w:pPr>
+        <w:ind w:left="2880" w:hanging="360"/>
+      </w:pPr>
+    </w:lvl>
+    <w:lvl w:ilvl="8">
+      <w:start w:val="1"/>
+      <w:numFmt w:val="lowerRoman"/>
+      <w:lvlText w:val="%9."/>
+      <w:lvlJc w:val="left"/>
+      <w:pPr>
+        <w:ind w:left="3240" w:hanging="360"/>
+      </w:pPr>
+    </w:lvl>
+  </w:abstractNum>
+  <w:abstractNum w:abstractNumId="4" w15:restartNumberingAfterBreak="0">
+    <w:nsid w:val="57133828"/>
+    <w:multiLevelType w:val="multilevel"/>
+    <w:tmpl w:val="7FCC5BEE"/>
+    <w:lvl w:ilvl="0">
+      <w:start w:val="1"/>
+      <w:numFmt w:val="decimal"/>
+      <w:lvlText w:val="%1."/>
+      <w:lvlJc w:val="left"/>
+      <w:pPr>
+        <w:ind w:left="360" w:hanging="360"/>
+      </w:pPr>
+      <w:rPr>
+        <w:rFonts w:hint="default"/>
+      </w:rPr>
+    </w:lvl>
+    <w:lvl w:ilvl="1">
+      <w:start w:val="1"/>
+      <w:numFmt w:val="decimal"/>
+      <w:lvlText w:val="%1.%2"/>
+      <w:lvlJc w:val="left"/>
+      <w:pPr>
+        <w:ind w:left="720" w:hanging="360"/>
+      </w:pPr>
+      <w:rPr>
+        <w:rFonts w:hint="default"/>
+      </w:rPr>
+    </w:lvl>
+    <w:lvl w:ilvl="2">
+      <w:start w:val="1"/>
+      <w:numFmt w:val="lowerRoman"/>
+      <w:lvlText w:val="%3)"/>
+      <w:lvlJc w:val="left"/>
+      <w:pPr>
+        <w:ind w:left="1080" w:hanging="360"/>
+      </w:pPr>
+      <w:rPr>
+        <w:rFonts w:hint="default"/>
+      </w:rPr>
+    </w:lvl>
+    <w:lvl w:ilvl="3">
+      <w:start w:val="1"/>
+      <w:numFmt w:val="decimal"/>
+      <w:lvlText w:val="(%4)"/>
+      <w:lvlJc w:val="left"/>
+      <w:pPr>
+        <w:ind w:left="1440" w:hanging="360"/>
+      </w:pPr>
+      <w:rPr>
+        <w:rFonts w:hint="default"/>
+      </w:rPr>
+    </w:lvl>
+    <w:lvl w:ilvl="4">
+      <w:start w:val="1"/>
+      <w:numFmt w:val="lowerLetter"/>
+      <w:lvlText w:val="(%5)"/>
+      <w:lvlJc w:val="left"/>
+      <w:pPr>
+        <w:ind w:left="1800" w:hanging="360"/>
+      </w:pPr>
+      <w:rPr>
+        <w:rFonts w:hint="default"/>
+      </w:rPr>
+    </w:lvl>
+    <w:lvl w:ilvl="5">
+      <w:start w:val="1"/>
+      <w:numFmt w:val="lowerRoman"/>
+      <w:lvlText w:val="(%6)"/>
+      <w:lvlJc w:val="left"/>
+      <w:pPr>
+        <w:ind w:left="2160" w:hanging="360"/>
+      </w:pPr>
+      <w:rPr>
+        <w:rFonts w:hint="default"/>
+      </w:rPr>
+    </w:lvl>
+    <w:lvl w:ilvl="6">
+      <w:start w:val="1"/>
+      <w:numFmt w:val="decimal"/>
+      <w:lvlText w:val="%7."/>
+      <w:lvlJc w:val="left"/>
+      <w:pPr>
+        <w:ind w:left="2520" w:hanging="360"/>
+      </w:pPr>
+      <w:rPr>
+        <w:rFonts w:hint="default"/>
+      </w:rPr>
+    </w:lvl>
+    <w:lvl w:ilvl="7">
+      <w:start w:val="1"/>
+      <w:numFmt w:val="lowerLetter"/>
+      <w:lvlText w:val="%8."/>
+      <w:lvlJc w:val="left"/>
+      <w:pPr>
+        <w:ind w:left="2880" w:hanging="360"/>
+      </w:pPr>
+      <w:rPr>
+        <w:rFonts w:hint="default"/>
+      </w:rPr>
+    </w:lvl>
+    <w:lvl w:ilvl="8">
+      <w:start w:val="1"/>
+      <w:numFmt w:val="lowerRoman"/>
+      <w:lvlText w:val="%9."/>
+      <w:lvlJc w:val="left"/>
+      <w:pPr>
+        <w:ind w:left="3240" w:hanging="360"/>
+      </w:pPr>
+      <w:rPr>
+        <w:rFonts w:hint="default"/>
+      </w:rPr>
+    </w:lvl>
+  </w:abstractNum>
+  <w:abstractNum w:abstractNumId="5" w15:restartNumberingAfterBreak="0">
     <w:nsid w:val="5BFF16C5"/>
     <w:multiLevelType w:val="hybridMultilevel"/>
-    <w:tmpl w:val="6A9C60A6"/>
+    <w:tmpl w:val="322E8C46"/>
     <w:lvl w:ilvl="0" w:tplc="5E0A1512">
       <w:start w:val="1"/>
       <w:numFmt w:val="decimal"/>
-      <w:pStyle w:val="Heading2"/>
       <w:lvlText w:val="%1."/>
       <w:lvlJc w:val="left"/>
       <w:pPr>
@@ -1145,10 +1944,22 @@
     </w:lvl>
   </w:abstractNum>
   <w:num w:numId="1" w16cid:durableId="200865">
+    <w:abstractNumId w:val="1"/>
+  </w:num>
+  <w:num w:numId="2" w16cid:durableId="1586038579">
+    <w:abstractNumId w:val="5"/>
+  </w:num>
+  <w:num w:numId="3" w16cid:durableId="1916936765">
     <w:abstractNumId w:val="0"/>
   </w:num>
-  <w:num w:numId="2" w16cid:durableId="1586038579">
-    <w:abstractNumId w:val="1"/>
+  <w:num w:numId="4" w16cid:durableId="511578178">
+    <w:abstractNumId w:val="4"/>
+  </w:num>
+  <w:num w:numId="5" w16cid:durableId="614794996">
+    <w:abstractNumId w:val="3"/>
+  </w:num>
+  <w:num w:numId="6" w16cid:durableId="65959534">
+    <w:abstractNumId w:val="2"/>
   </w:num>
 </w:numbering>
 </file>
@@ -1571,12 +2382,12 @@
     <w:link w:val="Heading1Char"/>
     <w:uiPriority w:val="9"/>
     <w:qFormat/>
-    <w:rsid w:val="00197F34"/>
+    <w:rsid w:val="00B81193"/>
     <w:pPr>
       <w:keepNext/>
       <w:keepLines/>
       <w:numPr>
-        <w:numId w:val="1"/>
+        <w:numId w:val="6"/>
       </w:numPr>
       <w:ind w:left="0" w:firstLine="0"/>
       <w:jc w:val="left"/>
@@ -1593,15 +2404,14 @@
     <w:basedOn w:val="Heading1"/>
     <w:link w:val="Heading2Char"/>
     <w:uiPriority w:val="9"/>
-    <w:semiHidden/>
     <w:unhideWhenUsed/>
     <w:qFormat/>
-    <w:rsid w:val="00C24AB0"/>
+    <w:rsid w:val="00B81193"/>
     <w:pPr>
       <w:numPr>
-        <w:numId w:val="2"/>
+        <w:ilvl w:val="1"/>
       </w:numPr>
-      <w:jc w:val="center"/>
+      <w:ind w:left="0" w:firstLine="0"/>
       <w:outlineLvl w:val="1"/>
     </w:pPr>
     <w:rPr>
@@ -1766,6 +2576,7 @@
   <w:style w:type="character" w:default="1" w:styleId="DefaultParagraphFont">
     <w:name w:val="Default Paragraph Font"/>
     <w:uiPriority w:val="1"/>
+    <w:semiHidden/>
     <w:unhideWhenUsed/>
   </w:style>
   <w:style w:type="table" w:default="1" w:styleId="TableNormal">
@@ -1794,7 +2605,7 @@
     <w:basedOn w:val="DefaultParagraphFont"/>
     <w:link w:val="Heading1"/>
     <w:uiPriority w:val="9"/>
-    <w:rsid w:val="00197F34"/>
+    <w:rsid w:val="00B81193"/>
     <w:rPr>
       <w:rFonts w:ascii="Georgia" w:eastAsiaTheme="majorEastAsia" w:hAnsi="Georgia" w:cstheme="majorBidi"/>
       <w:b/>
@@ -1808,8 +2619,7 @@
     <w:basedOn w:val="DefaultParagraphFont"/>
     <w:link w:val="Heading2"/>
     <w:uiPriority w:val="9"/>
-    <w:semiHidden/>
-    <w:rsid w:val="00C24AB0"/>
+    <w:rsid w:val="00B81193"/>
     <w:rPr>
       <w:rFonts w:ascii="Georgia" w:eastAsiaTheme="majorEastAsia" w:hAnsi="Georgia" w:cstheme="majorBidi"/>
       <w:b/>
@@ -2142,6 +2952,25 @@
     <w:rsid w:val="0086282A"/>
     <w:rPr>
       <w:vertAlign w:val="superscript"/>
+    </w:rPr>
+  </w:style>
+  <w:style w:type="paragraph" w:styleId="Caption">
+    <w:name w:val="caption"/>
+    <w:basedOn w:val="Normal"/>
+    <w:next w:val="Normal"/>
+    <w:uiPriority w:val="35"/>
+    <w:unhideWhenUsed/>
+    <w:qFormat/>
+    <w:rsid w:val="00A674ED"/>
+    <w:pPr>
+      <w:spacing w:before="0" w:after="200" w:line="240" w:lineRule="auto"/>
+    </w:pPr>
+    <w:rPr>
+      <w:i/>
+      <w:iCs/>
+      <w:color w:val="0E2841" w:themeColor="text2"/>
+      <w:sz w:val="18"/>
+      <w:szCs w:val="18"/>
     </w:rPr>
   </w:style>
 </w:styles>

--- a/Manuscript.docx
+++ b/Manuscript.docx
@@ -273,7 +273,11 @@
         <w:fldChar w:fldCharType="separate"/>
       </w:r>
       <w:r>
-        <w:t>(Chamkhi et al., 2022; Fuchs et al., 2024; Smith et al., 2016)</w:t>
+        <w:t xml:space="preserve">(Chamkhi et al., </w:t>
+      </w:r>
+      <w:r>
+        <w:lastRenderedPageBreak/>
+        <w:t>2022; Fuchs et al., 2024; Smith et al., 2016)</w:t>
       </w:r>
       <w:r>
         <w:fldChar w:fldCharType="end"/>
@@ -282,11 +286,7 @@
         <w:t xml:space="preserve">. </w:t>
       </w:r>
       <w:r>
-        <w:t xml:space="preserve">Evidence from agronomic and ecological </w:t>
-      </w:r>
-      <w:r>
-        <w:lastRenderedPageBreak/>
-        <w:t>research demonstrates that legume diversification contributes to the ecological and sustainable intensification of maize production.</w:t>
+        <w:t>Evidence from agronomic and ecological research demonstrates that legume diversification contributes to the ecological and sustainable intensification of maize production.</w:t>
       </w:r>
     </w:p>
     <w:p>
@@ -547,14 +547,14 @@
         <w:t>complex</w:t>
       </w:r>
       <w:r>
-        <w:t xml:space="preserve"> relationship with gender, this paper has two main objectives. </w:t>
-      </w:r>
-      <w:r>
-        <w:t>First, we investigate gender differences in the adoption of legume-based intensification strategies. Second, we examine the food security impacts of legume-</w:t>
+        <w:t xml:space="preserve"> relationship with gender, this paper has two main </w:t>
       </w:r>
       <w:r>
         <w:lastRenderedPageBreak/>
-        <w:t>based intensification in maize production systems, exploring the heterogeneity of these effects across different contexts.</w:t>
+        <w:t xml:space="preserve">objectives. </w:t>
+      </w:r>
+      <w:r>
+        <w:t>First, we investigate gender differences in the adoption of legume-based intensification strategies. Second, we examine the food security impacts of legume-based intensification in maize production systems, exploring the heterogeneity of these effects across different contexts.</w:t>
       </w:r>
       <w:r>
         <w:t xml:space="preserve"> </w:t>
@@ -769,6 +769,7 @@
         <w:pStyle w:val="Heading1"/>
       </w:pPr>
       <w:r>
+        <w:lastRenderedPageBreak/>
         <w:t>Background</w:t>
       </w:r>
     </w:p>
@@ -789,6 +790,26 @@
       </w:r>
     </w:p>
     <w:p>
+      <w:r>
+        <w:t>This section describes the data and methods employed in this study. We first present the data sources</w:t>
+      </w:r>
+      <w:r>
+        <w:t xml:space="preserve"> and survey timelines</w:t>
+      </w:r>
+      <w:r>
+        <w:t xml:space="preserve">, followed by the construction and measurement of key variables. Finally, we outline the empirical strategy used to analyze the relationship between legume-based intensification practices and household food security </w:t>
+      </w:r>
+      <w:r>
+        <w:t>indicators</w:t>
+      </w:r>
+      <w:r>
+        <w:t>.</w:t>
+      </w:r>
+      <w:r>
+        <w:t xml:space="preserve"> </w:t>
+      </w:r>
+    </w:p>
+    <w:p>
       <w:pPr>
         <w:pStyle w:val="Heading2"/>
       </w:pPr>
@@ -890,6 +911,7 @@
           <w:sz w:val="20"/>
           <w:szCs w:val="20"/>
         </w:rPr>
+        <w:lastRenderedPageBreak/>
         <w:t xml:space="preserve">Figure </w:t>
       </w:r>
       <w:r>
@@ -1016,11 +1038,7 @@
         <w:fldChar w:fldCharType="end"/>
       </w:r>
       <w:r>
-        <w:t xml:space="preserve">. We extract annual rainfall data from 1990 to the survey year for each wave and calculate the historical average rainfall for this period. We also compute the difference between observed seasonal rainfall and the historical </w:t>
-      </w:r>
-      <w:r>
-        <w:lastRenderedPageBreak/>
-        <w:t>average to control for seasonal variation and historical rainfall patterns in our analyses.</w:t>
+        <w:t>. We extract annual rainfall data from 1990 to the survey year for each wave and calculate the historical average rainfall for this period. We also compute the difference between observed seasonal rainfall and the historical average to control for seasonal variation and historical rainfall patterns in our analyses.</w:t>
       </w:r>
       <w:r>
         <w:t xml:space="preserve"> </w:t>
@@ -1060,7 +1078,11 @@
         <w:t xml:space="preserve"> </w:t>
       </w:r>
       <w:r>
-        <w:t xml:space="preserve">while both practices are observed among maize farmers in Malawi. Since households may cultivate maize across multiple plots, we employ a standardized selection procedure to identify the focal plot for analysis. For plot and farm manager characteristics, we select the largest plot among those where legume-based intensification is practiced. Specifically, in Tanzania and Malawi, we identify the largest legume-intercropped plot and record whether legume rotation is implemented on this intercropped plot or any other maize plot within the household. In Ethiopia, given </w:t>
+        <w:t xml:space="preserve">while both practices are observed among maize farmers in Malawi. Since households may cultivate maize across multiple plots, we employ a standardized selection procedure to identify the focal plot for analysis. For plot and farm manager characteristics, we select the largest plot among those where legume-based intensification is practiced. Specifically, in Tanzania and Malawi, we identify the largest legume-intercropped plot and record whether legume rotation is implemented on this intercropped plot or any other maize plot </w:t>
+      </w:r>
+      <w:r>
+        <w:lastRenderedPageBreak/>
+        <w:t xml:space="preserve">within the household. In Ethiopia, given </w:t>
       </w:r>
       <w:r>
         <w:t>that rotation is a more common practice than intercropping</w:t>
@@ -1086,69 +1108,3908 @@
         <w:footnoteReference w:id="3"/>
       </w:r>
       <w:r>
-        <w:t xml:space="preserve">. This correspondence between management responsibility and decision-making authority supports our assumption that the gender of the plot manager constitutes a critical determinant of agricultural production decisions, </w:t>
+        <w:t>. This correspondence between management responsibility and decision-making authority supports our assumption that the gender of the plot manager constitutes a critical determinant of agricultural production decisions, including the adoption of legume-based intensification practices.</w:t>
+      </w:r>
+      <w:r>
+        <w:t xml:space="preserve"> </w:t>
+      </w:r>
+      <w:r>
+        <w:t xml:space="preserve">Moreover, women’s control over income has implications for empowerment, nutrition, and investment in crops that are important for women and </w:t>
+      </w:r>
+      <w:r>
+        <w:t>household nutrition</w:t>
+      </w:r>
+      <w:r>
+        <w:t xml:space="preserve"> </w:t>
+      </w:r>
+      <w:r>
+        <w:fldChar w:fldCharType="begin"/>
+      </w:r>
+      <w:r>
+        <w:instrText xml:space="preserve"> ADDIN ZOTERO_ITEM CSL_CITATION {"citationID":"3CX4bo7Q","properties":{"formattedCitation":"(Quisumbing et al., 2019)","plainCitation":"(Quisumbing et al., 2019)","noteIndex":0},"citationItems":[{"id":2118,"uris":["http://zotero.org/groups/5881550/items/52AFNKSY"],"itemData":{"id":2118,"type":"book","abstract":"Gender-sensitive policy and programming have an integral role to play in fostering inclusive agricultural growth to meet the commitments of African countries to the Malabo Declaration goals. The 2019 Annual Trends and Outlook Report from ReSAKSS applies a gender lens to key issues that must be addressed to fully achieve these goals. Chapters examine the intersections between gender and (1) the context and institutions within which rural people operate; (2) the natural resources that men and women depend on for agriculture, sources of vulnerability, and resilience to shocks; (3) assets and income; and (4) livelihood strategies and well-being. The report serves as the official M&amp;E report for the Comprehensive Africa Agriculture Development Programme (CAADP), tracking progress on over 30 CAADP indicators. This record also includes the following synopsis, which has also been translated into French: Quisumbing, Agnes R.; Meinzen-Dick, Ruth Suseela; and Njuki, Jemimah. 2019. 2019 Annual trends and outlook report: Gender equality in rural Africa: From commitments to outcomes: Synopsis. Washington, DC: International Food Policy Research Institute (IFPRI). https://doi.org/10.2499/9780896293656 Quisumbing, Agnes R.; Meinzen-Dick, Ruth Suseela; and Njuki, Jemimah. 2019. Rapport annuel 2019 sur les tendances et les perspectives Égalité des genres en Afrique rurale : des engagements aux résultats: Synopsis. Washington, DC: International Food Policy Research Institute (IFPRI). https://doi.org/10.2499/9780896293663","ISBN":"978-0-89629-364-9","language":"en","note":"DOI: 10.2499/9780896293649","publisher":"International Food Policy Research Institute","source":"cgspace.cgiar.org","title":"2019 Annual trends and outlook report: Gender equality in rural Africa: From commitments to outcomes","title-short":"2019 Annual trends and outlook report","URL":"https://doi.org/10.2499/9780896293663","author":[{"family":"Quisumbing","given":"Agnes R."},{"family":"Meinzen-Dick","given":"Ruth S."},{"family":"Njuki","given":"Jemimah"}],"accessed":{"date-parts":[["2025",9,26]]},"issued":{"date-parts":[["2019",10,31]]},"citation-key":"quisumbing2019AnnualTrends2019"}}],"schema":"https://github.com/citation-style-language/schema/raw/master/csl-citation.json"} </w:instrText>
+      </w:r>
+      <w:r>
+        <w:fldChar w:fldCharType="separate"/>
+      </w:r>
+      <w:r>
+        <w:t>(Quisumbing et al., 2019)</w:t>
+      </w:r>
+      <w:r>
+        <w:fldChar w:fldCharType="end"/>
+      </w:r>
+      <w:r>
+        <w:t xml:space="preserve">. </w:t>
+      </w:r>
+      <w:r>
+        <w:rPr>
+          <w:highlight w:val="yellow"/>
+        </w:rPr>
+        <w:t>Considering that legumes are often considered women’s crops, we also investigate the association between women’s control over crop income, legume intensification, and food security</w:t>
+      </w:r>
+      <w:r>
+        <w:t xml:space="preserve">. </w:t>
+      </w:r>
+      <w:r>
+        <w:t xml:space="preserve">Control over crop income is measured as a </w:t>
+      </w:r>
+      <w:r>
+        <w:t xml:space="preserve">joint, male, or female decision-making over crop income. </w:t>
+      </w:r>
+    </w:p>
+    <w:p>
+      <w:r>
+        <w:t xml:space="preserve">In the second part of the analysis, we examine the food security impacts of legume-based intensification in maize production systems. </w:t>
+      </w:r>
+      <w:r>
+        <w:t>The Household Dietary Diversity Score (HDDS) and Food Consumption Score (FCS) are used to assess</w:t>
+      </w:r>
+      <w:r>
+        <w:t xml:space="preserve"> </w:t>
+      </w:r>
+      <w:r>
+        <w:t>household food security</w:t>
+      </w:r>
+      <w:r>
+        <w:t xml:space="preserve">. </w:t>
+      </w:r>
+      <w:r>
+        <w:t>HDDS describes the household’s ability to access different food items</w:t>
+      </w:r>
+      <w:r>
+        <w:t xml:space="preserve"> </w:t>
+      </w:r>
+      <w:r>
+        <w:fldChar w:fldCharType="begin"/>
+      </w:r>
+      <w:r>
+        <w:instrText xml:space="preserve"> ADDIN ZOTERO_ITEM CSL_CITATION {"citationID":"cBprtSx2","properties":{"formattedCitation":"(Kennedy et al., 2011)","plainCitation":"(Kennedy et al., 2011)","noteIndex":0},"citationItems":[{"id":774,"uris":["http://zotero.org/users/9412238/items/AGC8TZ22"],"itemData":{"id":774,"type":"book","ISBN":"92-5-106749-X","publisher":"Food and Agriculture Organization of the United Nations","title":"Guidelines for measuring household and individual dietary diversity","author":[{"family":"Kennedy","given":"Gina"},{"family":"Ballard","given":"Terri"},{"family":"Dop","given":"Marie Claude"}],"issued":{"date-parts":[["2011"]]},"citation-key":"kennedyGuidelinesMeasuringHousehold2011"}}],"schema":"https://github.com/citation-style-language/schema/raw/master/csl-citation.json"} </w:instrText>
+      </w:r>
+      <w:r>
+        <w:fldChar w:fldCharType="separate"/>
+      </w:r>
+      <w:r>
+        <w:t>(Kennedy et al., 2011)</w:t>
+      </w:r>
+      <w:r>
+        <w:fldChar w:fldCharType="end"/>
+      </w:r>
+      <w:r>
+        <w:t xml:space="preserve">. Considering that HDDS is closely associated with energy availability and income, it is a practical approach to understanding the food security situation of households </w:t>
+      </w:r>
+      <w:r>
+        <w:fldChar w:fldCharType="begin"/>
+      </w:r>
+      <w:r>
+        <w:instrText xml:space="preserve"> ADDIN ZOTERO_ITEM CSL_CITATION {"citationID":"cCFrQvh1","properties":{"formattedCitation":"(Ruel, 2003)","plainCitation":"(Ruel, 2003)","noteIndex":0},"citationItems":[{"id":807,"uris":["http://zotero.org/users/9412238/items/QWK664L6"],"itemData":{"id":807,"type":"article-journal","abstract":"Dietary diversity (DD) is universally recognized as a key component of healthy diets. There is still, however, a lack of consensus on how to measure and operationalize DD. This article reviews published literature on DD, with a focus on the conceptual and operational issues related to its measurement in developing countries. Findings from studies of the association between DD and individual nutrient adequacy, child growth and/or household socioeconomic factors are summarized. DD is usually measured using a simple count of foods or food groups over a given reference period, but a number of different groupings, classification systems and reference periods have been used. This limits comparability and generalizability of findings. The few studies that have validated DD against nutrient adequacy in developing countries confirm the well-documented positive association observed in developed countries. A consistent positive association between dietary diversity and child growth is also found in a number of countries. Evidence from a multicountry analysis suggests that household-level DD diversity is strongly associated with household per capita income and energy availability, suggesting that DD could be a useful indicator of food security. The nutritional contribution of animal foods to nutrient adequacy is indisputable, but the independent role of animal foods relative to overall dietary quality for child growth and nutrition remains poorly understood. DD is clearly a promising measurement tool, but additional research is required to improve and harmonize measurement approaches and indicators. Validation studies are also needed to test the usefulness of DD indicators for various purposes and in different contexts.","container-title":"The Journal of nutrition","DOI":"10.1093/jn/133.11.3911S","ISSN":"0022-3166","issue":"11 Suppl 2","language":"eng","page":"3911S-3926S","title":"Operationalizing dietary diversity: a review of measurement issues and research priorities","volume":"133","author":[{"family":"Ruel","given":"Marie T."}],"issued":{"date-parts":[["2003"]]},"citation-key":"ruelOperationalizingDietaryDiversity2003"}}],"schema":"https://github.com/citation-style-language/schema/raw/master/csl-citation.json"} </w:instrText>
+      </w:r>
+      <w:r>
+        <w:fldChar w:fldCharType="separate"/>
+      </w:r>
+      <w:r>
+        <w:t>(Ruel, 2003)</w:t>
+      </w:r>
+      <w:r>
+        <w:fldChar w:fldCharType="end"/>
+      </w:r>
+      <w:r>
+        <w:t xml:space="preserve">. </w:t>
+      </w:r>
+      <w:r>
+        <w:t xml:space="preserve">Our second measure, </w:t>
+      </w:r>
+      <w:r>
+        <w:t>FCS</w:t>
+      </w:r>
+      <w:r>
+        <w:t>,</w:t>
+      </w:r>
+      <w:r>
+        <w:t xml:space="preserve"> is a composite score based on the frequency of consumption of different food groups and their relative </w:t>
       </w:r>
       <w:r>
         <w:lastRenderedPageBreak/>
-        <w:t>including the adoption of legume-based intensification practices.</w:t>
+        <w:t xml:space="preserve">importance. </w:t>
+      </w:r>
+      <w:r>
+        <w:t xml:space="preserve">Both HDDS and FCS are strong indicators of energy availability </w:t>
+      </w:r>
+      <w:r>
+        <w:fldChar w:fldCharType="begin"/>
+      </w:r>
+      <w:r>
+        <w:instrText xml:space="preserve"> ADDIN ZOTERO_ITEM CSL_CITATION {"citationID":"UVjmokvh","properties":{"formattedCitation":"(Leroy et al., 2015)","plainCitation":"(Leroy et al., 2015)","noteIndex":0},"citationItems":[{"id":2124,"uris":["http://zotero.org/groups/5881550/items/SD6MMW7C"],"itemData":{"id":2124,"type":"article-journal","abstract":"BACKGROUND: With food security now a top priority for many governments and for the global development community, there is heightened awareness of the need to improve our understanding and measurement of food security.\nOBJECTIVE: To bring clarity in the assessment of the food access dimension of food security at the household and individual level.\nMETHODS: For the most commonly used indicators, we reviewed their original purpose and construction, at what levels (household or individual) they were designed to be used, what components (quality, quantity, safety, and cultural acceptability) they were intended to reflect, and whether or not they have been tested for validity and comparability across contexts.\nRESULTS: We identified nine indicators and grouped them in three broad categories: experience-based, coping strategies, and dietary diversity. The indicators only capture the quantity and quality components of food access; none of the indicators capture information on safety or cultural acceptability of food access. Household Dietary Diversity (HDDS) and Food Consumption Score (FCS) are often considered indicators of both quantity and quality, but they have not been validated for the latter.\nCONCLUSIONS: We recommend the use of experience-based indicators, HDDS, or FCS to assess household access to energy; experience-based indicators to assess household access to diet quality (defined qualitatively as not having to adopt practices that favor acquiring cheaper, less appealing, and less micronutrient-dense foods); and individual dietary diversity scores for women or children to assess individual access to diet quality, defined as micronutrient adequacy.","container-title":"Food and Nutrition Bulletin","DOI":"10.1177/0379572115587274","ISSN":"0379-5721","issue":"2","journalAbbreviation":"Food Nutr Bull","language":"eng","note":"PMID: 26121701","page":"167-195","source":"PubMed","title":"Measuring the Food Access Dimension of Food Security: A Critical Review and Mapping of Indicators","title-short":"Measuring the Food Access Dimension of Food Security","volume":"36","author":[{"family":"Leroy","given":"Jef L."},{"family":"Ruel","given":"Marie"},{"family":"Frongillo","given":"Edward A."},{"family":"Harris","given":"Jody"},{"family":"Ballard","given":"Terri J."}],"issued":{"date-parts":[["2015",6]]},"citation-key":"leroyMeasuringFoodAccess2015"}}],"schema":"https://github.com/citation-style-language/schema/raw/master/csl-citation.json"} </w:instrText>
+      </w:r>
+      <w:r>
+        <w:fldChar w:fldCharType="separate"/>
+      </w:r>
+      <w:r>
+        <w:t>(Leroy et al., 2015)</w:t>
+      </w:r>
+      <w:r>
+        <w:fldChar w:fldCharType="end"/>
+      </w:r>
+      <w:r>
+        <w:t xml:space="preserve">. Some studies also link FCS to nutritional adequacy at the household level </w:t>
+      </w:r>
+      <w:r>
+        <w:fldChar w:fldCharType="begin"/>
+      </w:r>
+      <w:r>
+        <w:instrText xml:space="preserve"> ADDIN ZOTERO_ITEM CSL_CITATION {"citationID":"13ffCDb0","properties":{"formattedCitation":"(Marivoet et al., 2019)","plainCitation":"(Marivoet et al., 2019)","noteIndex":0},"citationItems":[{"id":2130,"uris":["http://zotero.org/groups/5881550/items/RBC6B4KY"],"itemData":{"id":2130,"type":"article-journal","abstract":"The Food Consumption Score (FCS), a food frequency indicator developed by the World Food Programme (WFP) that aims to capture both diet quantity and quality of household food consumption, has been validated only against calorie intake in a limited number of rather small countries. This article examines the potential of FCS to capture variation in diet quantity and quality using the 2004/5 Household Consumption and Expenditure Survey (HCES) conducted in the DRC. In addition to quantifying the strength of association between FCS and a series of benchmark variables, a set of nutrient-consistent regional adequacy levels is proposed as an alternative to the standard WFP’s cut-off in identifying food insecure households. We point out several key issues. First, for a country the size of the DRC, but possibly in other settings too, it is necessary to adopt a geographically disaggregated approach to account for regional diversity in food systems and resulting diets. Second, FCS can indeed capture qualitative aspects of food consumption in addition to quantitative ones. Third, increasing the number of food groups, removing their associated weights or truncating their food group score does not structurally improve FCS’s correlation with the benchmark variables. Fourth, the WFP’s threshold is only weakly consistent in terms of nutrient adequacy, marginally relevant to each of the country’s regions and markedly less sensitive and specific compared to the set of nutrient-consistent regional thresholds, which we propose based on the empirical relation between FCS and the mean adequacy ratio (MAR). Lastly, despite several methodological challenges, this work demonstrates the potential use of HCES to conduct this sort of food security validation exercises.","container-title":"Food Security","DOI":"10.1007/s12571-019-00958-3","ISSN":"1876-4525","issue":"5","journalAbbreviation":"Food Sec.","language":"en","page":"1029-1049","source":"Springer Link","title":"How well does the Food Consumption Score capture diet quantity, quality and adequacy across regions in the Democratic Republic of the Congo (DRC)?","volume":"11","author":[{"family":"Marivoet","given":"Wim"},{"family":"Becquey","given":"Elodie"},{"family":"Van Campenhout","given":"Bjorn"}],"issued":{"date-parts":[["2019",10,1]]},"citation-key":"marivoetHowWellDoes2019"}}],"schema":"https://github.com/citation-style-language/schema/raw/master/csl-citation.json"} </w:instrText>
+      </w:r>
+      <w:r>
+        <w:fldChar w:fldCharType="separate"/>
+      </w:r>
+      <w:r>
+        <w:t>(Marivoet et al., 2019)</w:t>
+      </w:r>
+      <w:r>
+        <w:fldChar w:fldCharType="end"/>
+      </w:r>
+      <w:r>
+        <w:t>, an</w:t>
+      </w:r>
+      <w:r>
+        <w:t>d argue that these dietary diversity indicators are good measures of household dietary divers</w:t>
+      </w:r>
+      <w:r>
+        <w:t xml:space="preserve">ity </w:t>
+      </w:r>
+      <w:r>
+        <w:fldChar w:fldCharType="begin"/>
+      </w:r>
+      <w:r>
+        <w:instrText xml:space="preserve"> ADDIN ZOTERO_ITEM CSL_CITATION {"citationID":"mMHKXYmh","properties":{"formattedCitation":"(Sariyev et al., 2021)","plainCitation":"(Sariyev et al., 2021)","noteIndex":0},"citationItems":[{"id":664,"uris":["http://zotero.org/users/9412238/items/X8QPNFUC"],"itemData":{"id":664,"type":"article-journal","abstract":"Considering that rural poor are mostly subsistence farmers, it seems plausible that production diversity could lead to better nutrition for these farmers. The association between production and dietary diversity is complex, and this complexity demands rigorous empirical analyses and more attention to gendered aspects of intra-household decision-making. We employ panel data analyses of 363 Ethiopian smallholders surveyed in 2014 and 2016 to test for this phenomenon, and to explore the association of women’s participation in decision-making with both production and consumption diversity. Results show that, diversification can be a strategy to improve the diets, but only of rural poor who have limited non-farm income, who are distant to the markets and mostly subsistence oriented. Moreover, female participation in decision-making associates with higher diversity both in terms of production and consumption, but it does not modify the magnitude of the association between production and dietary diversity. Our analyses contribute to the enriching literature on the linkage between production diversification and dietary diversity. We study this complex relationship in-depth and show that the gendered aspect of intra-household decision-making is an important covariate for both production diversity and dietary quality.","container-title":"Food Security","DOI":"10.1007/s12571-020-01098-9","ISSN":"1876-4525","issue":"1","journalAbbreviation":"Food Sec.","language":"en","license":"All rights reserved","page":"181-197","source":"Springer Link","title":"Intra-household decision-making, production diversity, and dietary quality: a panel data analysis of Ethiopian rural households","title-short":"Intra-household decision-making, production diversity, and dietary quality","volume":"13","author":[{"family":"Sariyev","given":"Orkhan"},{"family":"Loos","given":"Tim K."},{"family":"Khor","given":"Ling Yee"}],"issued":{"date-parts":[["2021",2,1]]},"citation-key":"sariyevIntrahouseholdDecisionmakingProduction2021"}}],"schema":"https://github.com/citation-style-language/schema/raw/master/csl-citation.json"} </w:instrText>
+      </w:r>
+      <w:r>
+        <w:fldChar w:fldCharType="separate"/>
+      </w:r>
+      <w:r>
+        <w:t>(Sariyev et al., 2021)</w:t>
+      </w:r>
+      <w:r>
+        <w:fldChar w:fldCharType="end"/>
+      </w:r>
+      <w:r>
+        <w:t>.</w:t>
+      </w:r>
+    </w:p>
+    <w:p>
+      <w:pPr>
+        <w:pStyle w:val="Heading2"/>
+      </w:pPr>
+      <w:r>
+        <w:t>Empirical strategy</w:t>
+      </w:r>
+    </w:p>
+    <w:p>
+      <w:r>
+        <w:t xml:space="preserve">The first objective is to examine gender differences in the adoption of legume-based intensification among maize farmers. Adoption is </w:t>
+      </w:r>
+      <w:r>
+        <w:t xml:space="preserve">a </w:t>
+      </w:r>
+      <w:r>
+        <w:t xml:space="preserve">binary outcome </w:t>
+      </w:r>
+      <w:r>
+        <w:t>that</w:t>
       </w:r>
       <w:r>
         <w:t xml:space="preserve"> </w:t>
       </w:r>
       <w:r>
-        <w:t xml:space="preserve">Moreover, women’s control over income has implications for empowerment, nutrition, and investment in crops that are important for women and </w:t>
-      </w:r>
-      <w:r>
-        <w:t>household nutrition</w:t>
+        <w:t xml:space="preserve">equals one if the household practices maize-legume intercropping, legume rotation, or both on any maize plot, and zero otherwise. Leveraging the panel structure of our data, we </w:t>
+      </w:r>
+      <w:r>
+        <w:t xml:space="preserve">can </w:t>
+      </w:r>
+      <w:r>
+        <w:t xml:space="preserve">estimate adoption determinants using a </w:t>
+      </w:r>
+      <w:r>
+        <w:t xml:space="preserve">two-way </w:t>
+      </w:r>
+      <w:r>
+        <w:t>fixed</w:t>
+      </w:r>
+      <w:r>
+        <w:t>-</w:t>
+      </w:r>
+      <w:r>
+        <w:t xml:space="preserve">effects logit model, which controls for time-invariant unobservable household </w:t>
+      </w:r>
+      <w:proofErr w:type="gramStart"/>
+      <w:r>
+        <w:t>heterogeneity</w:t>
+      </w:r>
+      <w:proofErr w:type="gramEnd"/>
+      <w:r>
+        <w:t xml:space="preserve"> as</w:t>
+      </w:r>
+      <w:r>
+        <w:t>:</w:t>
       </w:r>
       <w:r>
         <w:t xml:space="preserve"> </w:t>
       </w:r>
-      <w:r>
+    </w:p>
+    <w:p>
+      <w:pPr>
+        <w:keepNext/>
+        <w:ind w:left="2880"/>
+        <w:jc w:val="left"/>
+        <w:rPr>
+          <w:szCs w:val="24"/>
+        </w:rPr>
+      </w:pPr>
+      <m:oMath>
+        <m:r>
+          <w:rPr>
+            <w:rFonts w:ascii="Cambria Math" w:hAnsi="Cambria Math"/>
+          </w:rPr>
+          <m:t>Pr</m:t>
+        </m:r>
+        <m:d>
+          <m:dPr>
+            <m:ctrlPr>
+              <w:rPr>
+                <w:rFonts w:ascii="Cambria Math" w:hAnsi="Cambria Math"/>
+                <w:i/>
+              </w:rPr>
+            </m:ctrlPr>
+          </m:dPr>
+          <m:e>
+            <m:sSub>
+              <m:sSubPr>
+                <m:ctrlPr>
+                  <w:rPr>
+                    <w:rFonts w:ascii="Cambria Math" w:hAnsi="Cambria Math"/>
+                    <w:i/>
+                  </w:rPr>
+                </m:ctrlPr>
+              </m:sSubPr>
+              <m:e>
+                <m:r>
+                  <w:rPr>
+                    <w:rFonts w:ascii="Cambria Math" w:hAnsi="Cambria Math"/>
+                  </w:rPr>
+                  <m:t>Y</m:t>
+                </m:r>
+              </m:e>
+              <m:sub>
+                <m:r>
+                  <w:rPr>
+                    <w:rFonts w:ascii="Cambria Math" w:hAnsi="Cambria Math"/>
+                  </w:rPr>
+                  <m:t>it</m:t>
+                </m:r>
+              </m:sub>
+            </m:sSub>
+            <m:r>
+              <w:rPr>
+                <w:rFonts w:ascii="Cambria Math" w:hAnsi="Cambria Math"/>
+              </w:rPr>
+              <m:t xml:space="preserve">=1 | </m:t>
+            </m:r>
+            <m:sSub>
+              <m:sSubPr>
+                <m:ctrlPr>
+                  <w:rPr>
+                    <w:rFonts w:ascii="Cambria Math" w:hAnsi="Cambria Math"/>
+                    <w:i/>
+                  </w:rPr>
+                </m:ctrlPr>
+              </m:sSubPr>
+              <m:e>
+                <m:r>
+                  <w:rPr>
+                    <w:rFonts w:ascii="Cambria Math" w:hAnsi="Cambria Math"/>
+                  </w:rPr>
+                  <m:t>X</m:t>
+                </m:r>
+              </m:e>
+              <m:sub>
+                <m:r>
+                  <w:rPr>
+                    <w:rFonts w:ascii="Cambria Math" w:hAnsi="Cambria Math"/>
+                  </w:rPr>
+                  <m:t>it</m:t>
+                </m:r>
+              </m:sub>
+            </m:sSub>
+            <m:r>
+              <w:rPr>
+                <w:rFonts w:ascii="Cambria Math" w:hAnsi="Cambria Math"/>
+              </w:rPr>
+              <m:t xml:space="preserve">, </m:t>
+            </m:r>
+            <m:sSub>
+              <m:sSubPr>
+                <m:ctrlPr>
+                  <w:rPr>
+                    <w:rFonts w:ascii="Cambria Math" w:hAnsi="Cambria Math"/>
+                    <w:i/>
+                  </w:rPr>
+                </m:ctrlPr>
+              </m:sSubPr>
+              <m:e>
+                <m:r>
+                  <w:rPr>
+                    <w:rFonts w:ascii="Cambria Math" w:hAnsi="Cambria Math"/>
+                  </w:rPr>
+                  <m:t>α</m:t>
+                </m:r>
+              </m:e>
+              <m:sub>
+                <m:r>
+                  <w:rPr>
+                    <w:rFonts w:ascii="Cambria Math" w:hAnsi="Cambria Math"/>
+                  </w:rPr>
+                  <m:t>it</m:t>
+                </m:r>
+              </m:sub>
+            </m:sSub>
+            <m:r>
+              <w:rPr>
+                <w:rFonts w:ascii="Cambria Math" w:hAnsi="Cambria Math"/>
+              </w:rPr>
+              <m:t xml:space="preserve">, </m:t>
+            </m:r>
+            <m:sSub>
+              <m:sSubPr>
+                <m:ctrlPr>
+                  <w:rPr>
+                    <w:rFonts w:ascii="Cambria Math" w:hAnsi="Cambria Math"/>
+                    <w:i/>
+                  </w:rPr>
+                </m:ctrlPr>
+              </m:sSubPr>
+              <m:e>
+                <m:r>
+                  <w:rPr>
+                    <w:rFonts w:ascii="Cambria Math" w:hAnsi="Cambria Math"/>
+                  </w:rPr>
+                  <m:t>δ</m:t>
+                </m:r>
+              </m:e>
+              <m:sub>
+                <m:r>
+                  <w:rPr>
+                    <w:rFonts w:ascii="Cambria Math" w:hAnsi="Cambria Math"/>
+                  </w:rPr>
+                  <m:t>t</m:t>
+                </m:r>
+              </m:sub>
+            </m:sSub>
+          </m:e>
+        </m:d>
+        <m:r>
+          <w:rPr>
+            <w:rFonts w:ascii="Cambria Math" w:hAnsi="Cambria Math"/>
+          </w:rPr>
+          <m:t xml:space="preserve">= </m:t>
+        </m:r>
+        <m:f>
+          <m:fPr>
+            <m:ctrlPr>
+              <w:rPr>
+                <w:rFonts w:ascii="Cambria Math" w:hAnsi="Cambria Math"/>
+                <w:i/>
+              </w:rPr>
+            </m:ctrlPr>
+          </m:fPr>
+          <m:num>
+            <m:r>
+              <m:rPr>
+                <m:sty m:val="p"/>
+              </m:rPr>
+              <w:rPr>
+                <w:rFonts w:ascii="Cambria Math" w:hAnsi="Cambria Math"/>
+              </w:rPr>
+              <m:t>exp⁡</m:t>
+            </m:r>
+            <m:r>
+              <w:rPr>
+                <w:rFonts w:ascii="Cambria Math" w:hAnsi="Cambria Math"/>
+              </w:rPr>
+              <m:t xml:space="preserve">(β </m:t>
+            </m:r>
+            <m:sSub>
+              <m:sSubPr>
+                <m:ctrlPr>
+                  <w:rPr>
+                    <w:rFonts w:ascii="Cambria Math" w:hAnsi="Cambria Math"/>
+                    <w:i/>
+                  </w:rPr>
+                </m:ctrlPr>
+              </m:sSubPr>
+              <m:e>
+                <m:r>
+                  <w:rPr>
+                    <w:rFonts w:ascii="Cambria Math" w:hAnsi="Cambria Math"/>
+                  </w:rPr>
+                  <m:t>X</m:t>
+                </m:r>
+              </m:e>
+              <m:sub>
+                <m:r>
+                  <w:rPr>
+                    <w:rFonts w:ascii="Cambria Math" w:hAnsi="Cambria Math"/>
+                  </w:rPr>
+                  <m:t>it</m:t>
+                </m:r>
+              </m:sub>
+            </m:sSub>
+            <m:r>
+              <w:rPr>
+                <w:rFonts w:ascii="Cambria Math" w:hAnsi="Cambria Math"/>
+              </w:rPr>
+              <m:t xml:space="preserve">+ </m:t>
+            </m:r>
+            <m:sSub>
+              <m:sSubPr>
+                <m:ctrlPr>
+                  <w:rPr>
+                    <w:rFonts w:ascii="Cambria Math" w:hAnsi="Cambria Math"/>
+                    <w:i/>
+                  </w:rPr>
+                </m:ctrlPr>
+              </m:sSubPr>
+              <m:e>
+                <m:r>
+                  <w:rPr>
+                    <w:rFonts w:ascii="Cambria Math" w:hAnsi="Cambria Math"/>
+                  </w:rPr>
+                  <m:t>α</m:t>
+                </m:r>
+              </m:e>
+              <m:sub>
+                <m:r>
+                  <w:rPr>
+                    <w:rFonts w:ascii="Cambria Math" w:hAnsi="Cambria Math"/>
+                  </w:rPr>
+                  <m:t>it</m:t>
+                </m:r>
+              </m:sub>
+            </m:sSub>
+            <m:r>
+              <w:rPr>
+                <w:rFonts w:ascii="Cambria Math" w:hAnsi="Cambria Math"/>
+              </w:rPr>
+              <m:t>+</m:t>
+            </m:r>
+            <m:sSub>
+              <m:sSubPr>
+                <m:ctrlPr>
+                  <w:rPr>
+                    <w:rFonts w:ascii="Cambria Math" w:hAnsi="Cambria Math"/>
+                    <w:i/>
+                  </w:rPr>
+                </m:ctrlPr>
+              </m:sSubPr>
+              <m:e>
+                <m:r>
+                  <w:rPr>
+                    <w:rFonts w:ascii="Cambria Math" w:hAnsi="Cambria Math"/>
+                  </w:rPr>
+                  <m:t>δ</m:t>
+                </m:r>
+              </m:e>
+              <m:sub>
+                <m:r>
+                  <w:rPr>
+                    <w:rFonts w:ascii="Cambria Math" w:hAnsi="Cambria Math"/>
+                  </w:rPr>
+                  <m:t>t</m:t>
+                </m:r>
+              </m:sub>
+            </m:sSub>
+            <m:r>
+              <w:rPr>
+                <w:rFonts w:ascii="Cambria Math" w:hAnsi="Cambria Math"/>
+              </w:rPr>
+              <m:t xml:space="preserve">)  </m:t>
+            </m:r>
+          </m:num>
+          <m:den>
+            <m:r>
+              <w:rPr>
+                <w:rFonts w:ascii="Cambria Math" w:hAnsi="Cambria Math"/>
+              </w:rPr>
+              <m:t xml:space="preserve">1+ </m:t>
+            </m:r>
+            <m:r>
+              <m:rPr>
+                <m:sty m:val="p"/>
+              </m:rPr>
+              <w:rPr>
+                <w:rFonts w:ascii="Cambria Math" w:hAnsi="Cambria Math"/>
+              </w:rPr>
+              <m:t>exp⁡</m:t>
+            </m:r>
+            <m:r>
+              <w:rPr>
+                <w:rFonts w:ascii="Cambria Math" w:hAnsi="Cambria Math"/>
+              </w:rPr>
+              <m:t xml:space="preserve">(β </m:t>
+            </m:r>
+            <m:sSub>
+              <m:sSubPr>
+                <m:ctrlPr>
+                  <w:rPr>
+                    <w:rFonts w:ascii="Cambria Math" w:hAnsi="Cambria Math"/>
+                    <w:i/>
+                  </w:rPr>
+                </m:ctrlPr>
+              </m:sSubPr>
+              <m:e>
+                <m:r>
+                  <w:rPr>
+                    <w:rFonts w:ascii="Cambria Math" w:hAnsi="Cambria Math"/>
+                  </w:rPr>
+                  <m:t>X</m:t>
+                </m:r>
+              </m:e>
+              <m:sub>
+                <m:r>
+                  <w:rPr>
+                    <w:rFonts w:ascii="Cambria Math" w:hAnsi="Cambria Math"/>
+                  </w:rPr>
+                  <m:t>it</m:t>
+                </m:r>
+              </m:sub>
+            </m:sSub>
+            <m:r>
+              <w:rPr>
+                <w:rFonts w:ascii="Cambria Math" w:hAnsi="Cambria Math"/>
+              </w:rPr>
+              <m:t xml:space="preserve">+ </m:t>
+            </m:r>
+            <m:sSub>
+              <m:sSubPr>
+                <m:ctrlPr>
+                  <w:rPr>
+                    <w:rFonts w:ascii="Cambria Math" w:hAnsi="Cambria Math"/>
+                    <w:i/>
+                  </w:rPr>
+                </m:ctrlPr>
+              </m:sSubPr>
+              <m:e>
+                <m:r>
+                  <w:rPr>
+                    <w:rFonts w:ascii="Cambria Math" w:hAnsi="Cambria Math"/>
+                  </w:rPr>
+                  <m:t>α</m:t>
+                </m:r>
+              </m:e>
+              <m:sub>
+                <m:r>
+                  <w:rPr>
+                    <w:rFonts w:ascii="Cambria Math" w:hAnsi="Cambria Math"/>
+                  </w:rPr>
+                  <m:t>it</m:t>
+                </m:r>
+              </m:sub>
+            </m:sSub>
+            <m:r>
+              <w:rPr>
+                <w:rFonts w:ascii="Cambria Math" w:hAnsi="Cambria Math"/>
+              </w:rPr>
+              <m:t>+</m:t>
+            </m:r>
+            <m:sSub>
+              <m:sSubPr>
+                <m:ctrlPr>
+                  <w:rPr>
+                    <w:rFonts w:ascii="Cambria Math" w:hAnsi="Cambria Math"/>
+                    <w:i/>
+                  </w:rPr>
+                </m:ctrlPr>
+              </m:sSubPr>
+              <m:e>
+                <m:r>
+                  <w:rPr>
+                    <w:rFonts w:ascii="Cambria Math" w:hAnsi="Cambria Math"/>
+                  </w:rPr>
+                  <m:t>δ</m:t>
+                </m:r>
+              </m:e>
+              <m:sub>
+                <m:r>
+                  <w:rPr>
+                    <w:rFonts w:ascii="Cambria Math" w:hAnsi="Cambria Math"/>
+                  </w:rPr>
+                  <m:t>t</m:t>
+                </m:r>
+              </m:sub>
+            </m:sSub>
+            <m:r>
+              <w:rPr>
+                <w:rFonts w:ascii="Cambria Math" w:hAnsi="Cambria Math"/>
+              </w:rPr>
+              <m:t>)</m:t>
+            </m:r>
+          </m:den>
+        </m:f>
+        <m:r>
+          <w:rPr>
+            <w:rFonts w:ascii="Cambria Math" w:hAnsi="Cambria Math"/>
+          </w:rPr>
+          <m:t xml:space="preserve"> </m:t>
+        </m:r>
+      </m:oMath>
+      <w:r>
+        <w:rPr>
+          <w:rFonts w:eastAsiaTheme="minorEastAsia"/>
+        </w:rPr>
+        <w:t xml:space="preserve">                 </w:t>
+      </w:r>
+      <w:r>
+        <w:rPr>
+          <w:szCs w:val="24"/>
+        </w:rPr>
+        <w:t>(</w:t>
+      </w:r>
+      <w:r>
+        <w:rPr>
+          <w:szCs w:val="24"/>
+        </w:rPr>
         <w:fldChar w:fldCharType="begin"/>
       </w:r>
       <w:r>
-        <w:instrText xml:space="preserve"> ADDIN ZOTERO_ITEM CSL_CITATION {"citationID":"3CX4bo7Q","properties":{"formattedCitation":"(Quisumbing et al., 2019)","plainCitation":"(Quisumbing et al., 2019)","noteIndex":0},"citationItems":[{"id":2118,"uris":["http://zotero.org/groups/5881550/items/52AFNKSY"],"itemData":{"id":2118,"type":"book","abstract":"Gender-sensitive policy and programming have an integral role to play in fostering inclusive agricultural growth to meet the commitments of African countries to the Malabo Declaration goals. The 2019 Annual Trends and Outlook Report from ReSAKSS applies a gender lens to key issues that must be addressed to fully achieve these goals. Chapters examine the intersections between gender and (1) the context and institutions within which rural people operate; (2) the natural resources that men and women depend on for agriculture, sources of vulnerability, and resilience to shocks; (3) assets and income; and (4) livelihood strategies and well-being. The report serves as the official M&amp;E report for the Comprehensive Africa Agriculture Development Programme (CAADP), tracking progress on over 30 CAADP indicators. This record also includes the following synopsis, which has also been translated into French: Quisumbing, Agnes R.; Meinzen-Dick, Ruth Suseela; and Njuki, Jemimah. 2019. 2019 Annual trends and outlook report: Gender equality in rural Africa: From commitments to outcomes: Synopsis. Washington, DC: International Food Policy Research Institute (IFPRI). https://doi.org/10.2499/9780896293656 Quisumbing, Agnes R.; Meinzen-Dick, Ruth Suseela; and Njuki, Jemimah. 2019. Rapport annuel 2019 sur les tendances et les perspectives Égalité des genres en Afrique rurale : des engagements aux résultats: Synopsis. Washington, DC: International Food Policy Research Institute (IFPRI). https://doi.org/10.2499/9780896293663","ISBN":"978-0-89629-364-9","language":"en","note":"DOI: 10.2499/9780896293649","publisher":"International Food Policy Research Institute","source":"cgspace.cgiar.org","title":"2019 Annual trends and outlook report: Gender equality in rural Africa: From commitments to outcomes","title-short":"2019 Annual trends and outlook report","URL":"https://doi.org/10.2499/9780896293663","author":[{"family":"Quisumbing","given":"Agnes R."},{"family":"Meinzen-Dick","given":"Ruth S."},{"family":"Njuki","given":"Jemimah"}],"accessed":{"date-parts":[["2025",9,26]]},"issued":{"date-parts":[["2019",10,31]]},"citation-key":"quisumbing2019AnnualTrends2019"}}],"schema":"https://github.com/citation-style-language/schema/raw/master/csl-citation.json"} </w:instrText>
-      </w:r>
-      <w:r>
+        <w:rPr>
+          <w:szCs w:val="24"/>
+        </w:rPr>
+        <w:instrText xml:space="preserve"> SEQ Equation \* ARABIC </w:instrText>
+      </w:r>
+      <w:r>
+        <w:rPr>
+          <w:szCs w:val="24"/>
+        </w:rPr>
         <w:fldChar w:fldCharType="separate"/>
       </w:r>
       <w:r>
-        <w:t>(Quisumbing et al., 2019)</w:t>
-      </w:r>
-      <w:r>
+        <w:rPr>
+          <w:noProof/>
+          <w:szCs w:val="24"/>
+        </w:rPr>
+        <w:t>1</w:t>
+      </w:r>
+      <w:r>
+        <w:rPr>
+          <w:szCs w:val="24"/>
+        </w:rPr>
         <w:fldChar w:fldCharType="end"/>
       </w:r>
       <w:r>
+        <w:rPr>
+          <w:szCs w:val="24"/>
+        </w:rPr>
+        <w:t>)</w:t>
+      </w:r>
+    </w:p>
+    <w:p>
+      <w:pPr>
+        <w:rPr>
+          <w:bCs/>
+        </w:rPr>
+      </w:pPr>
+      <w:r>
+        <w:rPr>
+          <w:szCs w:val="24"/>
+        </w:rPr>
+        <w:t xml:space="preserve">Where  </w:t>
+      </w:r>
+      <m:oMath>
+        <m:sSub>
+          <m:sSubPr>
+            <m:ctrlPr>
+              <w:rPr>
+                <w:rFonts w:ascii="Cambria Math" w:hAnsi="Cambria Math"/>
+                <w:i/>
+              </w:rPr>
+            </m:ctrlPr>
+          </m:sSubPr>
+          <m:e>
+            <m:r>
+              <w:rPr>
+                <w:rFonts w:ascii="Cambria Math" w:hAnsi="Cambria Math"/>
+              </w:rPr>
+              <m:t>Y</m:t>
+            </m:r>
+          </m:e>
+          <m:sub>
+            <m:r>
+              <w:rPr>
+                <w:rFonts w:ascii="Cambria Math" w:hAnsi="Cambria Math"/>
+              </w:rPr>
+              <m:t>it</m:t>
+            </m:r>
+          </m:sub>
+        </m:sSub>
+      </m:oMath>
+      <w:r>
+        <w:t xml:space="preserve"> is the adoption decision for unit </w:t>
+      </w:r>
+      <m:oMath>
+        <m:r>
+          <w:rPr>
+            <w:rFonts w:ascii="Cambria Math" w:hAnsi="Cambria Math"/>
+          </w:rPr>
+          <m:t>i</m:t>
+        </m:r>
+      </m:oMath>
+      <w:r>
+        <w:t xml:space="preserve"> at time </w:t>
+      </w:r>
+      <m:oMath>
+        <m:r>
+          <w:rPr>
+            <w:rFonts w:ascii="Cambria Math" w:hAnsi="Cambria Math"/>
+          </w:rPr>
+          <m:t>t</m:t>
+        </m:r>
+      </m:oMath>
+      <w:r>
+        <w:t xml:space="preserve">, </w:t>
+      </w:r>
+      <m:oMath>
+        <m:r>
+          <w:rPr>
+            <w:rFonts w:ascii="Cambria Math" w:hAnsi="Cambria Math"/>
+          </w:rPr>
+          <m:t xml:space="preserve">β </m:t>
+        </m:r>
+      </m:oMath>
+      <w:r>
+        <w:t xml:space="preserve">is the vector of parameters to be estimated,  </w:t>
+      </w:r>
+      <m:oMath>
+        <m:sSub>
+          <m:sSubPr>
+            <m:ctrlPr>
+              <w:rPr>
+                <w:rFonts w:ascii="Cambria Math" w:hAnsi="Cambria Math"/>
+                <w:bCs/>
+                <w:i/>
+              </w:rPr>
+            </m:ctrlPr>
+          </m:sSubPr>
+          <m:e>
+            <m:r>
+              <w:rPr>
+                <w:rFonts w:ascii="Cambria Math" w:hAnsi="Cambria Math"/>
+              </w:rPr>
+              <m:t>α</m:t>
+            </m:r>
+          </m:e>
+          <m:sub>
+            <m:r>
+              <w:rPr>
+                <w:rFonts w:ascii="Cambria Math" w:hAnsi="Cambria Math"/>
+              </w:rPr>
+              <m:t>i</m:t>
+            </m:r>
+          </m:sub>
+        </m:sSub>
+      </m:oMath>
+      <w:r>
+        <w:rPr>
+          <w:bCs/>
+        </w:rPr>
+        <w:t xml:space="preserve"> and  </w:t>
+      </w:r>
+      <m:oMath>
+        <m:sSub>
+          <m:sSubPr>
+            <m:ctrlPr>
+              <w:rPr>
+                <w:rFonts w:ascii="Cambria Math" w:hAnsi="Cambria Math"/>
+                <w:i/>
+              </w:rPr>
+            </m:ctrlPr>
+          </m:sSubPr>
+          <m:e>
+            <m:r>
+              <w:rPr>
+                <w:rFonts w:ascii="Cambria Math" w:hAnsi="Cambria Math"/>
+              </w:rPr>
+              <m:t>δ</m:t>
+            </m:r>
+          </m:e>
+          <m:sub>
+            <m:r>
+              <w:rPr>
+                <w:rFonts w:ascii="Cambria Math" w:hAnsi="Cambria Math"/>
+              </w:rPr>
+              <m:t>t</m:t>
+            </m:r>
+          </m:sub>
+        </m:sSub>
+      </m:oMath>
+      <w:r>
+        <w:t xml:space="preserve"> are</w:t>
+      </w:r>
+      <w:r>
+        <w:rPr>
+          <w:bCs/>
+        </w:rPr>
+        <w:t xml:space="preserve"> household and time fixed</w:t>
+      </w:r>
+      <w:r>
+        <w:rPr>
+          <w:bCs/>
+        </w:rPr>
+        <w:t xml:space="preserve"> </w:t>
+      </w:r>
+      <w:r>
+        <w:rPr>
+          <w:bCs/>
+        </w:rPr>
+        <w:t>effect</w:t>
+      </w:r>
+      <w:r>
+        <w:rPr>
+          <w:bCs/>
+        </w:rPr>
+        <w:t>s</w:t>
+      </w:r>
+      <w:r>
+        <w:rPr>
+          <w:bCs/>
+        </w:rPr>
+        <w:t xml:space="preserve">, respectively. </w:t>
+      </w:r>
+      <w:r>
+        <w:rPr>
+          <w:bCs/>
+        </w:rPr>
+        <w:t>However, the fixed-effects estimator relies on the variation over time within observations</w:t>
+      </w:r>
+      <w:r>
+        <w:rPr>
+          <w:bCs/>
+        </w:rPr>
+        <w:t xml:space="preserve">, </w:t>
+      </w:r>
+      <w:r>
+        <w:rPr>
+          <w:bCs/>
+        </w:rPr>
+        <w:t>which poses a limitation: households exhibiting no variation in adoption status across periods (i.e., always adopters or never adopters) are excluded from the estimation.</w:t>
+      </w:r>
+      <w:r>
+        <w:rPr>
+          <w:bCs/>
+        </w:rPr>
+        <w:t xml:space="preserve"> </w:t>
+      </w:r>
+      <w:r>
+        <w:rPr>
+          <w:bCs/>
+        </w:rPr>
+        <w:t>Many researchers also refer to a linear model with a non-linear outcome variable</w:t>
+      </w:r>
+      <w:r>
+        <w:rPr>
+          <w:bCs/>
+        </w:rPr>
+        <w:t>,</w:t>
+      </w:r>
+      <w:r>
+        <w:rPr>
+          <w:bCs/>
+        </w:rPr>
+        <w:t xml:space="preserve"> considering the downsides not as bad as the downsides of nonlinear models with </w:t>
+      </w:r>
+      <w:r>
+        <w:rPr>
+          <w:bCs/>
+        </w:rPr>
+        <w:t>fixed effects</w:t>
+      </w:r>
+      <w:r>
+        <w:rPr>
+          <w:bCs/>
+        </w:rPr>
+        <w:t xml:space="preserve"> </w:t>
+      </w:r>
+      <w:r>
+        <w:rPr>
+          <w:bCs/>
+        </w:rPr>
+        <w:fldChar w:fldCharType="begin"/>
+      </w:r>
+      <w:r>
+        <w:rPr>
+          <w:bCs/>
+        </w:rPr>
+        <w:instrText xml:space="preserve"> ADDIN ZOTERO_ITEM CSL_CITATION {"citationID":"DoPL3Sxt","properties":{"formattedCitation":"(Huntington-Klein, 2025)","plainCitation":"(Huntington-Klein, 2025)","noteIndex":0},"citationItems":[{"id":2142,"uris":["http://zotero.org/groups/5881550/items/RZ5ICZ9U"],"itemData":{"id":2142,"type":"book","abstract":"\"'The Effect: An Introduction to Research Design and Causality' is about research design, specifically concerning research that uses non-experimental data to figure out whether one thing causes another. It is separated into two halves, each with different approaches to that subject. The first half goes through the concepts of causality, with very little in the way of estimation. It introduces the concept of identification thoroughly and clearly and discusses it as a process of trying to isolate variation that has a causal interpretation. Subjects include heavy emphasis on data-generating processes and causal diagrams. Concepts are demonstrated with a heavy emphasis on graphical intuition and the question of what we do to data. When we \"add a control variable\" what does that actually do?\"","edition":"Second edition","event-place":"Boca Raton London New York","ISBN":"978-1-032-58022-7","language":"eng","number-of-pages":"657","publisher":"CRC Press","publisher-place":"Boca Raton London New York","source":"K10plus ISBN","title":"The effect: an introduction to research design and causality","title-short":"The effect","author":[{"family":"Huntington-Klein","given":"Nick"}],"issued":{"date-parts":[["2025"]]},"citation-key":"huntington-kleinEffectIntroductionResearch2025"}}],"schema":"https://github.com/citation-style-language/schema/raw/master/csl-citation.json"} </w:instrText>
+      </w:r>
+      <w:r>
+        <w:rPr>
+          <w:bCs/>
+        </w:rPr>
+        <w:fldChar w:fldCharType="separate"/>
+      </w:r>
+      <w:r>
+        <w:t>(Huntington-Klein, 2025)</w:t>
+      </w:r>
+      <w:r>
+        <w:rPr>
+          <w:bCs/>
+        </w:rPr>
+        <w:fldChar w:fldCharType="end"/>
+      </w:r>
+      <w:r>
+        <w:rPr>
+          <w:bCs/>
+        </w:rPr>
         <w:t xml:space="preserve">. </w:t>
       </w:r>
       <w:r>
         <w:rPr>
-          <w:highlight w:val="yellow"/>
-        </w:rPr>
-        <w:t>Considering that legumes are often considered women’s crops, we also investigate the association between women’s control over crop income, legume intensification, and food security</w:t>
+          <w:bCs/>
+        </w:rPr>
+        <w:t xml:space="preserve">Consequently, we employ </w:t>
+      </w:r>
+      <w:r>
+        <w:rPr>
+          <w:bCs/>
+        </w:rPr>
+        <w:t>several</w:t>
+      </w:r>
+      <w:r>
+        <w:rPr>
+          <w:bCs/>
+        </w:rPr>
+        <w:t xml:space="preserve"> approaches—</w:t>
+      </w:r>
+      <w:r>
+        <w:rPr>
+          <w:bCs/>
+        </w:rPr>
+        <w:t>fixed-effects</w:t>
+      </w:r>
+      <w:r>
+        <w:rPr>
+          <w:bCs/>
+        </w:rPr>
+        <w:t xml:space="preserve"> logit</w:t>
+      </w:r>
+      <w:r>
+        <w:rPr>
+          <w:bCs/>
+        </w:rPr>
+        <w:t>, random-effects logit, pooled logit,</w:t>
+      </w:r>
+      <w:r>
+        <w:rPr>
+          <w:bCs/>
+        </w:rPr>
+        <w:t xml:space="preserve"> and linear probability models with fixed effects—to ensure robustness of our findings regarding gender differences in adoption.</w:t>
+      </w:r>
+      <w:r>
+        <w:rPr>
+          <w:bCs/>
+        </w:rPr>
+        <w:t xml:space="preserve"> </w:t>
+      </w:r>
+      <w:r>
+        <w:rPr>
+          <w:bCs/>
+        </w:rPr>
+        <w:t xml:space="preserve">As a caveat, the estimated gender differences should be interpreted as associations rather than causal effects, as our estimates may </w:t>
+      </w:r>
+      <w:r>
+        <w:rPr>
+          <w:bCs/>
+        </w:rPr>
+        <w:t>be</w:t>
+      </w:r>
+      <w:r>
+        <w:rPr>
+          <w:bCs/>
+        </w:rPr>
+        <w:t xml:space="preserve"> biased due to time-varying unobservable heterogeneity or potential model misspecification. While the fixed effects approach controls for time-invariant confounders, it cannot account for time-varying factors that may simultaneously influence both gender dynamics and adoption decisions.</w:t>
+      </w:r>
+    </w:p>
+    <w:p>
+      <w:r>
+        <w:t>Next, t</w:t>
+      </w:r>
+      <w:r>
+        <w:t xml:space="preserve">o </w:t>
+      </w:r>
+      <w:r>
+        <w:t>unpack</w:t>
+      </w:r>
+      <w:r>
+        <w:t xml:space="preserve"> the food security impacts of legume-based intensification in maize production systems</w:t>
+      </w:r>
+      <w:r>
+        <w:t xml:space="preserve">, we must compare the respective outcomes from adoption to the outcomes from non-adoption. Nevertheless, for a household, we can only </w:t>
+      </w:r>
+      <w:r>
+        <w:lastRenderedPageBreak/>
+        <w:t xml:space="preserve">observe one state at a time, meaning a household is either an adopter or not. In this case, we are dealing with a missing counterfactual problem, which is the fundamental challenge </w:t>
+      </w:r>
+      <w:r>
+        <w:t>for</w:t>
+      </w:r>
+      <w:r>
+        <w:t xml:space="preserve"> causal inference. </w:t>
+      </w:r>
+      <w:r>
+        <w:t>While comparing adopters with non-adopters offers a potential solution, this approach introduces selection bias and endogeneity concerns</w:t>
+      </w:r>
+      <w:r>
+        <w:t xml:space="preserve"> </w:t>
+      </w:r>
+      <w:r>
+        <w:fldChar w:fldCharType="begin"/>
+      </w:r>
+      <w:r>
+        <w:instrText xml:space="preserve"> ADDIN ZOTERO_ITEM CSL_CITATION {"citationID":"kxDEL0db","properties":{"formattedCitation":"(Imbens &amp; Wooldridge, 2009)","plainCitation":"(Imbens &amp; Wooldridge, 2009)","noteIndex":0},"citationItems":[{"id":756,"uris":["http://zotero.org/users/9412238/items/E886PGUX"],"itemData":{"id":756,"type":"article-journal","container-title":"Journal of Economic Literature","DOI":"10.1257/jel.47.1.5","ISSN":"0022-0515","issue":"1","page":"5-86","title":"Recent Developments in the Econometrics of Program Evaluation","volume":"47","author":[{"family":"Imbens","given":"Guido W."},{"family":"Wooldridge","given":"Jeffrey M."}],"issued":{"date-parts":[["2009"]]},"citation-key":"imbensRecentDevelopmentsEconometrics2009"}}],"schema":"https://github.com/citation-style-language/schema/raw/master/csl-citation.json"} </w:instrText>
+      </w:r>
+      <w:r>
+        <w:fldChar w:fldCharType="separate"/>
+      </w:r>
+      <w:r>
+        <w:t>(Imbens &amp; Wooldridge, 2009)</w:t>
+      </w:r>
+      <w:r>
+        <w:fldChar w:fldCharType="end"/>
       </w:r>
       <w:r>
         <w:t xml:space="preserve">. </w:t>
       </w:r>
       <w:r>
-        <w:t xml:space="preserve">Control over crop income is measured as a </w:t>
-      </w:r>
-      <w:r>
-        <w:t xml:space="preserve">joint, male, or female decision-making over crop income. </w:t>
+        <w:t xml:space="preserve">Adoption of legume-based intensification is a choice outcome that can be influenced by unobservable factors like farmers’ motivation, </w:t>
+      </w:r>
+      <w:r>
+        <w:t>r</w:t>
+      </w:r>
+      <w:r>
+        <w:t>isk preferences, managerial abilities, and family cohesion</w:t>
+      </w:r>
+      <w:r>
+        <w:t xml:space="preserve">. </w:t>
+      </w:r>
+      <w:r>
+        <w:t>Panel data methods, such as fixed effects estimation, can address selection bias arising from unobservable heterogeneity if these factors remain time-invariant. However, if key unobservable characteristics vary over time</w:t>
+      </w:r>
+      <w:r>
+        <w:t xml:space="preserve">, the bias </w:t>
+      </w:r>
+      <w:proofErr w:type="gramStart"/>
+      <w:r>
+        <w:t>still persists</w:t>
+      </w:r>
+      <w:proofErr w:type="gramEnd"/>
+      <w:r>
+        <w:t xml:space="preserve">. </w:t>
+      </w:r>
+    </w:p>
+    <w:p>
+      <w:r>
+        <w:t>To overcome potential selection bias, we ref</w:t>
+      </w:r>
+      <w:r>
+        <w:t xml:space="preserve">er to the </w:t>
+      </w:r>
+      <w:r>
+        <w:t xml:space="preserve">instrumental variable method </w:t>
+      </w:r>
+      <w:r>
+        <w:t xml:space="preserve">suggested in </w:t>
+      </w:r>
+      <w:r>
+        <w:fldChar w:fldCharType="begin"/>
+      </w:r>
+      <w:r>
+        <w:instrText xml:space="preserve"> ADDIN ZOTERO_ITEM CSL_CITATION {"citationID":"11415UPn","properties":{"custom":"Wooldridge (2010)","formattedCitation":"Wooldridge (2010)","plainCitation":"Wooldridge (2010)","noteIndex":0},"citationItems":[{"id":2136,"uris":["http://zotero.org/groups/5881550/items/R6N9EVKR"],"itemData":{"id":2136,"type":"chapter","abstract":"We now explicitly cover the problem of estimating an average treatment effect (ATE), sometimes called an average causal effect. An ATE is a special case of an average partial effect?it is an APE for a binary explanatory variable?and therefore many of the econometric models and methods that we have used in previous chapters can be applied or adapted to the problem of estimating ATEs.  Estimating ATEs has become important in the program evaluation literature, such as the evaluation of job-training programs or school voucher programs. Many of the early applications of the methods described in this chapter were","archive":"JSTOR","container-title":"Econometric Analysis of Cross Section and Panel Data","ISBN":"978-0-262-23258-6","page":"903-982","publisher":"The MIT Press","title":"Estimating Average Treatment Effects","URL":"http://www.jstor.org/stable/j.ctt5hhcfr.27","author":[{"family":"Wooldridge","given":"Jefrey M."}],"accessed":{"date-parts":[["2025",10,1]]},"issued":{"date-parts":[["2010"]]},"citation-key":"wooldridgeEstimatingAverageTreatment2010"}}],"schema":"https://github.com/citation-style-language/schema/raw/master/csl-citation.json"} </w:instrText>
+      </w:r>
+      <w:r>
+        <w:fldChar w:fldCharType="separate"/>
+      </w:r>
+      <w:r>
+        <w:t>Wooldridge (2010)</w:t>
+      </w:r>
+      <w:r>
+        <w:fldChar w:fldCharType="end"/>
+      </w:r>
+      <w:r>
+        <w:rPr>
+          <w:rStyle w:val="FootnoteReference"/>
+        </w:rPr>
+        <w:footnoteReference w:id="4"/>
+      </w:r>
+      <w:r>
+        <w:t xml:space="preserve">. </w:t>
+      </w:r>
+      <w:r>
+        <w:t>The employed procedure uses the fitted values from the first stage binary response model as instruments</w:t>
+      </w:r>
+      <w:r>
+        <w:t xml:space="preserve"> in an instrumental variable regression</w:t>
+      </w:r>
+      <w:r>
+        <w:t xml:space="preserve">. Considering that we have panel data, in the first stage, we estimate a probit model using </w:t>
+      </w:r>
+      <w:r>
+        <w:t xml:space="preserve">the </w:t>
+      </w:r>
+      <w:proofErr w:type="spellStart"/>
+      <w:r>
+        <w:t>Mundlak</w:t>
+      </w:r>
+      <w:proofErr w:type="spellEnd"/>
+      <w:r>
+        <w:t xml:space="preserve"> device</w:t>
+      </w:r>
+      <w:r>
+        <w:t xml:space="preserve"> </w:t>
+      </w:r>
+      <w:r>
+        <w:fldChar w:fldCharType="begin"/>
+      </w:r>
+      <w:r>
+        <w:instrText xml:space="preserve"> ADDIN ZOTERO_ITEM CSL_CITATION {"citationID":"ooEhWWl7","properties":{"formattedCitation":"(Mundlak, 1978)","plainCitation":"(Mundlak, 1978)","noteIndex":0},"citationItems":[{"id":2137,"uris":["http://zotero.org/groups/5881550/items/MBSWAYFA"],"itemData":{"id":2137,"type":"article-journal","container-title":"Econometrica: journal of the Econometric Society","note":"ISBN: 0012-9682\npublisher: JSTOR","page":"69-85","title":"On the pooling of time series and cross section data","author":[{"family":"Mundlak","given":"Yair"}],"issued":{"date-parts":[["1978"]]},"citation-key":"mundlakPoolingTimeSeries1978"}}],"schema":"https://github.com/citation-style-language/schema/raw/master/csl-citation.json"} </w:instrText>
+      </w:r>
+      <w:r>
+        <w:fldChar w:fldCharType="separate"/>
+      </w:r>
+      <w:r>
+        <w:t>(</w:t>
+      </w:r>
+      <w:proofErr w:type="spellStart"/>
+      <w:r>
+        <w:t>Mundlak</w:t>
+      </w:r>
+      <w:proofErr w:type="spellEnd"/>
+      <w:r>
+        <w:t>, 1978)</w:t>
+      </w:r>
+      <w:r>
+        <w:fldChar w:fldCharType="end"/>
+      </w:r>
+      <w:r>
+        <w:t xml:space="preserve">: </w:t>
+      </w:r>
+    </w:p>
+    <w:p>
+      <w:pPr>
+        <w:keepNext/>
+        <w:jc w:val="center"/>
+      </w:pPr>
+      <w:r>
+        <w:rPr>
+          <w:rFonts w:eastAsiaTheme="minorEastAsia"/>
+          <w:b/>
+        </w:rPr>
+        <w:t xml:space="preserve">                  </w:t>
+      </w:r>
+      <w:r>
+        <w:rPr>
+          <w:rFonts w:eastAsiaTheme="minorEastAsia"/>
+          <w:b/>
+        </w:rPr>
+        <w:t xml:space="preserve">              </w:t>
+      </w:r>
+      <w:r>
+        <w:rPr>
+          <w:rFonts w:eastAsiaTheme="minorEastAsia"/>
+          <w:b/>
+        </w:rPr>
+        <w:t xml:space="preserve">        </w:t>
+      </w:r>
+      <w:r>
+        <w:rPr>
+          <w:rFonts w:eastAsiaTheme="minorEastAsia"/>
+          <w:b/>
+        </w:rPr>
+        <w:t xml:space="preserve">   </w:t>
+      </w:r>
+      <w:bookmarkStart w:id="1" w:name="_Ref210218811"/>
+      <m:oMath>
+        <m:sSub>
+          <m:sSubPr>
+            <m:ctrlPr>
+              <w:rPr>
+                <w:rFonts w:ascii="Cambria Math" w:hAnsi="Cambria Math"/>
+                <w:bCs/>
+                <w:i/>
+              </w:rPr>
+            </m:ctrlPr>
+          </m:sSubPr>
+          <m:e>
+            <m:r>
+              <w:rPr>
+                <w:rFonts w:ascii="Cambria Math" w:hAnsi="Cambria Math"/>
+              </w:rPr>
+              <m:t>D</m:t>
+            </m:r>
+          </m:e>
+          <m:sub>
+            <m:r>
+              <w:rPr>
+                <w:rFonts w:ascii="Cambria Math" w:hAnsi="Cambria Math"/>
+              </w:rPr>
+              <m:t>it</m:t>
+            </m:r>
+          </m:sub>
+        </m:sSub>
+        <m:r>
+          <w:rPr>
+            <w:rFonts w:ascii="Cambria Math" w:hAnsi="Cambria Math"/>
+          </w:rPr>
+          <m:t xml:space="preserve">= </m:t>
+        </m:r>
+        <m:sSub>
+          <m:sSubPr>
+            <m:ctrlPr>
+              <w:rPr>
+                <w:rFonts w:ascii="Cambria Math" w:hAnsi="Cambria Math"/>
+                <w:bCs/>
+                <w:i/>
+              </w:rPr>
+            </m:ctrlPr>
+          </m:sSubPr>
+          <m:e>
+            <m:r>
+              <w:rPr>
+                <w:rFonts w:ascii="Cambria Math" w:hAnsi="Cambria Math"/>
+              </w:rPr>
+              <m:t>α</m:t>
+            </m:r>
+          </m:e>
+          <m:sub>
+            <m:r>
+              <w:rPr>
+                <w:rFonts w:ascii="Cambria Math" w:hAnsi="Cambria Math"/>
+              </w:rPr>
+              <m:t>0</m:t>
+            </m:r>
+          </m:sub>
+        </m:sSub>
+        <m:r>
+          <w:rPr>
+            <w:rFonts w:ascii="Cambria Math" w:hAnsi="Cambria Math"/>
+          </w:rPr>
+          <m:t xml:space="preserve"> + β</m:t>
+        </m:r>
+        <m:sSub>
+          <m:sSubPr>
+            <m:ctrlPr>
+              <w:rPr>
+                <w:rFonts w:ascii="Cambria Math" w:hAnsi="Cambria Math"/>
+                <w:bCs/>
+                <w:i/>
+              </w:rPr>
+            </m:ctrlPr>
+          </m:sSubPr>
+          <m:e>
+            <m:r>
+              <w:rPr>
+                <w:rFonts w:ascii="Cambria Math" w:hAnsi="Cambria Math"/>
+              </w:rPr>
+              <m:t>x</m:t>
+            </m:r>
+          </m:e>
+          <m:sub>
+            <m:r>
+              <w:rPr>
+                <w:rFonts w:ascii="Cambria Math" w:hAnsi="Cambria Math"/>
+              </w:rPr>
+              <m:t>it</m:t>
+            </m:r>
+          </m:sub>
+        </m:sSub>
+        <m:r>
+          <w:rPr>
+            <w:rFonts w:ascii="Cambria Math" w:hAnsi="Cambria Math"/>
+          </w:rPr>
+          <m:t>+γ</m:t>
+        </m:r>
+        <m:acc>
+          <m:accPr>
+            <m:chr m:val="̅"/>
+            <m:ctrlPr>
+              <w:rPr>
+                <w:rFonts w:ascii="Cambria Math" w:hAnsi="Cambria Math"/>
+                <w:bCs/>
+                <w:i/>
+              </w:rPr>
+            </m:ctrlPr>
+          </m:accPr>
+          <m:e>
+            <m:sSub>
+              <m:sSubPr>
+                <m:ctrlPr>
+                  <w:rPr>
+                    <w:rFonts w:ascii="Cambria Math" w:hAnsi="Cambria Math"/>
+                    <w:bCs/>
+                    <w:i/>
+                  </w:rPr>
+                </m:ctrlPr>
+              </m:sSubPr>
+              <m:e>
+                <m:r>
+                  <w:rPr>
+                    <w:rFonts w:ascii="Cambria Math" w:hAnsi="Cambria Math"/>
+                  </w:rPr>
+                  <m:t>x</m:t>
+                </m:r>
+              </m:e>
+              <m:sub>
+                <m:r>
+                  <w:rPr>
+                    <w:rFonts w:ascii="Cambria Math" w:hAnsi="Cambria Math"/>
+                  </w:rPr>
+                  <m:t>i</m:t>
+                </m:r>
+              </m:sub>
+            </m:sSub>
+          </m:e>
+        </m:acc>
+        <m:r>
+          <w:rPr>
+            <w:rFonts w:ascii="Cambria Math" w:hAnsi="Cambria Math"/>
+          </w:rPr>
+          <m:t xml:space="preserve">+ </m:t>
+        </m:r>
+        <m:sSub>
+          <m:sSubPr>
+            <m:ctrlPr>
+              <w:rPr>
+                <w:rFonts w:ascii="Cambria Math" w:hAnsi="Cambria Math"/>
+                <w:bCs/>
+                <w:i/>
+              </w:rPr>
+            </m:ctrlPr>
+          </m:sSubPr>
+          <m:e>
+            <m:r>
+              <w:rPr>
+                <w:rFonts w:ascii="Cambria Math" w:hAnsi="Cambria Math"/>
+              </w:rPr>
+              <m:t>α</m:t>
+            </m:r>
+          </m:e>
+          <m:sub>
+            <m:r>
+              <w:rPr>
+                <w:rFonts w:ascii="Cambria Math" w:hAnsi="Cambria Math"/>
+              </w:rPr>
+              <m:t>i</m:t>
+            </m:r>
+          </m:sub>
+        </m:sSub>
+        <m:r>
+          <w:rPr>
+            <w:rFonts w:ascii="Cambria Math" w:hAnsi="Cambria Math"/>
+          </w:rPr>
+          <m:t xml:space="preserve">+ </m:t>
+        </m:r>
+        <m:sSub>
+          <m:sSubPr>
+            <m:ctrlPr>
+              <w:rPr>
+                <w:rFonts w:ascii="Cambria Math" w:hAnsi="Cambria Math"/>
+                <w:bCs/>
+                <w:i/>
+              </w:rPr>
+            </m:ctrlPr>
+          </m:sSubPr>
+          <m:e>
+            <m:r>
+              <w:rPr>
+                <w:rFonts w:ascii="Cambria Math" w:hAnsi="Cambria Math"/>
+              </w:rPr>
+              <m:t>ϵ</m:t>
+            </m:r>
+          </m:e>
+          <m:sub>
+            <m:r>
+              <w:rPr>
+                <w:rFonts w:ascii="Cambria Math" w:hAnsi="Cambria Math"/>
+              </w:rPr>
+              <m:t>it</m:t>
+            </m:r>
+          </m:sub>
+        </m:sSub>
+        <m:r>
+          <m:rPr>
+            <m:sty m:val="bi"/>
+          </m:rPr>
+          <w:rPr>
+            <w:rFonts w:ascii="Cambria Math" w:hAnsi="Cambria Math"/>
+          </w:rPr>
+          <m:t xml:space="preserve">   </m:t>
+        </m:r>
+      </m:oMath>
+      <w:r>
+        <w:rPr>
+          <w:rFonts w:eastAsiaTheme="minorEastAsia"/>
+          <w:b/>
+        </w:rPr>
+        <w:t xml:space="preserve">                         </w:t>
+      </w:r>
+      <w:r>
+        <w:rPr>
+          <w:szCs w:val="24"/>
+        </w:rPr>
+        <w:t>(</w:t>
+      </w:r>
+      <w:r>
+        <w:rPr>
+          <w:szCs w:val="24"/>
+        </w:rPr>
+        <w:fldChar w:fldCharType="begin"/>
+      </w:r>
+      <w:r>
+        <w:rPr>
+          <w:szCs w:val="24"/>
+        </w:rPr>
+        <w:instrText xml:space="preserve"> SEQ Equation \* ARABIC </w:instrText>
+      </w:r>
+      <w:r>
+        <w:rPr>
+          <w:szCs w:val="24"/>
+        </w:rPr>
+        <w:fldChar w:fldCharType="separate"/>
+      </w:r>
+      <w:r>
+        <w:rPr>
+          <w:noProof/>
+          <w:szCs w:val="24"/>
+        </w:rPr>
+        <w:t>2</w:t>
+      </w:r>
+      <w:r>
+        <w:rPr>
+          <w:szCs w:val="24"/>
+        </w:rPr>
+        <w:fldChar w:fldCharType="end"/>
+      </w:r>
+      <w:bookmarkStart w:id="2" w:name="_Ref210218800"/>
+      <w:r>
+        <w:rPr>
+          <w:szCs w:val="24"/>
+        </w:rPr>
+        <w:t>)</w:t>
+      </w:r>
+      <w:bookmarkEnd w:id="1"/>
+      <w:bookmarkEnd w:id="2"/>
+    </w:p>
+    <w:p>
+      <w:pPr>
+        <w:rPr>
+          <w:rFonts w:eastAsiaTheme="minorEastAsia"/>
+        </w:rPr>
+      </w:pPr>
+      <w:r>
+        <w:rPr>
+          <w:rFonts w:eastAsiaTheme="minorEastAsia"/>
+        </w:rPr>
+        <w:t xml:space="preserve">Where </w:t>
+      </w:r>
+      <m:oMath>
+        <m:sSub>
+          <m:sSubPr>
+            <m:ctrlPr>
+              <w:rPr>
+                <w:rFonts w:ascii="Cambria Math" w:hAnsi="Cambria Math"/>
+                <w:i/>
+              </w:rPr>
+            </m:ctrlPr>
+          </m:sSubPr>
+          <m:e>
+            <m:r>
+              <w:rPr>
+                <w:rFonts w:ascii="Cambria Math" w:hAnsi="Cambria Math"/>
+              </w:rPr>
+              <m:t>D</m:t>
+            </m:r>
+          </m:e>
+          <m:sub>
+            <m:r>
+              <w:rPr>
+                <w:rFonts w:ascii="Cambria Math" w:hAnsi="Cambria Math"/>
+              </w:rPr>
+              <m:t>it</m:t>
+            </m:r>
+          </m:sub>
+        </m:sSub>
+      </m:oMath>
+      <w:r>
+        <w:rPr>
+          <w:rFonts w:eastAsiaTheme="minorEastAsia"/>
+        </w:rPr>
+        <w:t xml:space="preserve"> is the adoption decision of </w:t>
+      </w:r>
+      <w:r>
+        <w:rPr>
+          <w:rFonts w:eastAsiaTheme="minorEastAsia"/>
+        </w:rPr>
+        <w:t xml:space="preserve">the </w:t>
+      </w:r>
+      <w:r>
+        <w:rPr>
+          <w:rFonts w:eastAsiaTheme="minorEastAsia"/>
+        </w:rPr>
+        <w:t xml:space="preserve">farmer </w:t>
+      </w:r>
+      <m:oMath>
+        <m:r>
+          <w:rPr>
+            <w:rFonts w:ascii="Cambria Math" w:eastAsiaTheme="minorEastAsia" w:hAnsi="Cambria Math"/>
+          </w:rPr>
+          <m:t>i</m:t>
+        </m:r>
+      </m:oMath>
+      <w:r>
+        <w:rPr>
+          <w:rFonts w:eastAsiaTheme="minorEastAsia"/>
+        </w:rPr>
+        <w:t xml:space="preserve"> at time </w:t>
+      </w:r>
+      <m:oMath>
+        <m:r>
+          <w:rPr>
+            <w:rFonts w:ascii="Cambria Math" w:eastAsiaTheme="minorEastAsia" w:hAnsi="Cambria Math"/>
+          </w:rPr>
+          <m:t>t</m:t>
+        </m:r>
+      </m:oMath>
+      <w:r>
+        <w:rPr>
+          <w:rFonts w:eastAsiaTheme="minorEastAsia"/>
+        </w:rPr>
+        <w:t xml:space="preserve">, </w:t>
+      </w:r>
+      <m:oMath>
+        <m:sSub>
+          <m:sSubPr>
+            <m:ctrlPr>
+              <w:rPr>
+                <w:rFonts w:ascii="Cambria Math" w:hAnsi="Cambria Math"/>
+                <w:i/>
+              </w:rPr>
+            </m:ctrlPr>
+          </m:sSubPr>
+          <m:e>
+            <m:r>
+              <w:rPr>
+                <w:rFonts w:ascii="Cambria Math" w:hAnsi="Cambria Math"/>
+              </w:rPr>
+              <m:t>α</m:t>
+            </m:r>
+          </m:e>
+          <m:sub>
+            <m:r>
+              <w:rPr>
+                <w:rFonts w:ascii="Cambria Math" w:hAnsi="Cambria Math"/>
+              </w:rPr>
+              <m:t>0</m:t>
+            </m:r>
+          </m:sub>
+        </m:sSub>
+      </m:oMath>
+      <w:r>
+        <w:rPr>
+          <w:rFonts w:eastAsiaTheme="minorEastAsia"/>
+        </w:rPr>
+        <w:t xml:space="preserve"> is the overall intercept, </w:t>
+      </w:r>
+      <m:oMath>
+        <m:r>
+          <w:rPr>
+            <w:rFonts w:ascii="Cambria Math" w:hAnsi="Cambria Math"/>
+          </w:rPr>
+          <m:t>β</m:t>
+        </m:r>
+      </m:oMath>
+      <w:r>
+        <w:rPr>
+          <w:rFonts w:eastAsiaTheme="minorEastAsia"/>
+        </w:rPr>
+        <w:t xml:space="preserve"> is the coefficient on time-varying </w:t>
+      </w:r>
+      <m:oMath>
+        <m:r>
+          <w:rPr>
+            <w:rFonts w:ascii="Cambria Math" w:eastAsiaTheme="minorEastAsia" w:hAnsi="Cambria Math"/>
+          </w:rPr>
+          <m:t>x</m:t>
+        </m:r>
+      </m:oMath>
+      <w:r>
+        <w:rPr>
+          <w:rFonts w:eastAsiaTheme="minorEastAsia"/>
+        </w:rPr>
+        <w:t xml:space="preserve"> </w:t>
+      </w:r>
+      <w:r>
+        <w:rPr>
+          <w:rFonts w:eastAsiaTheme="minorEastAsia"/>
+        </w:rPr>
+        <w:t xml:space="preserve">regressors, </w:t>
+      </w:r>
+      <m:oMath>
+        <m:r>
+          <w:rPr>
+            <w:rFonts w:ascii="Cambria Math" w:hAnsi="Cambria Math"/>
+          </w:rPr>
+          <m:t>γ</m:t>
+        </m:r>
+      </m:oMath>
+      <w:r>
+        <w:rPr>
+          <w:rFonts w:eastAsiaTheme="minorEastAsia"/>
+        </w:rPr>
+        <w:t xml:space="preserve"> is the coefficient on time averages </w:t>
+      </w:r>
+      <m:oMath>
+        <m:acc>
+          <m:accPr>
+            <m:chr m:val="̅"/>
+            <m:ctrlPr>
+              <w:rPr>
+                <w:rFonts w:ascii="Cambria Math" w:hAnsi="Cambria Math"/>
+                <w:i/>
+              </w:rPr>
+            </m:ctrlPr>
+          </m:accPr>
+          <m:e>
+            <m:r>
+              <w:rPr>
+                <w:rFonts w:ascii="Cambria Math" w:hAnsi="Cambria Math"/>
+              </w:rPr>
+              <m:t>x</m:t>
+            </m:r>
+          </m:e>
+        </m:acc>
+      </m:oMath>
+      <w:r>
+        <w:rPr>
+          <w:rFonts w:eastAsiaTheme="minorEastAsia"/>
+        </w:rPr>
+        <w:t xml:space="preserve">, </w:t>
+      </w:r>
+      <m:oMath>
+        <m:sSub>
+          <m:sSubPr>
+            <m:ctrlPr>
+              <w:rPr>
+                <w:rFonts w:ascii="Cambria Math" w:hAnsi="Cambria Math"/>
+                <w:i/>
+              </w:rPr>
+            </m:ctrlPr>
+          </m:sSubPr>
+          <m:e>
+            <m:r>
+              <w:rPr>
+                <w:rFonts w:ascii="Cambria Math" w:hAnsi="Cambria Math"/>
+              </w:rPr>
+              <m:t>α</m:t>
+            </m:r>
+          </m:e>
+          <m:sub>
+            <m:r>
+              <w:rPr>
+                <w:rFonts w:ascii="Cambria Math" w:hAnsi="Cambria Math"/>
+              </w:rPr>
+              <m:t>i</m:t>
+            </m:r>
+          </m:sub>
+        </m:sSub>
+      </m:oMath>
+      <w:r>
+        <w:rPr>
+          <w:rFonts w:eastAsiaTheme="minorEastAsia"/>
+        </w:rPr>
+        <w:t xml:space="preserve">is the residual individual effect, </w:t>
+      </w:r>
+      <m:oMath>
+        <m:sSub>
+          <m:sSubPr>
+            <m:ctrlPr>
+              <w:rPr>
+                <w:rFonts w:ascii="Cambria Math" w:hAnsi="Cambria Math"/>
+                <w:i/>
+              </w:rPr>
+            </m:ctrlPr>
+          </m:sSubPr>
+          <m:e>
+            <m:r>
+              <w:rPr>
+                <w:rFonts w:ascii="Cambria Math" w:hAnsi="Cambria Math"/>
+              </w:rPr>
+              <m:t>ϵ</m:t>
+            </m:r>
+          </m:e>
+          <m:sub>
+            <m:r>
+              <w:rPr>
+                <w:rFonts w:ascii="Cambria Math" w:hAnsi="Cambria Math"/>
+              </w:rPr>
+              <m:t>it</m:t>
+            </m:r>
+          </m:sub>
+        </m:sSub>
+      </m:oMath>
+      <w:r>
+        <w:rPr>
+          <w:rFonts w:eastAsiaTheme="minorEastAsia"/>
+        </w:rPr>
+        <w:t xml:space="preserve"> is the idiosyncratic error. </w:t>
+      </w:r>
+      <w:r>
+        <w:rPr>
+          <w:rFonts w:eastAsiaTheme="minorEastAsia"/>
+        </w:rPr>
+        <w:t xml:space="preserve">This is followed </w:t>
+      </w:r>
+      <w:r>
+        <w:rPr>
+          <w:rFonts w:eastAsiaTheme="minorEastAsia"/>
+        </w:rPr>
+        <w:t>by</w:t>
+      </w:r>
+      <w:r>
+        <w:rPr>
+          <w:rFonts w:eastAsiaTheme="minorEastAsia"/>
+        </w:rPr>
+        <w:t xml:space="preserve"> </w:t>
+      </w:r>
+      <w:r>
+        <w:rPr>
+          <w:rFonts w:eastAsiaTheme="minorEastAsia"/>
+        </w:rPr>
+        <w:t>fixed-effects instrumental variables regression</w:t>
+      </w:r>
+      <w:r>
+        <w:rPr>
+          <w:rStyle w:val="FootnoteReference"/>
+          <w:rFonts w:eastAsiaTheme="minorEastAsia"/>
+        </w:rPr>
+        <w:footnoteReference w:id="5"/>
+      </w:r>
+      <w:r>
+        <w:rPr>
+          <w:rFonts w:eastAsiaTheme="minorEastAsia"/>
+        </w:rPr>
+        <w:t>:</w:t>
+      </w:r>
+    </w:p>
+    <w:p>
+      <w:pPr>
+        <w:keepNext/>
+        <w:jc w:val="center"/>
+      </w:pPr>
+      <w:r>
+        <w:rPr>
+          <w:rFonts w:eastAsiaTheme="minorEastAsia"/>
+          <w:b/>
+        </w:rPr>
+        <w:t xml:space="preserve">                                          </w:t>
+      </w:r>
+      <m:oMath>
+        <m:sSub>
+          <m:sSubPr>
+            <m:ctrlPr>
+              <w:rPr>
+                <w:rFonts w:ascii="Cambria Math" w:hAnsi="Cambria Math"/>
+                <w:bCs/>
+                <w:i/>
+              </w:rPr>
+            </m:ctrlPr>
+          </m:sSubPr>
+          <m:e>
+            <m:r>
+              <w:rPr>
+                <w:rFonts w:ascii="Cambria Math" w:hAnsi="Cambria Math"/>
+              </w:rPr>
+              <m:t>y</m:t>
+            </m:r>
+          </m:e>
+          <m:sub>
+            <m:r>
+              <w:rPr>
+                <w:rFonts w:ascii="Cambria Math" w:hAnsi="Cambria Math"/>
+              </w:rPr>
+              <m:t>it</m:t>
+            </m:r>
+          </m:sub>
+        </m:sSub>
+        <m:r>
+          <w:rPr>
+            <w:rFonts w:ascii="Cambria Math" w:hAnsi="Cambria Math"/>
+          </w:rPr>
+          <m:t xml:space="preserve">= </m:t>
+        </m:r>
+        <m:sSub>
+          <m:sSubPr>
+            <m:ctrlPr>
+              <w:rPr>
+                <w:rFonts w:ascii="Cambria Math" w:hAnsi="Cambria Math"/>
+                <w:bCs/>
+                <w:i/>
+              </w:rPr>
+            </m:ctrlPr>
+          </m:sSubPr>
+          <m:e>
+            <m:r>
+              <w:rPr>
+                <w:rFonts w:ascii="Cambria Math" w:hAnsi="Cambria Math"/>
+              </w:rPr>
+              <m:t>α</m:t>
+            </m:r>
+          </m:e>
+          <m:sub>
+            <m:r>
+              <w:rPr>
+                <w:rFonts w:ascii="Cambria Math" w:hAnsi="Cambria Math"/>
+              </w:rPr>
+              <m:t>i</m:t>
+            </m:r>
+          </m:sub>
+        </m:sSub>
+        <m:r>
+          <w:rPr>
+            <w:rFonts w:ascii="Cambria Math" w:hAnsi="Cambria Math"/>
+          </w:rPr>
+          <m:t xml:space="preserve"> +δ</m:t>
+        </m:r>
+        <m:sSub>
+          <m:sSubPr>
+            <m:ctrlPr>
+              <w:rPr>
+                <w:rFonts w:ascii="Cambria Math" w:hAnsi="Cambria Math"/>
+                <w:bCs/>
+                <w:i/>
+              </w:rPr>
+            </m:ctrlPr>
+          </m:sSubPr>
+          <m:e>
+            <m:r>
+              <w:rPr>
+                <w:rFonts w:ascii="Cambria Math" w:hAnsi="Cambria Math"/>
+              </w:rPr>
+              <m:t>D</m:t>
+            </m:r>
+          </m:e>
+          <m:sub>
+            <m:r>
+              <w:rPr>
+                <w:rFonts w:ascii="Cambria Math" w:hAnsi="Cambria Math"/>
+              </w:rPr>
+              <m:t>it</m:t>
+            </m:r>
+          </m:sub>
+        </m:sSub>
+        <m:r>
+          <w:rPr>
+            <w:rFonts w:ascii="Cambria Math" w:hAnsi="Cambria Math"/>
+          </w:rPr>
+          <m:t>+ β</m:t>
+        </m:r>
+        <m:sSub>
+          <m:sSubPr>
+            <m:ctrlPr>
+              <w:rPr>
+                <w:rFonts w:ascii="Cambria Math" w:hAnsi="Cambria Math"/>
+                <w:bCs/>
+                <w:i/>
+              </w:rPr>
+            </m:ctrlPr>
+          </m:sSubPr>
+          <m:e>
+            <m:r>
+              <w:rPr>
+                <w:rFonts w:ascii="Cambria Math" w:hAnsi="Cambria Math"/>
+              </w:rPr>
+              <m:t>x</m:t>
+            </m:r>
+          </m:e>
+          <m:sub>
+            <m:r>
+              <w:rPr>
+                <w:rFonts w:ascii="Cambria Math" w:hAnsi="Cambria Math"/>
+              </w:rPr>
+              <m:t>it</m:t>
+            </m:r>
+          </m:sub>
+        </m:sSub>
+        <m:r>
+          <w:rPr>
+            <w:rFonts w:ascii="Cambria Math" w:hAnsi="Cambria Math"/>
+          </w:rPr>
+          <m:t xml:space="preserve">+ </m:t>
+        </m:r>
+        <m:sSub>
+          <m:sSubPr>
+            <m:ctrlPr>
+              <w:rPr>
+                <w:rFonts w:ascii="Cambria Math" w:hAnsi="Cambria Math"/>
+                <w:bCs/>
+                <w:i/>
+              </w:rPr>
+            </m:ctrlPr>
+          </m:sSubPr>
+          <m:e>
+            <m:r>
+              <w:rPr>
+                <w:rFonts w:ascii="Cambria Math" w:hAnsi="Cambria Math"/>
+              </w:rPr>
+              <m:t>ϵ</m:t>
+            </m:r>
+          </m:e>
+          <m:sub>
+            <m:r>
+              <w:rPr>
+                <w:rFonts w:ascii="Cambria Math" w:hAnsi="Cambria Math"/>
+              </w:rPr>
+              <m:t>it</m:t>
+            </m:r>
+          </m:sub>
+        </m:sSub>
+        <m:r>
+          <m:rPr>
+            <m:sty m:val="bi"/>
+          </m:rPr>
+          <w:rPr>
+            <w:rFonts w:ascii="Cambria Math" w:hAnsi="Cambria Math"/>
+          </w:rPr>
+          <m:t xml:space="preserve">  </m:t>
+        </m:r>
+      </m:oMath>
+      <w:r>
+        <w:rPr>
+          <w:rFonts w:eastAsiaTheme="minorEastAsia"/>
+          <w:b/>
+        </w:rPr>
+        <w:t xml:space="preserve">                                  (</w:t>
+      </w:r>
+      <w:r>
+        <w:fldChar w:fldCharType="begin"/>
+      </w:r>
+      <w:r>
+        <w:instrText xml:space="preserve"> SEQ Equation \* ARABIC </w:instrText>
+      </w:r>
+      <w:r>
+        <w:fldChar w:fldCharType="separate"/>
+      </w:r>
+      <w:r>
+        <w:rPr>
+          <w:noProof/>
+        </w:rPr>
+        <w:t>3</w:t>
+      </w:r>
+      <w:r>
+        <w:fldChar w:fldCharType="end"/>
+      </w:r>
+      <w:r>
+        <w:t>)</w:t>
+      </w:r>
+    </w:p>
+    <w:p>
+      <w:pPr>
+        <w:tabs>
+          <w:tab w:val="left" w:pos="1890"/>
+        </w:tabs>
+        <w:rPr>
+          <w:rFonts w:eastAsiaTheme="minorEastAsia"/>
+          <w:bCs/>
+        </w:rPr>
+      </w:pPr>
+      <w:r>
+        <w:rPr>
+          <w:rFonts w:eastAsiaTheme="minorEastAsia"/>
+          <w:bCs/>
+        </w:rPr>
+        <w:t>Where</w:t>
+      </w:r>
+      <w:r>
+        <w:rPr>
+          <w:rFonts w:eastAsiaTheme="minorEastAsia"/>
+          <w:b/>
+        </w:rPr>
+        <w:t xml:space="preserve"> </w:t>
+      </w:r>
+      <w:r>
+        <w:rPr>
+          <w:rFonts w:eastAsiaTheme="minorEastAsia"/>
+        </w:rPr>
+        <w:t xml:space="preserve"> </w:t>
+      </w:r>
+      <m:oMath>
+        <m:sSub>
+          <m:sSubPr>
+            <m:ctrlPr>
+              <w:rPr>
+                <w:rFonts w:ascii="Cambria Math" w:hAnsi="Cambria Math"/>
+                <w:i/>
+              </w:rPr>
+            </m:ctrlPr>
+          </m:sSubPr>
+          <m:e>
+            <m:r>
+              <w:rPr>
+                <w:rFonts w:ascii="Cambria Math" w:hAnsi="Cambria Math"/>
+              </w:rPr>
+              <m:t>D</m:t>
+            </m:r>
+          </m:e>
+          <m:sub>
+            <m:r>
+              <w:rPr>
+                <w:rFonts w:ascii="Cambria Math" w:hAnsi="Cambria Math"/>
+              </w:rPr>
+              <m:t>it</m:t>
+            </m:r>
+          </m:sub>
+        </m:sSub>
+      </m:oMath>
+      <w:r>
+        <w:rPr>
+          <w:rFonts w:eastAsiaTheme="minorEastAsia"/>
+        </w:rPr>
+        <w:t xml:space="preserve"> </w:t>
+      </w:r>
+      <w:r>
+        <w:rPr>
+          <w:rFonts w:eastAsiaTheme="minorEastAsia"/>
+        </w:rPr>
+        <w:t xml:space="preserve">represents </w:t>
+      </w:r>
+      <w:r>
+        <w:rPr>
+          <w:rFonts w:eastAsiaTheme="minorEastAsia"/>
+        </w:rPr>
+        <w:t>the adoption decision</w:t>
+      </w:r>
+      <w:r>
+        <w:rPr>
+          <w:rFonts w:eastAsiaTheme="minorEastAsia"/>
+        </w:rPr>
+        <w:t>, instrumented by the predicted probabilities</w:t>
+      </w:r>
+      <w:r>
+        <w:rPr>
+          <w:rFonts w:eastAsiaTheme="minorEastAsia"/>
+        </w:rPr>
+        <w:t xml:space="preserve"> (i.e., </w:t>
+      </w:r>
+      <m:oMath>
+        <m:acc>
+          <m:accPr>
+            <m:ctrlPr>
+              <w:rPr>
+                <w:rFonts w:ascii="Cambria Math" w:eastAsiaTheme="minorEastAsia" w:hAnsi="Cambria Math"/>
+                <w:i/>
+              </w:rPr>
+            </m:ctrlPr>
+          </m:accPr>
+          <m:e>
+            <m:r>
+              <w:rPr>
+                <w:rFonts w:ascii="Cambria Math" w:eastAsiaTheme="minorEastAsia" w:hAnsi="Cambria Math"/>
+              </w:rPr>
+              <m:t>Pr</m:t>
+            </m:r>
+          </m:e>
+        </m:acc>
+        <m:r>
+          <w:rPr>
+            <w:rFonts w:ascii="Cambria Math" w:eastAsiaTheme="minorEastAsia" w:hAnsi="Cambria Math"/>
+          </w:rPr>
+          <m:t>(</m:t>
+        </m:r>
+        <m:sSub>
+          <m:sSubPr>
+            <m:ctrlPr>
+              <w:rPr>
+                <w:rFonts w:ascii="Cambria Math" w:eastAsiaTheme="minorEastAsia" w:hAnsi="Cambria Math"/>
+                <w:i/>
+              </w:rPr>
+            </m:ctrlPr>
+          </m:sSubPr>
+          <m:e>
+            <m:r>
+              <w:rPr>
+                <w:rFonts w:ascii="Cambria Math" w:eastAsiaTheme="minorEastAsia" w:hAnsi="Cambria Math"/>
+              </w:rPr>
+              <m:t>D</m:t>
+            </m:r>
+          </m:e>
+          <m:sub>
+            <m:r>
+              <w:rPr>
+                <w:rFonts w:ascii="Cambria Math" w:eastAsiaTheme="minorEastAsia" w:hAnsi="Cambria Math"/>
+              </w:rPr>
+              <m:t>i</m:t>
+            </m:r>
+          </m:sub>
+        </m:sSub>
+        <m:r>
+          <w:rPr>
+            <w:rFonts w:ascii="Cambria Math" w:eastAsiaTheme="minorEastAsia" w:hAnsi="Cambria Math"/>
+          </w:rPr>
+          <m:t>=1))</m:t>
+        </m:r>
+      </m:oMath>
+      <w:r>
+        <w:rPr>
+          <w:rFonts w:eastAsiaTheme="minorEastAsia"/>
+        </w:rPr>
+        <w:t xml:space="preserve"> from the equation </w:t>
+      </w:r>
+      <w:r>
+        <w:rPr>
+          <w:rFonts w:eastAsiaTheme="minorEastAsia"/>
+        </w:rPr>
+        <w:fldChar w:fldCharType="begin"/>
+      </w:r>
+      <w:r>
+        <w:rPr>
+          <w:rFonts w:eastAsiaTheme="minorEastAsia"/>
+        </w:rPr>
+        <w:instrText xml:space="preserve"> REF _Ref210218811 \h </w:instrText>
+      </w:r>
+      <w:r>
+        <w:rPr>
+          <w:rFonts w:eastAsiaTheme="minorEastAsia"/>
+        </w:rPr>
+      </w:r>
+      <w:r>
+        <w:rPr>
+          <w:rFonts w:eastAsiaTheme="minorEastAsia"/>
+        </w:rPr>
+        <w:fldChar w:fldCharType="separate"/>
+      </w:r>
+      <w:r>
+        <w:rPr>
+          <w:szCs w:val="24"/>
+        </w:rPr>
+        <w:t>(</w:t>
+      </w:r>
+      <w:r>
+        <w:rPr>
+          <w:noProof/>
+          <w:szCs w:val="24"/>
+        </w:rPr>
+        <w:t>2</w:t>
+      </w:r>
+      <w:r>
+        <w:rPr>
+          <w:szCs w:val="24"/>
+        </w:rPr>
+        <w:t>)</w:t>
+      </w:r>
+      <w:r>
+        <w:rPr>
+          <w:rFonts w:eastAsiaTheme="minorEastAsia"/>
+        </w:rPr>
+        <w:fldChar w:fldCharType="end"/>
+      </w:r>
+      <w:r>
+        <w:rPr>
+          <w:rFonts w:eastAsiaTheme="minorEastAsia"/>
+        </w:rPr>
+        <w:t xml:space="preserve">, </w:t>
+      </w:r>
+      <m:oMath>
+        <m:sSub>
+          <m:sSubPr>
+            <m:ctrlPr>
+              <w:rPr>
+                <w:rFonts w:ascii="Cambria Math" w:hAnsi="Cambria Math"/>
+                <w:bCs/>
+                <w:i/>
+              </w:rPr>
+            </m:ctrlPr>
+          </m:sSubPr>
+          <m:e>
+            <m:r>
+              <w:rPr>
+                <w:rFonts w:ascii="Cambria Math" w:hAnsi="Cambria Math"/>
+              </w:rPr>
+              <m:t>α</m:t>
+            </m:r>
+          </m:e>
+          <m:sub>
+            <m:r>
+              <w:rPr>
+                <w:rFonts w:ascii="Cambria Math" w:hAnsi="Cambria Math"/>
+              </w:rPr>
+              <m:t>i</m:t>
+            </m:r>
+          </m:sub>
+        </m:sSub>
+      </m:oMath>
+      <w:r>
+        <w:rPr>
+          <w:rFonts w:eastAsiaTheme="minorEastAsia"/>
+          <w:bCs/>
+        </w:rPr>
+        <w:t xml:space="preserve"> is the unit-specific fixed effects, and </w:t>
+      </w:r>
+      <w:r>
+        <w:rPr>
+          <w:rFonts w:eastAsiaTheme="minorEastAsia"/>
+          <w:bCs/>
+        </w:rPr>
+        <w:t xml:space="preserve">the remaining variables retain their definitions from </w:t>
+      </w:r>
+      <w:r>
+        <w:rPr>
+          <w:rFonts w:eastAsiaTheme="minorEastAsia"/>
+          <w:bCs/>
+        </w:rPr>
+        <w:t>the</w:t>
+      </w:r>
+      <w:r>
+        <w:rPr>
+          <w:rFonts w:eastAsiaTheme="minorEastAsia"/>
+          <w:bCs/>
+        </w:rPr>
+        <w:t xml:space="preserve"> equation </w:t>
+      </w:r>
+      <w:r>
+        <w:rPr>
+          <w:rFonts w:eastAsiaTheme="minorEastAsia"/>
+          <w:bCs/>
+        </w:rPr>
+        <w:fldChar w:fldCharType="begin"/>
+      </w:r>
+      <w:r>
+        <w:rPr>
+          <w:rFonts w:eastAsiaTheme="minorEastAsia"/>
+          <w:bCs/>
+        </w:rPr>
+        <w:instrText xml:space="preserve"> REF _Ref210218811 \h  \* MERGEFORMAT </w:instrText>
+      </w:r>
+      <w:r>
+        <w:rPr>
+          <w:rFonts w:eastAsiaTheme="minorEastAsia"/>
+          <w:bCs/>
+        </w:rPr>
+      </w:r>
+      <w:r>
+        <w:rPr>
+          <w:rFonts w:eastAsiaTheme="minorEastAsia"/>
+          <w:bCs/>
+        </w:rPr>
+        <w:fldChar w:fldCharType="separate"/>
+      </w:r>
+      <w:r>
+        <w:rPr>
+          <w:bCs/>
+          <w:szCs w:val="24"/>
+        </w:rPr>
+        <w:t>(</w:t>
+      </w:r>
+      <w:r>
+        <w:rPr>
+          <w:bCs/>
+          <w:noProof/>
+          <w:szCs w:val="24"/>
+        </w:rPr>
+        <w:t>1</w:t>
+      </w:r>
+      <w:r>
+        <w:rPr>
+          <w:bCs/>
+          <w:szCs w:val="24"/>
+        </w:rPr>
+        <w:t>)</w:t>
+      </w:r>
+      <w:r>
+        <w:rPr>
+          <w:rFonts w:eastAsiaTheme="minorEastAsia"/>
+          <w:bCs/>
+        </w:rPr>
+        <w:fldChar w:fldCharType="end"/>
+      </w:r>
+      <w:r>
+        <w:rPr>
+          <w:rFonts w:eastAsiaTheme="minorEastAsia"/>
+          <w:bCs/>
+        </w:rPr>
+        <w:t xml:space="preserve">. </w:t>
+      </w:r>
+    </w:p>
+    <w:p>
+      <w:pPr>
+        <w:pStyle w:val="Heading1"/>
+      </w:pPr>
+      <w:r>
+        <w:t>Results</w:t>
       </w:r>
     </w:p>
     <w:p/>
     <w:p/>
     <w:p/>
-    <w:p>
-      <w:pPr>
-        <w:pStyle w:val="Heading1"/>
-      </w:pPr>
-      <w:r>
-        <w:t>Results</w:t>
-      </w:r>
-    </w:p>
+    <w:tbl>
+      <w:tblPr>
+        <w:tblW w:w="0" w:type="auto"/>
+        <w:tblLook w:val="0420" w:firstRow="1" w:lastRow="0" w:firstColumn="0" w:lastColumn="0" w:noHBand="0" w:noVBand="1"/>
+      </w:tblPr>
+      <w:tblGrid>
+        <w:gridCol w:w="1056"/>
+        <w:gridCol w:w="875"/>
+        <w:gridCol w:w="1008"/>
+        <w:gridCol w:w="1419"/>
+        <w:gridCol w:w="1127"/>
+        <w:gridCol w:w="1260"/>
+        <w:gridCol w:w="1084"/>
+        <w:gridCol w:w="1197"/>
+      </w:tblGrid>
+      <w:tr>
+        <w:trPr>
+          <w:tblHeader/>
+        </w:trPr>
+        <w:tc>
+          <w:tcPr>
+            <w:tcW w:w="0" w:type="auto"/>
+            <w:tcBorders>
+              <w:top w:val="single" w:sz="12" w:space="0" w:color="666666"/>
+              <w:left w:val="none" w:sz="0" w:space="0" w:color="000000"/>
+              <w:bottom w:val="single" w:sz="12" w:space="0" w:color="666666"/>
+            </w:tcBorders>
+            <w:shd w:val="clear" w:color="auto" w:fill="D9D9D9" w:themeFill="background1" w:themeFillShade="D9"/>
+            <w:tcMar>
+              <w:top w:w="0" w:type="dxa"/>
+              <w:left w:w="0" w:type="dxa"/>
+              <w:bottom w:w="0" w:type="dxa"/>
+              <w:right w:w="0" w:type="dxa"/>
+            </w:tcMar>
+            <w:vAlign w:val="center"/>
+          </w:tcPr>
+          <w:p>
+            <w:pPr>
+              <w:pBdr>
+                <w:top w:val="none" w:sz="0" w:space="0" w:color="000000"/>
+                <w:left w:val="none" w:sz="0" w:space="0" w:color="000000"/>
+                <w:bottom w:val="none" w:sz="0" w:space="0" w:color="000000"/>
+                <w:right w:val="none" w:sz="0" w:space="0" w:color="000000"/>
+              </w:pBdr>
+              <w:spacing w:before="100" w:after="100"/>
+              <w:ind w:left="100" w:right="100"/>
+              <w:rPr>
+                <w:rFonts w:eastAsia="Arial" w:cs="Arial"/>
+                <w:color w:val="000000"/>
+                <w:sz w:val="22"/>
+              </w:rPr>
+            </w:pPr>
+          </w:p>
+        </w:tc>
+        <w:tc>
+          <w:tcPr>
+            <w:tcW w:w="0" w:type="auto"/>
+            <w:gridSpan w:val="3"/>
+            <w:tcBorders>
+              <w:top w:val="single" w:sz="12" w:space="0" w:color="666666"/>
+              <w:bottom w:val="single" w:sz="12" w:space="0" w:color="666666"/>
+              <w:right w:val="single" w:sz="4" w:space="0" w:color="auto"/>
+            </w:tcBorders>
+            <w:shd w:val="clear" w:color="auto" w:fill="E8E8E8" w:themeFill="background2"/>
+            <w:tcMar>
+              <w:top w:w="0" w:type="dxa"/>
+              <w:left w:w="0" w:type="dxa"/>
+              <w:bottom w:w="0" w:type="dxa"/>
+              <w:right w:w="0" w:type="dxa"/>
+            </w:tcMar>
+            <w:vAlign w:val="center"/>
+          </w:tcPr>
+          <w:p>
+            <w:pPr>
+              <w:pBdr>
+                <w:top w:val="none" w:sz="0" w:space="0" w:color="000000"/>
+                <w:left w:val="none" w:sz="0" w:space="0" w:color="000000"/>
+                <w:bottom w:val="none" w:sz="0" w:space="0" w:color="000000"/>
+                <w:right w:val="none" w:sz="0" w:space="0" w:color="000000"/>
+              </w:pBdr>
+              <w:spacing w:before="100" w:after="100"/>
+              <w:ind w:left="100" w:right="100"/>
+              <w:jc w:val="center"/>
+              <w:rPr>
+                <w:rFonts w:eastAsia="Arial" w:cs="Arial"/>
+                <w:color w:val="000000"/>
+                <w:sz w:val="22"/>
+              </w:rPr>
+            </w:pPr>
+            <w:r>
+              <w:rPr>
+                <w:rFonts w:ascii="Times New Roman" w:eastAsia="Arial" w:hAnsi="Times New Roman" w:cs="Times New Roman"/>
+                <w:color w:val="000000"/>
+                <w:sz w:val="22"/>
+              </w:rPr>
+              <w:t>Decision-making &amp; legume intensification</w:t>
+            </w:r>
+          </w:p>
+        </w:tc>
+        <w:tc>
+          <w:tcPr>
+            <w:tcW w:w="0" w:type="auto"/>
+            <w:gridSpan w:val="2"/>
+            <w:tcBorders>
+              <w:top w:val="single" w:sz="12" w:space="0" w:color="666666"/>
+              <w:left w:val="single" w:sz="4" w:space="0" w:color="auto"/>
+              <w:bottom w:val="single" w:sz="12" w:space="0" w:color="666666"/>
+              <w:right w:val="none" w:sz="0" w:space="0" w:color="000000"/>
+            </w:tcBorders>
+            <w:shd w:val="clear" w:color="auto" w:fill="D1D1D1" w:themeFill="background2" w:themeFillShade="E6"/>
+          </w:tcPr>
+          <w:p>
+            <w:pPr>
+              <w:pBdr>
+                <w:top w:val="none" w:sz="0" w:space="0" w:color="000000"/>
+                <w:left w:val="none" w:sz="0" w:space="0" w:color="000000"/>
+                <w:bottom w:val="none" w:sz="0" w:space="0" w:color="000000"/>
+                <w:right w:val="none" w:sz="0" w:space="0" w:color="000000"/>
+              </w:pBdr>
+              <w:spacing w:before="100" w:after="100"/>
+              <w:ind w:left="100" w:right="100"/>
+              <w:jc w:val="center"/>
+              <w:rPr>
+                <w:rFonts w:eastAsia="Arial" w:cs="Arial"/>
+                <w:color w:val="000000"/>
+                <w:sz w:val="22"/>
+              </w:rPr>
+            </w:pPr>
+            <w:r>
+              <w:rPr>
+                <w:rFonts w:ascii="Times New Roman" w:eastAsia="Arial" w:hAnsi="Times New Roman" w:cs="Times New Roman"/>
+                <w:color w:val="000000"/>
+                <w:sz w:val="22"/>
+              </w:rPr>
+              <w:t xml:space="preserve">Decision-making &amp; </w:t>
+            </w:r>
+            <w:r>
+              <w:rPr>
+                <w:rFonts w:ascii="Times New Roman" w:eastAsia="Arial" w:hAnsi="Times New Roman" w:cs="Times New Roman"/>
+                <w:color w:val="000000"/>
+                <w:sz w:val="22"/>
+              </w:rPr>
+              <w:t>HDDS</w:t>
+            </w:r>
+          </w:p>
+        </w:tc>
+        <w:tc>
+          <w:tcPr>
+            <w:tcW w:w="0" w:type="auto"/>
+            <w:gridSpan w:val="2"/>
+            <w:tcBorders>
+              <w:top w:val="single" w:sz="12" w:space="0" w:color="666666"/>
+              <w:left w:val="single" w:sz="4" w:space="0" w:color="auto"/>
+              <w:bottom w:val="single" w:sz="12" w:space="0" w:color="666666"/>
+              <w:right w:val="none" w:sz="0" w:space="0" w:color="000000"/>
+            </w:tcBorders>
+            <w:shd w:val="clear" w:color="auto" w:fill="D1D1D1" w:themeFill="background2" w:themeFillShade="E6"/>
+          </w:tcPr>
+          <w:p>
+            <w:pPr>
+              <w:pBdr>
+                <w:top w:val="none" w:sz="0" w:space="0" w:color="000000"/>
+                <w:left w:val="none" w:sz="0" w:space="0" w:color="000000"/>
+                <w:bottom w:val="none" w:sz="0" w:space="0" w:color="000000"/>
+                <w:right w:val="none" w:sz="0" w:space="0" w:color="000000"/>
+              </w:pBdr>
+              <w:spacing w:before="100" w:after="100"/>
+              <w:ind w:left="100" w:right="100"/>
+              <w:jc w:val="center"/>
+              <w:rPr>
+                <w:rFonts w:ascii="Times New Roman" w:eastAsia="Arial" w:hAnsi="Times New Roman" w:cs="Times New Roman"/>
+                <w:color w:val="000000"/>
+                <w:sz w:val="22"/>
+              </w:rPr>
+            </w:pPr>
+            <w:r>
+              <w:rPr>
+                <w:rFonts w:ascii="Times New Roman" w:eastAsia="Arial" w:hAnsi="Times New Roman" w:cs="Times New Roman"/>
+                <w:color w:val="000000"/>
+                <w:sz w:val="22"/>
+              </w:rPr>
+              <w:t xml:space="preserve">Decision-making &amp; </w:t>
+            </w:r>
+            <w:r>
+              <w:rPr>
+                <w:rFonts w:ascii="Times New Roman" w:eastAsia="Arial" w:hAnsi="Times New Roman" w:cs="Times New Roman"/>
+                <w:color w:val="000000"/>
+                <w:sz w:val="22"/>
+              </w:rPr>
+              <w:t>FCS</w:t>
+            </w:r>
+          </w:p>
+        </w:tc>
+      </w:tr>
+      <w:tr>
+        <w:trPr>
+          <w:tblHeader/>
+        </w:trPr>
+        <w:tc>
+          <w:tcPr>
+            <w:tcW w:w="0" w:type="auto"/>
+            <w:tcBorders>
+              <w:top w:val="single" w:sz="12" w:space="0" w:color="666666"/>
+              <w:left w:val="none" w:sz="0" w:space="0" w:color="000000"/>
+              <w:bottom w:val="single" w:sz="12" w:space="0" w:color="666666"/>
+              <w:right w:val="none" w:sz="0" w:space="0" w:color="000000"/>
+            </w:tcBorders>
+            <w:shd w:val="clear" w:color="auto" w:fill="D9D9D9" w:themeFill="background1" w:themeFillShade="D9"/>
+            <w:tcMar>
+              <w:top w:w="0" w:type="dxa"/>
+              <w:left w:w="0" w:type="dxa"/>
+              <w:bottom w:w="0" w:type="dxa"/>
+              <w:right w:w="0" w:type="dxa"/>
+            </w:tcMar>
+            <w:vAlign w:val="center"/>
+          </w:tcPr>
+          <w:p>
+            <w:pPr>
+              <w:pBdr>
+                <w:top w:val="none" w:sz="0" w:space="0" w:color="000000"/>
+                <w:left w:val="none" w:sz="0" w:space="0" w:color="000000"/>
+                <w:bottom w:val="none" w:sz="0" w:space="0" w:color="000000"/>
+                <w:right w:val="none" w:sz="0" w:space="0" w:color="000000"/>
+              </w:pBdr>
+              <w:spacing w:before="100" w:after="100"/>
+              <w:ind w:left="100" w:right="100"/>
+              <w:jc w:val="left"/>
+              <w:rPr>
+                <w:rFonts w:eastAsia="Arial" w:cs="Arial"/>
+                <w:color w:val="000000"/>
+                <w:sz w:val="22"/>
+              </w:rPr>
+            </w:pPr>
+            <w:r>
+              <w:rPr>
+                <w:rFonts w:eastAsia="Arial" w:cs="Arial"/>
+                <w:color w:val="000000"/>
+                <w:sz w:val="22"/>
+              </w:rPr>
+              <w:t>Country</w:t>
+            </w:r>
+          </w:p>
+        </w:tc>
+        <w:tc>
+          <w:tcPr>
+            <w:tcW w:w="0" w:type="auto"/>
+            <w:tcBorders>
+              <w:top w:val="single" w:sz="12" w:space="0" w:color="666666"/>
+              <w:left w:val="none" w:sz="0" w:space="0" w:color="000000"/>
+              <w:bottom w:val="single" w:sz="12" w:space="0" w:color="666666"/>
+              <w:right w:val="none" w:sz="0" w:space="0" w:color="000000"/>
+            </w:tcBorders>
+            <w:shd w:val="clear" w:color="auto" w:fill="E8E8E8" w:themeFill="background2"/>
+            <w:tcMar>
+              <w:top w:w="0" w:type="dxa"/>
+              <w:left w:w="0" w:type="dxa"/>
+              <w:bottom w:w="0" w:type="dxa"/>
+              <w:right w:w="0" w:type="dxa"/>
+            </w:tcMar>
+            <w:vAlign w:val="center"/>
+          </w:tcPr>
+          <w:p>
+            <w:pPr>
+              <w:pBdr>
+                <w:top w:val="none" w:sz="0" w:space="0" w:color="000000"/>
+                <w:left w:val="none" w:sz="0" w:space="0" w:color="000000"/>
+                <w:bottom w:val="none" w:sz="0" w:space="0" w:color="000000"/>
+                <w:right w:val="none" w:sz="0" w:space="0" w:color="000000"/>
+              </w:pBdr>
+              <w:spacing w:before="100" w:after="100"/>
+              <w:ind w:left="100" w:right="100"/>
+              <w:jc w:val="center"/>
+              <w:rPr>
+                <w:rFonts w:eastAsia="Arial" w:cs="Arial"/>
+                <w:color w:val="000000"/>
+                <w:sz w:val="22"/>
+              </w:rPr>
+            </w:pPr>
+            <w:r>
+              <w:rPr>
+                <w:rFonts w:ascii="Times New Roman" w:eastAsia="Arial" w:hAnsi="Times New Roman" w:cs="Times New Roman"/>
+                <w:color w:val="000000"/>
+                <w:sz w:val="22"/>
+              </w:rPr>
+              <w:t>χ</w:t>
+            </w:r>
+            <w:r>
+              <w:rPr>
+                <w:rFonts w:eastAsia="Arial" w:cs="Arial"/>
+                <w:color w:val="000000"/>
+                <w:sz w:val="22"/>
+              </w:rPr>
+              <w:t>²</w:t>
+            </w:r>
+          </w:p>
+        </w:tc>
+        <w:tc>
+          <w:tcPr>
+            <w:tcW w:w="0" w:type="auto"/>
+            <w:tcBorders>
+              <w:top w:val="single" w:sz="12" w:space="0" w:color="666666"/>
+              <w:left w:val="none" w:sz="0" w:space="0" w:color="000000"/>
+              <w:bottom w:val="single" w:sz="12" w:space="0" w:color="666666"/>
+            </w:tcBorders>
+            <w:shd w:val="clear" w:color="auto" w:fill="E8E8E8" w:themeFill="background2"/>
+            <w:tcMar>
+              <w:top w:w="0" w:type="dxa"/>
+              <w:left w:w="0" w:type="dxa"/>
+              <w:bottom w:w="0" w:type="dxa"/>
+              <w:right w:w="0" w:type="dxa"/>
+            </w:tcMar>
+            <w:vAlign w:val="center"/>
+          </w:tcPr>
+          <w:p>
+            <w:pPr>
+              <w:pBdr>
+                <w:top w:val="none" w:sz="0" w:space="0" w:color="000000"/>
+                <w:left w:val="none" w:sz="0" w:space="0" w:color="000000"/>
+                <w:bottom w:val="none" w:sz="0" w:space="0" w:color="000000"/>
+                <w:right w:val="none" w:sz="0" w:space="0" w:color="000000"/>
+              </w:pBdr>
+              <w:spacing w:before="100" w:after="100"/>
+              <w:ind w:left="100" w:right="100"/>
+              <w:jc w:val="center"/>
+              <w:rPr>
+                <w:rFonts w:eastAsia="Arial" w:cs="Arial"/>
+                <w:color w:val="000000"/>
+                <w:sz w:val="22"/>
+              </w:rPr>
+            </w:pPr>
+            <w:r>
+              <w:rPr>
+                <w:rFonts w:eastAsia="Arial" w:cs="Arial"/>
+                <w:color w:val="000000"/>
+                <w:sz w:val="22"/>
+              </w:rPr>
+              <w:t>P-value</w:t>
+            </w:r>
+          </w:p>
+        </w:tc>
+        <w:tc>
+          <w:tcPr>
+            <w:tcW w:w="0" w:type="auto"/>
+            <w:tcBorders>
+              <w:top w:val="single" w:sz="12" w:space="0" w:color="666666"/>
+              <w:bottom w:val="single" w:sz="12" w:space="0" w:color="666666"/>
+              <w:right w:val="single" w:sz="4" w:space="0" w:color="auto"/>
+            </w:tcBorders>
+            <w:shd w:val="clear" w:color="auto" w:fill="E8E8E8" w:themeFill="background2"/>
+            <w:tcMar>
+              <w:top w:w="0" w:type="dxa"/>
+              <w:left w:w="0" w:type="dxa"/>
+              <w:bottom w:w="0" w:type="dxa"/>
+              <w:right w:w="0" w:type="dxa"/>
+            </w:tcMar>
+            <w:vAlign w:val="center"/>
+          </w:tcPr>
+          <w:p>
+            <w:pPr>
+              <w:pBdr>
+                <w:top w:val="none" w:sz="0" w:space="0" w:color="000000"/>
+                <w:left w:val="none" w:sz="0" w:space="0" w:color="000000"/>
+                <w:bottom w:val="none" w:sz="0" w:space="0" w:color="000000"/>
+                <w:right w:val="none" w:sz="0" w:space="0" w:color="000000"/>
+              </w:pBdr>
+              <w:spacing w:before="100" w:after="100"/>
+              <w:ind w:left="100" w:right="100"/>
+              <w:jc w:val="center"/>
+              <w:rPr>
+                <w:rFonts w:eastAsia="Arial" w:cs="Arial"/>
+                <w:color w:val="000000"/>
+                <w:sz w:val="22"/>
+              </w:rPr>
+            </w:pPr>
+            <w:proofErr w:type="spellStart"/>
+            <w:r>
+              <w:rPr>
+                <w:rFonts w:eastAsia="Arial" w:cs="Arial"/>
+                <w:color w:val="000000"/>
+                <w:sz w:val="22"/>
+              </w:rPr>
+              <w:t>Cramers</w:t>
+            </w:r>
+            <w:proofErr w:type="spellEnd"/>
+            <w:r>
+              <w:rPr>
+                <w:rFonts w:eastAsia="Arial" w:cs="Arial"/>
+                <w:color w:val="000000"/>
+                <w:sz w:val="22"/>
+              </w:rPr>
+              <w:t xml:space="preserve">’ </w:t>
+            </w:r>
+            <w:r>
+              <w:rPr>
+                <w:rFonts w:eastAsia="Arial" w:cs="Arial"/>
+                <w:color w:val="000000"/>
+                <w:sz w:val="22"/>
+              </w:rPr>
+              <w:t>V</w:t>
+            </w:r>
+          </w:p>
+        </w:tc>
+        <w:tc>
+          <w:tcPr>
+            <w:tcW w:w="0" w:type="auto"/>
+            <w:tcBorders>
+              <w:top w:val="single" w:sz="12" w:space="0" w:color="666666"/>
+              <w:left w:val="single" w:sz="4" w:space="0" w:color="auto"/>
+              <w:bottom w:val="single" w:sz="12" w:space="0" w:color="666666"/>
+              <w:right w:val="none" w:sz="0" w:space="0" w:color="000000"/>
+            </w:tcBorders>
+            <w:shd w:val="clear" w:color="auto" w:fill="D1D1D1" w:themeFill="background2" w:themeFillShade="E6"/>
+          </w:tcPr>
+          <w:p>
+            <w:pPr>
+              <w:pBdr>
+                <w:top w:val="none" w:sz="0" w:space="0" w:color="000000"/>
+                <w:left w:val="none" w:sz="0" w:space="0" w:color="000000"/>
+                <w:bottom w:val="none" w:sz="0" w:space="0" w:color="000000"/>
+                <w:right w:val="none" w:sz="0" w:space="0" w:color="000000"/>
+              </w:pBdr>
+              <w:spacing w:before="100" w:after="100"/>
+              <w:ind w:left="100" w:right="100"/>
+              <w:jc w:val="center"/>
+              <w:rPr>
+                <w:rFonts w:eastAsia="Arial" w:cs="Arial"/>
+                <w:color w:val="000000"/>
+                <w:sz w:val="22"/>
+              </w:rPr>
+            </w:pPr>
+            <w:r>
+              <w:rPr>
+                <w:rFonts w:ascii="Times New Roman" w:eastAsia="Arial" w:hAnsi="Times New Roman" w:cs="Times New Roman"/>
+                <w:color w:val="000000"/>
+                <w:sz w:val="22"/>
+              </w:rPr>
+              <w:t>χ</w:t>
+            </w:r>
+            <w:r>
+              <w:rPr>
+                <w:rFonts w:eastAsia="Arial" w:cs="Arial"/>
+                <w:color w:val="000000"/>
+                <w:sz w:val="22"/>
+              </w:rPr>
+              <w:t>²</w:t>
+            </w:r>
+          </w:p>
+        </w:tc>
+        <w:tc>
+          <w:tcPr>
+            <w:tcW w:w="0" w:type="auto"/>
+            <w:tcBorders>
+              <w:top w:val="single" w:sz="12" w:space="0" w:color="666666"/>
+              <w:left w:val="none" w:sz="0" w:space="0" w:color="000000"/>
+              <w:bottom w:val="single" w:sz="12" w:space="0" w:color="666666"/>
+              <w:right w:val="single" w:sz="4" w:space="0" w:color="auto"/>
+            </w:tcBorders>
+            <w:shd w:val="clear" w:color="auto" w:fill="D1D1D1" w:themeFill="background2" w:themeFillShade="E6"/>
+            <w:vAlign w:val="center"/>
+          </w:tcPr>
+          <w:p>
+            <w:pPr>
+              <w:pBdr>
+                <w:top w:val="none" w:sz="0" w:space="0" w:color="000000"/>
+                <w:left w:val="none" w:sz="0" w:space="0" w:color="000000"/>
+                <w:bottom w:val="none" w:sz="0" w:space="0" w:color="000000"/>
+                <w:right w:val="none" w:sz="0" w:space="0" w:color="000000"/>
+              </w:pBdr>
+              <w:spacing w:before="100" w:after="100"/>
+              <w:ind w:left="100" w:right="100"/>
+              <w:jc w:val="center"/>
+              <w:rPr>
+                <w:rFonts w:eastAsia="Arial" w:cs="Arial"/>
+                <w:color w:val="000000"/>
+                <w:sz w:val="22"/>
+              </w:rPr>
+            </w:pPr>
+            <w:r>
+              <w:rPr>
+                <w:rFonts w:eastAsia="Arial" w:cs="Arial"/>
+                <w:color w:val="000000"/>
+                <w:sz w:val="22"/>
+              </w:rPr>
+              <w:t>P-value</w:t>
+            </w:r>
+          </w:p>
+        </w:tc>
+        <w:tc>
+          <w:tcPr>
+            <w:tcW w:w="0" w:type="auto"/>
+            <w:tcBorders>
+              <w:top w:val="single" w:sz="12" w:space="0" w:color="666666"/>
+              <w:left w:val="single" w:sz="4" w:space="0" w:color="auto"/>
+              <w:bottom w:val="single" w:sz="12" w:space="0" w:color="666666"/>
+              <w:right w:val="none" w:sz="0" w:space="0" w:color="000000"/>
+            </w:tcBorders>
+            <w:shd w:val="clear" w:color="auto" w:fill="D1D1D1" w:themeFill="background2" w:themeFillShade="E6"/>
+          </w:tcPr>
+          <w:p>
+            <w:pPr>
+              <w:pBdr>
+                <w:top w:val="none" w:sz="0" w:space="0" w:color="000000"/>
+                <w:left w:val="none" w:sz="0" w:space="0" w:color="000000"/>
+                <w:bottom w:val="none" w:sz="0" w:space="0" w:color="000000"/>
+                <w:right w:val="none" w:sz="0" w:space="0" w:color="000000"/>
+              </w:pBdr>
+              <w:spacing w:before="100" w:after="100"/>
+              <w:ind w:left="100" w:right="100"/>
+              <w:jc w:val="center"/>
+              <w:rPr>
+                <w:rFonts w:eastAsia="Arial" w:cs="Arial"/>
+                <w:color w:val="000000"/>
+                <w:sz w:val="22"/>
+              </w:rPr>
+            </w:pPr>
+            <w:r>
+              <w:rPr>
+                <w:rFonts w:ascii="Times New Roman" w:eastAsia="Arial" w:hAnsi="Times New Roman" w:cs="Times New Roman"/>
+                <w:color w:val="000000"/>
+                <w:sz w:val="22"/>
+              </w:rPr>
+              <w:t>χ</w:t>
+            </w:r>
+            <w:r>
+              <w:rPr>
+                <w:rFonts w:eastAsia="Arial" w:cs="Arial"/>
+                <w:color w:val="000000"/>
+                <w:sz w:val="22"/>
+              </w:rPr>
+              <w:t>²</w:t>
+            </w:r>
+          </w:p>
+        </w:tc>
+        <w:tc>
+          <w:tcPr>
+            <w:tcW w:w="0" w:type="auto"/>
+            <w:tcBorders>
+              <w:top w:val="single" w:sz="12" w:space="0" w:color="666666"/>
+              <w:left w:val="none" w:sz="0" w:space="0" w:color="000000"/>
+              <w:bottom w:val="single" w:sz="12" w:space="0" w:color="666666"/>
+              <w:right w:val="none" w:sz="0" w:space="0" w:color="000000"/>
+            </w:tcBorders>
+            <w:shd w:val="clear" w:color="auto" w:fill="D1D1D1" w:themeFill="background2" w:themeFillShade="E6"/>
+          </w:tcPr>
+          <w:p>
+            <w:pPr>
+              <w:pBdr>
+                <w:top w:val="none" w:sz="0" w:space="0" w:color="000000"/>
+                <w:left w:val="none" w:sz="0" w:space="0" w:color="000000"/>
+                <w:bottom w:val="none" w:sz="0" w:space="0" w:color="000000"/>
+                <w:right w:val="none" w:sz="0" w:space="0" w:color="000000"/>
+              </w:pBdr>
+              <w:spacing w:before="100" w:after="100"/>
+              <w:ind w:left="100" w:right="100"/>
+              <w:jc w:val="center"/>
+              <w:rPr>
+                <w:rFonts w:eastAsia="Arial" w:cs="Arial"/>
+                <w:color w:val="000000"/>
+                <w:sz w:val="22"/>
+              </w:rPr>
+            </w:pPr>
+            <w:r>
+              <w:rPr>
+                <w:rFonts w:eastAsia="Arial" w:cs="Arial"/>
+                <w:color w:val="000000"/>
+                <w:sz w:val="22"/>
+              </w:rPr>
+              <w:t>P-value</w:t>
+            </w:r>
+          </w:p>
+        </w:tc>
+      </w:tr>
+      <w:tr>
+        <w:tc>
+          <w:tcPr>
+            <w:tcW w:w="0" w:type="auto"/>
+            <w:tcBorders>
+              <w:top w:val="single" w:sz="12" w:space="0" w:color="666666"/>
+              <w:left w:val="none" w:sz="0" w:space="0" w:color="000000"/>
+              <w:bottom w:val="none" w:sz="0" w:space="0" w:color="000000"/>
+              <w:right w:val="none" w:sz="0" w:space="0" w:color="000000"/>
+            </w:tcBorders>
+            <w:shd w:val="clear" w:color="auto" w:fill="D9D9D9" w:themeFill="background1" w:themeFillShade="D9"/>
+            <w:tcMar>
+              <w:top w:w="0" w:type="dxa"/>
+              <w:left w:w="0" w:type="dxa"/>
+              <w:bottom w:w="0" w:type="dxa"/>
+              <w:right w:w="0" w:type="dxa"/>
+            </w:tcMar>
+            <w:vAlign w:val="center"/>
+          </w:tcPr>
+          <w:p>
+            <w:pPr>
+              <w:pBdr>
+                <w:top w:val="none" w:sz="0" w:space="0" w:color="000000"/>
+                <w:left w:val="none" w:sz="0" w:space="0" w:color="000000"/>
+                <w:bottom w:val="none" w:sz="0" w:space="0" w:color="000000"/>
+                <w:right w:val="none" w:sz="0" w:space="0" w:color="000000"/>
+              </w:pBdr>
+              <w:spacing w:before="100" w:after="100"/>
+              <w:ind w:left="100" w:right="100"/>
+              <w:rPr>
+                <w:rFonts w:eastAsia="Arial" w:cs="Arial"/>
+                <w:color w:val="000000"/>
+                <w:sz w:val="22"/>
+              </w:rPr>
+            </w:pPr>
+            <w:r>
+              <w:rPr>
+                <w:rFonts w:eastAsia="Arial" w:cs="Arial"/>
+                <w:color w:val="000000"/>
+                <w:sz w:val="22"/>
+              </w:rPr>
+              <w:t>Malawi</w:t>
+            </w:r>
+          </w:p>
+        </w:tc>
+        <w:tc>
+          <w:tcPr>
+            <w:tcW w:w="0" w:type="auto"/>
+            <w:tcBorders>
+              <w:top w:val="single" w:sz="12" w:space="0" w:color="666666"/>
+              <w:left w:val="none" w:sz="0" w:space="0" w:color="000000"/>
+              <w:bottom w:val="none" w:sz="0" w:space="0" w:color="000000"/>
+              <w:right w:val="none" w:sz="0" w:space="0" w:color="000000"/>
+            </w:tcBorders>
+            <w:shd w:val="clear" w:color="auto" w:fill="E8E8E8" w:themeFill="background2"/>
+            <w:tcMar>
+              <w:top w:w="0" w:type="dxa"/>
+              <w:left w:w="0" w:type="dxa"/>
+              <w:bottom w:w="0" w:type="dxa"/>
+              <w:right w:w="0" w:type="dxa"/>
+            </w:tcMar>
+            <w:vAlign w:val="center"/>
+          </w:tcPr>
+          <w:p>
+            <w:pPr>
+              <w:pBdr>
+                <w:top w:val="none" w:sz="0" w:space="0" w:color="000000"/>
+                <w:left w:val="none" w:sz="0" w:space="0" w:color="000000"/>
+                <w:bottom w:val="none" w:sz="0" w:space="0" w:color="000000"/>
+                <w:right w:val="none" w:sz="0" w:space="0" w:color="000000"/>
+              </w:pBdr>
+              <w:spacing w:before="100" w:after="100"/>
+              <w:ind w:left="100" w:right="100"/>
+              <w:jc w:val="center"/>
+              <w:rPr>
+                <w:rFonts w:eastAsia="Arial" w:cs="Arial"/>
+                <w:color w:val="000000"/>
+                <w:sz w:val="22"/>
+              </w:rPr>
+            </w:pPr>
+            <w:r>
+              <w:rPr>
+                <w:rFonts w:eastAsia="Arial" w:cs="Arial"/>
+                <w:color w:val="000000"/>
+                <w:sz w:val="22"/>
+              </w:rPr>
+              <w:t>38.82</w:t>
+            </w:r>
+          </w:p>
+        </w:tc>
+        <w:tc>
+          <w:tcPr>
+            <w:tcW w:w="0" w:type="auto"/>
+            <w:tcBorders>
+              <w:top w:val="single" w:sz="12" w:space="0" w:color="666666"/>
+              <w:left w:val="none" w:sz="0" w:space="0" w:color="000000"/>
+              <w:bottom w:val="none" w:sz="0" w:space="0" w:color="000000"/>
+            </w:tcBorders>
+            <w:shd w:val="clear" w:color="auto" w:fill="E8E8E8" w:themeFill="background2"/>
+            <w:tcMar>
+              <w:top w:w="0" w:type="dxa"/>
+              <w:left w:w="0" w:type="dxa"/>
+              <w:bottom w:w="0" w:type="dxa"/>
+              <w:right w:w="0" w:type="dxa"/>
+            </w:tcMar>
+            <w:vAlign w:val="center"/>
+          </w:tcPr>
+          <w:p>
+            <w:pPr>
+              <w:pBdr>
+                <w:top w:val="none" w:sz="0" w:space="0" w:color="000000"/>
+                <w:left w:val="none" w:sz="0" w:space="0" w:color="000000"/>
+                <w:bottom w:val="none" w:sz="0" w:space="0" w:color="000000"/>
+                <w:right w:val="none" w:sz="0" w:space="0" w:color="000000"/>
+              </w:pBdr>
+              <w:spacing w:before="100" w:after="100"/>
+              <w:ind w:left="100" w:right="100"/>
+              <w:jc w:val="center"/>
+              <w:rPr>
+                <w:rFonts w:eastAsia="Arial" w:cs="Arial"/>
+                <w:color w:val="000000"/>
+                <w:sz w:val="22"/>
+              </w:rPr>
+            </w:pPr>
+            <w:r>
+              <w:rPr>
+                <w:rFonts w:eastAsia="Arial" w:cs="Arial"/>
+                <w:color w:val="000000"/>
+                <w:sz w:val="22"/>
+              </w:rPr>
+              <w:t>0.000</w:t>
+            </w:r>
+          </w:p>
+        </w:tc>
+        <w:tc>
+          <w:tcPr>
+            <w:tcW w:w="0" w:type="auto"/>
+            <w:tcBorders>
+              <w:top w:val="single" w:sz="12" w:space="0" w:color="666666"/>
+              <w:bottom w:val="none" w:sz="0" w:space="0" w:color="000000"/>
+              <w:right w:val="single" w:sz="4" w:space="0" w:color="auto"/>
+            </w:tcBorders>
+            <w:shd w:val="clear" w:color="auto" w:fill="E8E8E8" w:themeFill="background2"/>
+            <w:tcMar>
+              <w:top w:w="0" w:type="dxa"/>
+              <w:left w:w="0" w:type="dxa"/>
+              <w:bottom w:w="0" w:type="dxa"/>
+              <w:right w:w="0" w:type="dxa"/>
+            </w:tcMar>
+            <w:vAlign w:val="center"/>
+          </w:tcPr>
+          <w:p>
+            <w:pPr>
+              <w:pBdr>
+                <w:top w:val="none" w:sz="0" w:space="0" w:color="000000"/>
+                <w:left w:val="none" w:sz="0" w:space="0" w:color="000000"/>
+                <w:bottom w:val="none" w:sz="0" w:space="0" w:color="000000"/>
+                <w:right w:val="none" w:sz="0" w:space="0" w:color="000000"/>
+              </w:pBdr>
+              <w:spacing w:before="100" w:after="100"/>
+              <w:ind w:left="100" w:right="100"/>
+              <w:jc w:val="center"/>
+              <w:rPr>
+                <w:rFonts w:eastAsia="Arial" w:cs="Arial"/>
+                <w:color w:val="000000"/>
+                <w:sz w:val="22"/>
+              </w:rPr>
+            </w:pPr>
+            <w:r>
+              <w:rPr>
+                <w:rFonts w:eastAsia="Arial" w:cs="Arial"/>
+                <w:color w:val="000000"/>
+                <w:sz w:val="22"/>
+              </w:rPr>
+              <w:t>0.168</w:t>
+            </w:r>
+          </w:p>
+        </w:tc>
+        <w:tc>
+          <w:tcPr>
+            <w:tcW w:w="0" w:type="auto"/>
+            <w:tcBorders>
+              <w:top w:val="single" w:sz="12" w:space="0" w:color="666666"/>
+              <w:left w:val="single" w:sz="4" w:space="0" w:color="auto"/>
+              <w:bottom w:val="none" w:sz="0" w:space="0" w:color="000000"/>
+              <w:right w:val="none" w:sz="0" w:space="0" w:color="000000"/>
+            </w:tcBorders>
+            <w:shd w:val="clear" w:color="auto" w:fill="D1D1D1" w:themeFill="background2" w:themeFillShade="E6"/>
+            <w:vAlign w:val="center"/>
+          </w:tcPr>
+          <w:p>
+            <w:pPr>
+              <w:pBdr>
+                <w:top w:val="none" w:sz="0" w:space="0" w:color="000000"/>
+                <w:left w:val="none" w:sz="0" w:space="0" w:color="000000"/>
+                <w:bottom w:val="none" w:sz="0" w:space="0" w:color="000000"/>
+                <w:right w:val="none" w:sz="0" w:space="0" w:color="000000"/>
+              </w:pBdr>
+              <w:spacing w:before="100" w:after="100"/>
+              <w:ind w:left="100" w:right="100"/>
+              <w:jc w:val="center"/>
+              <w:rPr>
+                <w:rFonts w:eastAsia="Arial" w:cs="Arial"/>
+                <w:color w:val="000000"/>
+                <w:sz w:val="22"/>
+              </w:rPr>
+            </w:pPr>
+            <w:r>
+              <w:rPr>
+                <w:rFonts w:eastAsia="Arial" w:cs="Arial"/>
+                <w:color w:val="000000"/>
+                <w:sz w:val="22"/>
+              </w:rPr>
+              <w:t>9.41</w:t>
+            </w:r>
+          </w:p>
+        </w:tc>
+        <w:tc>
+          <w:tcPr>
+            <w:tcW w:w="0" w:type="auto"/>
+            <w:tcBorders>
+              <w:top w:val="single" w:sz="12" w:space="0" w:color="666666"/>
+              <w:left w:val="none" w:sz="0" w:space="0" w:color="000000"/>
+              <w:bottom w:val="none" w:sz="0" w:space="0" w:color="000000"/>
+              <w:right w:val="single" w:sz="4" w:space="0" w:color="auto"/>
+            </w:tcBorders>
+            <w:shd w:val="clear" w:color="auto" w:fill="D1D1D1" w:themeFill="background2" w:themeFillShade="E6"/>
+            <w:vAlign w:val="center"/>
+          </w:tcPr>
+          <w:p>
+            <w:pPr>
+              <w:pBdr>
+                <w:top w:val="none" w:sz="0" w:space="0" w:color="000000"/>
+                <w:left w:val="none" w:sz="0" w:space="0" w:color="000000"/>
+                <w:bottom w:val="none" w:sz="0" w:space="0" w:color="000000"/>
+                <w:right w:val="none" w:sz="0" w:space="0" w:color="000000"/>
+              </w:pBdr>
+              <w:spacing w:before="100" w:after="100"/>
+              <w:ind w:left="100" w:right="100"/>
+              <w:jc w:val="center"/>
+              <w:rPr>
+                <w:rFonts w:eastAsia="Arial" w:cs="Arial"/>
+                <w:color w:val="000000"/>
+                <w:sz w:val="22"/>
+              </w:rPr>
+            </w:pPr>
+            <w:r>
+              <w:rPr>
+                <w:rFonts w:eastAsia="Arial" w:cs="Arial"/>
+                <w:color w:val="000000"/>
+                <w:sz w:val="22"/>
+              </w:rPr>
+              <w:t>0.009</w:t>
+            </w:r>
+          </w:p>
+        </w:tc>
+        <w:tc>
+          <w:tcPr>
+            <w:tcW w:w="0" w:type="auto"/>
+            <w:tcBorders>
+              <w:top w:val="single" w:sz="12" w:space="0" w:color="666666"/>
+              <w:left w:val="single" w:sz="4" w:space="0" w:color="auto"/>
+              <w:bottom w:val="none" w:sz="0" w:space="0" w:color="000000"/>
+              <w:right w:val="none" w:sz="0" w:space="0" w:color="000000"/>
+            </w:tcBorders>
+            <w:shd w:val="clear" w:color="auto" w:fill="D1D1D1" w:themeFill="background2" w:themeFillShade="E6"/>
+          </w:tcPr>
+          <w:p>
+            <w:pPr>
+              <w:pBdr>
+                <w:top w:val="none" w:sz="0" w:space="0" w:color="000000"/>
+                <w:left w:val="none" w:sz="0" w:space="0" w:color="000000"/>
+                <w:bottom w:val="none" w:sz="0" w:space="0" w:color="000000"/>
+                <w:right w:val="none" w:sz="0" w:space="0" w:color="000000"/>
+              </w:pBdr>
+              <w:spacing w:before="100" w:after="100"/>
+              <w:ind w:left="100" w:right="100"/>
+              <w:jc w:val="center"/>
+              <w:rPr>
+                <w:rFonts w:eastAsia="Arial" w:cs="Arial"/>
+                <w:color w:val="000000"/>
+                <w:sz w:val="22"/>
+              </w:rPr>
+            </w:pPr>
+            <w:r>
+              <w:rPr>
+                <w:rFonts w:ascii="Arial" w:eastAsia="Arial" w:hAnsi="Arial" w:cs="Arial"/>
+                <w:color w:val="000000"/>
+                <w:sz w:val="22"/>
+              </w:rPr>
+              <w:t>7.32</w:t>
+            </w:r>
+          </w:p>
+        </w:tc>
+        <w:tc>
+          <w:tcPr>
+            <w:tcW w:w="0" w:type="auto"/>
+            <w:tcBorders>
+              <w:top w:val="single" w:sz="12" w:space="0" w:color="666666"/>
+              <w:left w:val="none" w:sz="0" w:space="0" w:color="000000"/>
+              <w:bottom w:val="none" w:sz="0" w:space="0" w:color="000000"/>
+              <w:right w:val="none" w:sz="0" w:space="0" w:color="000000"/>
+            </w:tcBorders>
+            <w:shd w:val="clear" w:color="auto" w:fill="D1D1D1" w:themeFill="background2" w:themeFillShade="E6"/>
+          </w:tcPr>
+          <w:p>
+            <w:pPr>
+              <w:pBdr>
+                <w:top w:val="none" w:sz="0" w:space="0" w:color="000000"/>
+                <w:left w:val="none" w:sz="0" w:space="0" w:color="000000"/>
+                <w:bottom w:val="none" w:sz="0" w:space="0" w:color="000000"/>
+                <w:right w:val="none" w:sz="0" w:space="0" w:color="000000"/>
+              </w:pBdr>
+              <w:spacing w:before="100" w:after="100"/>
+              <w:ind w:left="100" w:right="100"/>
+              <w:jc w:val="center"/>
+              <w:rPr>
+                <w:rFonts w:eastAsia="Arial" w:cs="Arial"/>
+                <w:color w:val="000000"/>
+                <w:sz w:val="22"/>
+              </w:rPr>
+            </w:pPr>
+            <w:r>
+              <w:rPr>
+                <w:rFonts w:eastAsia="Arial" w:cs="Arial"/>
+                <w:color w:val="000000"/>
+                <w:sz w:val="22"/>
+              </w:rPr>
+              <w:t>0.026</w:t>
+            </w:r>
+          </w:p>
+        </w:tc>
+      </w:tr>
+      <w:tr>
+        <w:tc>
+          <w:tcPr>
+            <w:tcW w:w="0" w:type="auto"/>
+            <w:tcBorders>
+              <w:top w:val="none" w:sz="0" w:space="0" w:color="000000"/>
+              <w:left w:val="none" w:sz="0" w:space="0" w:color="000000"/>
+              <w:bottom w:val="none" w:sz="0" w:space="0" w:color="000000"/>
+              <w:right w:val="none" w:sz="0" w:space="0" w:color="000000"/>
+            </w:tcBorders>
+            <w:shd w:val="clear" w:color="auto" w:fill="D9D9D9" w:themeFill="background1" w:themeFillShade="D9"/>
+            <w:tcMar>
+              <w:top w:w="0" w:type="dxa"/>
+              <w:left w:w="0" w:type="dxa"/>
+              <w:bottom w:w="0" w:type="dxa"/>
+              <w:right w:w="0" w:type="dxa"/>
+            </w:tcMar>
+            <w:vAlign w:val="center"/>
+          </w:tcPr>
+          <w:p>
+            <w:pPr>
+              <w:pBdr>
+                <w:top w:val="none" w:sz="0" w:space="0" w:color="000000"/>
+                <w:left w:val="none" w:sz="0" w:space="0" w:color="000000"/>
+                <w:bottom w:val="none" w:sz="0" w:space="0" w:color="000000"/>
+                <w:right w:val="none" w:sz="0" w:space="0" w:color="000000"/>
+              </w:pBdr>
+              <w:spacing w:before="100" w:after="100"/>
+              <w:ind w:left="100" w:right="100"/>
+              <w:rPr>
+                <w:rFonts w:eastAsia="Arial" w:cs="Arial"/>
+                <w:color w:val="000000"/>
+                <w:sz w:val="22"/>
+              </w:rPr>
+            </w:pPr>
+            <w:r>
+              <w:rPr>
+                <w:rFonts w:eastAsia="Arial" w:cs="Arial"/>
+                <w:color w:val="000000"/>
+                <w:sz w:val="22"/>
+              </w:rPr>
+              <w:t>Ethiopia</w:t>
+            </w:r>
+          </w:p>
+        </w:tc>
+        <w:tc>
+          <w:tcPr>
+            <w:tcW w:w="0" w:type="auto"/>
+            <w:tcBorders>
+              <w:top w:val="none" w:sz="0" w:space="0" w:color="000000"/>
+              <w:left w:val="none" w:sz="0" w:space="0" w:color="000000"/>
+              <w:bottom w:val="none" w:sz="0" w:space="0" w:color="000000"/>
+              <w:right w:val="none" w:sz="0" w:space="0" w:color="000000"/>
+            </w:tcBorders>
+            <w:shd w:val="clear" w:color="auto" w:fill="E8E8E8" w:themeFill="background2"/>
+            <w:tcMar>
+              <w:top w:w="0" w:type="dxa"/>
+              <w:left w:w="0" w:type="dxa"/>
+              <w:bottom w:w="0" w:type="dxa"/>
+              <w:right w:w="0" w:type="dxa"/>
+            </w:tcMar>
+            <w:vAlign w:val="center"/>
+          </w:tcPr>
+          <w:p>
+            <w:pPr>
+              <w:pBdr>
+                <w:top w:val="none" w:sz="0" w:space="0" w:color="000000"/>
+                <w:left w:val="none" w:sz="0" w:space="0" w:color="000000"/>
+                <w:bottom w:val="none" w:sz="0" w:space="0" w:color="000000"/>
+                <w:right w:val="none" w:sz="0" w:space="0" w:color="000000"/>
+              </w:pBdr>
+              <w:spacing w:before="100" w:after="100"/>
+              <w:ind w:left="100" w:right="100"/>
+              <w:jc w:val="center"/>
+              <w:rPr>
+                <w:rFonts w:eastAsia="Arial" w:cs="Arial"/>
+                <w:color w:val="000000"/>
+                <w:sz w:val="22"/>
+              </w:rPr>
+            </w:pPr>
+            <w:r>
+              <w:rPr>
+                <w:rFonts w:eastAsia="Arial" w:cs="Arial"/>
+                <w:color w:val="000000"/>
+                <w:sz w:val="22"/>
+              </w:rPr>
+              <w:t>2.192</w:t>
+            </w:r>
+          </w:p>
+        </w:tc>
+        <w:tc>
+          <w:tcPr>
+            <w:tcW w:w="0" w:type="auto"/>
+            <w:tcBorders>
+              <w:top w:val="none" w:sz="0" w:space="0" w:color="000000"/>
+              <w:left w:val="none" w:sz="0" w:space="0" w:color="000000"/>
+              <w:bottom w:val="none" w:sz="0" w:space="0" w:color="000000"/>
+            </w:tcBorders>
+            <w:shd w:val="clear" w:color="auto" w:fill="E8E8E8" w:themeFill="background2"/>
+            <w:tcMar>
+              <w:top w:w="0" w:type="dxa"/>
+              <w:left w:w="0" w:type="dxa"/>
+              <w:bottom w:w="0" w:type="dxa"/>
+              <w:right w:w="0" w:type="dxa"/>
+            </w:tcMar>
+            <w:vAlign w:val="center"/>
+          </w:tcPr>
+          <w:p>
+            <w:pPr>
+              <w:pBdr>
+                <w:top w:val="none" w:sz="0" w:space="0" w:color="000000"/>
+                <w:left w:val="none" w:sz="0" w:space="0" w:color="000000"/>
+                <w:bottom w:val="none" w:sz="0" w:space="0" w:color="000000"/>
+                <w:right w:val="none" w:sz="0" w:space="0" w:color="000000"/>
+              </w:pBdr>
+              <w:spacing w:before="100" w:after="100"/>
+              <w:ind w:left="100" w:right="100"/>
+              <w:jc w:val="center"/>
+              <w:rPr>
+                <w:rFonts w:eastAsia="Arial" w:cs="Arial"/>
+                <w:color w:val="000000"/>
+                <w:sz w:val="22"/>
+              </w:rPr>
+            </w:pPr>
+            <w:r>
+              <w:rPr>
+                <w:rFonts w:eastAsia="Arial" w:cs="Arial"/>
+                <w:color w:val="000000"/>
+                <w:sz w:val="22"/>
+              </w:rPr>
+              <w:t>0.334</w:t>
+            </w:r>
+          </w:p>
+        </w:tc>
+        <w:tc>
+          <w:tcPr>
+            <w:tcW w:w="0" w:type="auto"/>
+            <w:tcBorders>
+              <w:top w:val="none" w:sz="0" w:space="0" w:color="000000"/>
+              <w:bottom w:val="none" w:sz="0" w:space="0" w:color="000000"/>
+              <w:right w:val="single" w:sz="4" w:space="0" w:color="auto"/>
+            </w:tcBorders>
+            <w:shd w:val="clear" w:color="auto" w:fill="E8E8E8" w:themeFill="background2"/>
+            <w:tcMar>
+              <w:top w:w="0" w:type="dxa"/>
+              <w:left w:w="0" w:type="dxa"/>
+              <w:bottom w:w="0" w:type="dxa"/>
+              <w:right w:w="0" w:type="dxa"/>
+            </w:tcMar>
+            <w:vAlign w:val="center"/>
+          </w:tcPr>
+          <w:p>
+            <w:pPr>
+              <w:pBdr>
+                <w:top w:val="none" w:sz="0" w:space="0" w:color="000000"/>
+                <w:left w:val="none" w:sz="0" w:space="0" w:color="000000"/>
+                <w:bottom w:val="none" w:sz="0" w:space="0" w:color="000000"/>
+                <w:right w:val="none" w:sz="0" w:space="0" w:color="000000"/>
+              </w:pBdr>
+              <w:spacing w:before="100" w:after="100"/>
+              <w:ind w:left="100" w:right="100"/>
+              <w:jc w:val="center"/>
+              <w:rPr>
+                <w:rFonts w:eastAsia="Arial" w:cs="Arial"/>
+                <w:color w:val="000000"/>
+                <w:sz w:val="22"/>
+              </w:rPr>
+            </w:pPr>
+            <w:r>
+              <w:rPr>
+                <w:rFonts w:eastAsia="Arial" w:cs="Arial"/>
+                <w:color w:val="000000"/>
+                <w:sz w:val="22"/>
+              </w:rPr>
+              <w:t>0.054</w:t>
+            </w:r>
+          </w:p>
+        </w:tc>
+        <w:tc>
+          <w:tcPr>
+            <w:tcW w:w="0" w:type="auto"/>
+            <w:tcBorders>
+              <w:top w:val="none" w:sz="0" w:space="0" w:color="000000"/>
+              <w:left w:val="single" w:sz="4" w:space="0" w:color="auto"/>
+              <w:bottom w:val="none" w:sz="0" w:space="0" w:color="000000"/>
+              <w:right w:val="none" w:sz="0" w:space="0" w:color="000000"/>
+            </w:tcBorders>
+            <w:shd w:val="clear" w:color="auto" w:fill="D1D1D1" w:themeFill="background2" w:themeFillShade="E6"/>
+            <w:vAlign w:val="center"/>
+          </w:tcPr>
+          <w:p>
+            <w:pPr>
+              <w:pBdr>
+                <w:top w:val="none" w:sz="0" w:space="0" w:color="000000"/>
+                <w:left w:val="none" w:sz="0" w:space="0" w:color="000000"/>
+                <w:bottom w:val="none" w:sz="0" w:space="0" w:color="000000"/>
+                <w:right w:val="none" w:sz="0" w:space="0" w:color="000000"/>
+              </w:pBdr>
+              <w:spacing w:before="100" w:after="100"/>
+              <w:ind w:left="100" w:right="100"/>
+              <w:jc w:val="center"/>
+              <w:rPr>
+                <w:rFonts w:eastAsia="Arial" w:cs="Arial"/>
+                <w:color w:val="000000"/>
+                <w:sz w:val="22"/>
+              </w:rPr>
+            </w:pPr>
+            <w:r>
+              <w:rPr>
+                <w:rFonts w:eastAsia="Arial" w:cs="Arial"/>
+                <w:color w:val="000000"/>
+                <w:sz w:val="22"/>
+              </w:rPr>
+              <w:t>2.79</w:t>
+            </w:r>
+          </w:p>
+        </w:tc>
+        <w:tc>
+          <w:tcPr>
+            <w:tcW w:w="0" w:type="auto"/>
+            <w:tcBorders>
+              <w:top w:val="none" w:sz="0" w:space="0" w:color="000000"/>
+              <w:left w:val="none" w:sz="0" w:space="0" w:color="000000"/>
+              <w:bottom w:val="none" w:sz="0" w:space="0" w:color="000000"/>
+              <w:right w:val="single" w:sz="4" w:space="0" w:color="auto"/>
+            </w:tcBorders>
+            <w:shd w:val="clear" w:color="auto" w:fill="D1D1D1" w:themeFill="background2" w:themeFillShade="E6"/>
+            <w:vAlign w:val="center"/>
+          </w:tcPr>
+          <w:p>
+            <w:pPr>
+              <w:pBdr>
+                <w:top w:val="none" w:sz="0" w:space="0" w:color="000000"/>
+                <w:left w:val="none" w:sz="0" w:space="0" w:color="000000"/>
+                <w:bottom w:val="none" w:sz="0" w:space="0" w:color="000000"/>
+                <w:right w:val="none" w:sz="0" w:space="0" w:color="000000"/>
+              </w:pBdr>
+              <w:spacing w:before="100" w:after="100"/>
+              <w:ind w:left="100" w:right="100"/>
+              <w:jc w:val="center"/>
+              <w:rPr>
+                <w:rFonts w:eastAsia="Arial" w:cs="Arial"/>
+                <w:color w:val="000000"/>
+                <w:sz w:val="22"/>
+              </w:rPr>
+            </w:pPr>
+            <w:r>
+              <w:rPr>
+                <w:rFonts w:eastAsia="Arial" w:cs="Arial"/>
+                <w:color w:val="000000"/>
+                <w:sz w:val="22"/>
+              </w:rPr>
+              <w:t>0.247</w:t>
+            </w:r>
+          </w:p>
+        </w:tc>
+        <w:tc>
+          <w:tcPr>
+            <w:tcW w:w="0" w:type="auto"/>
+            <w:tcBorders>
+              <w:top w:val="none" w:sz="0" w:space="0" w:color="000000"/>
+              <w:left w:val="single" w:sz="4" w:space="0" w:color="auto"/>
+              <w:bottom w:val="none" w:sz="0" w:space="0" w:color="000000"/>
+              <w:right w:val="none" w:sz="0" w:space="0" w:color="000000"/>
+            </w:tcBorders>
+            <w:shd w:val="clear" w:color="auto" w:fill="D1D1D1" w:themeFill="background2" w:themeFillShade="E6"/>
+          </w:tcPr>
+          <w:p>
+            <w:pPr>
+              <w:pBdr>
+                <w:top w:val="none" w:sz="0" w:space="0" w:color="000000"/>
+                <w:left w:val="none" w:sz="0" w:space="0" w:color="000000"/>
+                <w:bottom w:val="none" w:sz="0" w:space="0" w:color="000000"/>
+                <w:right w:val="none" w:sz="0" w:space="0" w:color="000000"/>
+              </w:pBdr>
+              <w:spacing w:before="100" w:after="100"/>
+              <w:ind w:left="100" w:right="100"/>
+              <w:jc w:val="center"/>
+              <w:rPr>
+                <w:rFonts w:eastAsia="Arial" w:cs="Arial"/>
+                <w:color w:val="000000"/>
+                <w:sz w:val="22"/>
+              </w:rPr>
+            </w:pPr>
+          </w:p>
+        </w:tc>
+        <w:tc>
+          <w:tcPr>
+            <w:tcW w:w="0" w:type="auto"/>
+            <w:tcBorders>
+              <w:top w:val="none" w:sz="0" w:space="0" w:color="000000"/>
+              <w:left w:val="none" w:sz="0" w:space="0" w:color="000000"/>
+              <w:bottom w:val="none" w:sz="0" w:space="0" w:color="000000"/>
+              <w:right w:val="none" w:sz="0" w:space="0" w:color="000000"/>
+            </w:tcBorders>
+            <w:shd w:val="clear" w:color="auto" w:fill="D1D1D1" w:themeFill="background2" w:themeFillShade="E6"/>
+          </w:tcPr>
+          <w:p>
+            <w:pPr>
+              <w:pBdr>
+                <w:top w:val="none" w:sz="0" w:space="0" w:color="000000"/>
+                <w:left w:val="none" w:sz="0" w:space="0" w:color="000000"/>
+                <w:bottom w:val="none" w:sz="0" w:space="0" w:color="000000"/>
+                <w:right w:val="none" w:sz="0" w:space="0" w:color="000000"/>
+              </w:pBdr>
+              <w:spacing w:before="100" w:after="100"/>
+              <w:ind w:left="100" w:right="100"/>
+              <w:jc w:val="center"/>
+              <w:rPr>
+                <w:rFonts w:eastAsia="Arial" w:cs="Arial"/>
+                <w:color w:val="000000"/>
+                <w:sz w:val="22"/>
+              </w:rPr>
+            </w:pPr>
+          </w:p>
+        </w:tc>
+      </w:tr>
+      <w:tr>
+        <w:tc>
+          <w:tcPr>
+            <w:tcW w:w="0" w:type="auto"/>
+            <w:tcBorders>
+              <w:top w:val="none" w:sz="0" w:space="0" w:color="000000"/>
+              <w:left w:val="none" w:sz="0" w:space="0" w:color="000000"/>
+              <w:bottom w:val="single" w:sz="12" w:space="0" w:color="666666"/>
+              <w:right w:val="none" w:sz="0" w:space="0" w:color="000000"/>
+            </w:tcBorders>
+            <w:shd w:val="clear" w:color="auto" w:fill="D9D9D9" w:themeFill="background1" w:themeFillShade="D9"/>
+            <w:tcMar>
+              <w:top w:w="0" w:type="dxa"/>
+              <w:left w:w="0" w:type="dxa"/>
+              <w:bottom w:w="0" w:type="dxa"/>
+              <w:right w:w="0" w:type="dxa"/>
+            </w:tcMar>
+            <w:vAlign w:val="center"/>
+          </w:tcPr>
+          <w:p>
+            <w:pPr>
+              <w:pBdr>
+                <w:top w:val="none" w:sz="0" w:space="0" w:color="000000"/>
+                <w:left w:val="none" w:sz="0" w:space="0" w:color="000000"/>
+                <w:bottom w:val="none" w:sz="0" w:space="0" w:color="000000"/>
+                <w:right w:val="none" w:sz="0" w:space="0" w:color="000000"/>
+              </w:pBdr>
+              <w:spacing w:before="100" w:after="100"/>
+              <w:ind w:left="100" w:right="100"/>
+              <w:rPr>
+                <w:rFonts w:eastAsia="Arial" w:cs="Arial"/>
+                <w:color w:val="000000"/>
+                <w:sz w:val="22"/>
+              </w:rPr>
+            </w:pPr>
+            <w:r>
+              <w:rPr>
+                <w:rFonts w:eastAsia="Arial" w:cs="Arial"/>
+                <w:color w:val="000000"/>
+                <w:sz w:val="22"/>
+              </w:rPr>
+              <w:t>Tanzania</w:t>
+            </w:r>
+          </w:p>
+        </w:tc>
+        <w:tc>
+          <w:tcPr>
+            <w:tcW w:w="0" w:type="auto"/>
+            <w:tcBorders>
+              <w:top w:val="none" w:sz="0" w:space="0" w:color="000000"/>
+              <w:left w:val="none" w:sz="0" w:space="0" w:color="000000"/>
+              <w:bottom w:val="single" w:sz="12" w:space="0" w:color="666666"/>
+              <w:right w:val="none" w:sz="0" w:space="0" w:color="000000"/>
+            </w:tcBorders>
+            <w:shd w:val="clear" w:color="auto" w:fill="E8E8E8" w:themeFill="background2"/>
+            <w:tcMar>
+              <w:top w:w="0" w:type="dxa"/>
+              <w:left w:w="0" w:type="dxa"/>
+              <w:bottom w:w="0" w:type="dxa"/>
+              <w:right w:w="0" w:type="dxa"/>
+            </w:tcMar>
+            <w:vAlign w:val="center"/>
+          </w:tcPr>
+          <w:p>
+            <w:pPr>
+              <w:pBdr>
+                <w:top w:val="none" w:sz="0" w:space="0" w:color="000000"/>
+                <w:left w:val="none" w:sz="0" w:space="0" w:color="000000"/>
+                <w:bottom w:val="none" w:sz="0" w:space="0" w:color="000000"/>
+                <w:right w:val="none" w:sz="0" w:space="0" w:color="000000"/>
+              </w:pBdr>
+              <w:spacing w:before="100" w:after="100"/>
+              <w:ind w:left="100" w:right="100"/>
+              <w:jc w:val="center"/>
+              <w:rPr>
+                <w:rFonts w:eastAsia="Arial" w:cs="Arial"/>
+                <w:color w:val="000000"/>
+                <w:sz w:val="22"/>
+              </w:rPr>
+            </w:pPr>
+            <w:r>
+              <w:rPr>
+                <w:rFonts w:eastAsia="Arial" w:cs="Arial"/>
+                <w:color w:val="000000"/>
+                <w:sz w:val="22"/>
+              </w:rPr>
+              <w:t>5.283</w:t>
+            </w:r>
+          </w:p>
+        </w:tc>
+        <w:tc>
+          <w:tcPr>
+            <w:tcW w:w="0" w:type="auto"/>
+            <w:tcBorders>
+              <w:top w:val="none" w:sz="0" w:space="0" w:color="000000"/>
+              <w:left w:val="none" w:sz="0" w:space="0" w:color="000000"/>
+              <w:bottom w:val="single" w:sz="12" w:space="0" w:color="666666"/>
+            </w:tcBorders>
+            <w:shd w:val="clear" w:color="auto" w:fill="E8E8E8" w:themeFill="background2"/>
+            <w:tcMar>
+              <w:top w:w="0" w:type="dxa"/>
+              <w:left w:w="0" w:type="dxa"/>
+              <w:bottom w:w="0" w:type="dxa"/>
+              <w:right w:w="0" w:type="dxa"/>
+            </w:tcMar>
+            <w:vAlign w:val="center"/>
+          </w:tcPr>
+          <w:p>
+            <w:pPr>
+              <w:pBdr>
+                <w:top w:val="none" w:sz="0" w:space="0" w:color="000000"/>
+                <w:left w:val="none" w:sz="0" w:space="0" w:color="000000"/>
+                <w:bottom w:val="none" w:sz="0" w:space="0" w:color="000000"/>
+                <w:right w:val="none" w:sz="0" w:space="0" w:color="000000"/>
+              </w:pBdr>
+              <w:spacing w:before="100" w:after="100"/>
+              <w:ind w:left="100" w:right="100"/>
+              <w:jc w:val="center"/>
+              <w:rPr>
+                <w:rFonts w:eastAsia="Arial" w:cs="Arial"/>
+                <w:color w:val="000000"/>
+                <w:sz w:val="22"/>
+              </w:rPr>
+            </w:pPr>
+            <w:r>
+              <w:rPr>
+                <w:rFonts w:eastAsia="Arial" w:cs="Arial"/>
+                <w:color w:val="000000"/>
+                <w:sz w:val="22"/>
+              </w:rPr>
+              <w:t>0.071</w:t>
+            </w:r>
+          </w:p>
+        </w:tc>
+        <w:tc>
+          <w:tcPr>
+            <w:tcW w:w="0" w:type="auto"/>
+            <w:tcBorders>
+              <w:top w:val="none" w:sz="0" w:space="0" w:color="000000"/>
+              <w:bottom w:val="single" w:sz="12" w:space="0" w:color="666666"/>
+              <w:right w:val="single" w:sz="4" w:space="0" w:color="auto"/>
+            </w:tcBorders>
+            <w:shd w:val="clear" w:color="auto" w:fill="E8E8E8" w:themeFill="background2"/>
+            <w:tcMar>
+              <w:top w:w="0" w:type="dxa"/>
+              <w:left w:w="0" w:type="dxa"/>
+              <w:bottom w:w="0" w:type="dxa"/>
+              <w:right w:w="0" w:type="dxa"/>
+            </w:tcMar>
+            <w:vAlign w:val="center"/>
+          </w:tcPr>
+          <w:p>
+            <w:pPr>
+              <w:pBdr>
+                <w:top w:val="none" w:sz="0" w:space="0" w:color="000000"/>
+                <w:left w:val="none" w:sz="0" w:space="0" w:color="000000"/>
+                <w:bottom w:val="none" w:sz="0" w:space="0" w:color="000000"/>
+                <w:right w:val="none" w:sz="0" w:space="0" w:color="000000"/>
+              </w:pBdr>
+              <w:spacing w:before="100" w:after="100"/>
+              <w:ind w:left="100" w:right="100"/>
+              <w:jc w:val="center"/>
+              <w:rPr>
+                <w:rFonts w:eastAsia="Arial" w:cs="Arial"/>
+                <w:color w:val="000000"/>
+                <w:sz w:val="22"/>
+              </w:rPr>
+            </w:pPr>
+            <w:r>
+              <w:rPr>
+                <w:rFonts w:eastAsia="Arial" w:cs="Arial"/>
+                <w:color w:val="000000"/>
+                <w:sz w:val="22"/>
+              </w:rPr>
+              <w:t>0.091</w:t>
+            </w:r>
+          </w:p>
+        </w:tc>
+        <w:tc>
+          <w:tcPr>
+            <w:tcW w:w="0" w:type="auto"/>
+            <w:tcBorders>
+              <w:top w:val="none" w:sz="0" w:space="0" w:color="000000"/>
+              <w:left w:val="single" w:sz="4" w:space="0" w:color="auto"/>
+              <w:bottom w:val="single" w:sz="12" w:space="0" w:color="666666"/>
+              <w:right w:val="none" w:sz="0" w:space="0" w:color="000000"/>
+            </w:tcBorders>
+            <w:shd w:val="clear" w:color="auto" w:fill="D1D1D1" w:themeFill="background2" w:themeFillShade="E6"/>
+            <w:vAlign w:val="center"/>
+          </w:tcPr>
+          <w:p>
+            <w:pPr>
+              <w:pBdr>
+                <w:top w:val="none" w:sz="0" w:space="0" w:color="000000"/>
+                <w:left w:val="none" w:sz="0" w:space="0" w:color="000000"/>
+                <w:bottom w:val="none" w:sz="0" w:space="0" w:color="000000"/>
+                <w:right w:val="none" w:sz="0" w:space="0" w:color="000000"/>
+              </w:pBdr>
+              <w:spacing w:before="100" w:after="100"/>
+              <w:ind w:left="100" w:right="100"/>
+              <w:jc w:val="center"/>
+              <w:rPr>
+                <w:rFonts w:eastAsia="Arial" w:cs="Arial"/>
+                <w:color w:val="000000"/>
+                <w:sz w:val="22"/>
+              </w:rPr>
+            </w:pPr>
+            <w:r>
+              <w:rPr>
+                <w:rFonts w:eastAsia="Arial" w:cs="Arial"/>
+                <w:color w:val="000000"/>
+                <w:sz w:val="22"/>
+              </w:rPr>
+              <w:t>18.86</w:t>
+            </w:r>
+          </w:p>
+        </w:tc>
+        <w:tc>
+          <w:tcPr>
+            <w:tcW w:w="0" w:type="auto"/>
+            <w:tcBorders>
+              <w:top w:val="none" w:sz="0" w:space="0" w:color="000000"/>
+              <w:left w:val="none" w:sz="0" w:space="0" w:color="000000"/>
+              <w:bottom w:val="single" w:sz="12" w:space="0" w:color="666666"/>
+              <w:right w:val="single" w:sz="4" w:space="0" w:color="auto"/>
+            </w:tcBorders>
+            <w:shd w:val="clear" w:color="auto" w:fill="D1D1D1" w:themeFill="background2" w:themeFillShade="E6"/>
+            <w:vAlign w:val="center"/>
+          </w:tcPr>
+          <w:p>
+            <w:pPr>
+              <w:pBdr>
+                <w:top w:val="none" w:sz="0" w:space="0" w:color="000000"/>
+                <w:left w:val="none" w:sz="0" w:space="0" w:color="000000"/>
+                <w:bottom w:val="none" w:sz="0" w:space="0" w:color="000000"/>
+                <w:right w:val="none" w:sz="0" w:space="0" w:color="000000"/>
+              </w:pBdr>
+              <w:spacing w:before="100" w:after="100"/>
+              <w:ind w:left="100" w:right="100"/>
+              <w:jc w:val="center"/>
+              <w:rPr>
+                <w:rFonts w:eastAsia="Arial" w:cs="Arial"/>
+                <w:color w:val="000000"/>
+                <w:sz w:val="22"/>
+              </w:rPr>
+            </w:pPr>
+            <w:r>
+              <w:rPr>
+                <w:rFonts w:eastAsia="Arial" w:cs="Arial"/>
+                <w:color w:val="000000"/>
+                <w:sz w:val="22"/>
+              </w:rPr>
+              <w:t>0.000</w:t>
+            </w:r>
+          </w:p>
+        </w:tc>
+        <w:tc>
+          <w:tcPr>
+            <w:tcW w:w="0" w:type="auto"/>
+            <w:tcBorders>
+              <w:top w:val="none" w:sz="0" w:space="0" w:color="000000"/>
+              <w:left w:val="single" w:sz="4" w:space="0" w:color="auto"/>
+              <w:bottom w:val="single" w:sz="12" w:space="0" w:color="666666"/>
+              <w:right w:val="none" w:sz="0" w:space="0" w:color="000000"/>
+            </w:tcBorders>
+            <w:shd w:val="clear" w:color="auto" w:fill="D1D1D1" w:themeFill="background2" w:themeFillShade="E6"/>
+          </w:tcPr>
+          <w:p>
+            <w:pPr>
+              <w:pBdr>
+                <w:top w:val="none" w:sz="0" w:space="0" w:color="000000"/>
+                <w:left w:val="none" w:sz="0" w:space="0" w:color="000000"/>
+                <w:bottom w:val="none" w:sz="0" w:space="0" w:color="000000"/>
+                <w:right w:val="none" w:sz="0" w:space="0" w:color="000000"/>
+              </w:pBdr>
+              <w:spacing w:before="100" w:after="100"/>
+              <w:ind w:left="100" w:right="100"/>
+              <w:jc w:val="center"/>
+              <w:rPr>
+                <w:rFonts w:eastAsia="Arial" w:cs="Arial"/>
+                <w:color w:val="000000"/>
+                <w:sz w:val="22"/>
+              </w:rPr>
+            </w:pPr>
+            <w:r>
+              <w:rPr>
+                <w:rFonts w:ascii="Arial" w:eastAsia="Arial" w:hAnsi="Arial" w:cs="Arial"/>
+                <w:color w:val="000000"/>
+                <w:sz w:val="22"/>
+              </w:rPr>
+              <w:t>18.35</w:t>
+            </w:r>
+          </w:p>
+        </w:tc>
+        <w:tc>
+          <w:tcPr>
+            <w:tcW w:w="0" w:type="auto"/>
+            <w:tcBorders>
+              <w:top w:val="none" w:sz="0" w:space="0" w:color="000000"/>
+              <w:left w:val="none" w:sz="0" w:space="0" w:color="000000"/>
+              <w:bottom w:val="single" w:sz="12" w:space="0" w:color="666666"/>
+              <w:right w:val="none" w:sz="0" w:space="0" w:color="000000"/>
+            </w:tcBorders>
+            <w:shd w:val="clear" w:color="auto" w:fill="D1D1D1" w:themeFill="background2" w:themeFillShade="E6"/>
+          </w:tcPr>
+          <w:p>
+            <w:pPr>
+              <w:pBdr>
+                <w:top w:val="none" w:sz="0" w:space="0" w:color="000000"/>
+                <w:left w:val="none" w:sz="0" w:space="0" w:color="000000"/>
+                <w:bottom w:val="none" w:sz="0" w:space="0" w:color="000000"/>
+                <w:right w:val="none" w:sz="0" w:space="0" w:color="000000"/>
+              </w:pBdr>
+              <w:spacing w:before="100" w:after="100"/>
+              <w:ind w:left="100" w:right="100"/>
+              <w:jc w:val="center"/>
+              <w:rPr>
+                <w:rFonts w:eastAsia="Arial" w:cs="Arial"/>
+                <w:color w:val="000000"/>
+                <w:sz w:val="22"/>
+              </w:rPr>
+            </w:pPr>
+            <w:r>
+              <w:rPr>
+                <w:rFonts w:eastAsia="Arial" w:cs="Arial"/>
+                <w:color w:val="000000"/>
+                <w:sz w:val="22"/>
+              </w:rPr>
+              <w:t>0.000</w:t>
+            </w:r>
+          </w:p>
+        </w:tc>
+      </w:tr>
+    </w:tbl>
     <w:p/>
     <w:p/>
     <w:p>
@@ -1216,7 +5077,6 @@
         <w:pStyle w:val="Heading1"/>
       </w:pPr>
       <w:r>
-        <w:lastRenderedPageBreak/>
         <w:t>Conclusion</w:t>
       </w:r>
     </w:p>
@@ -1226,6 +5086,7 @@
         <w:pStyle w:val="Heading1"/>
       </w:pPr>
       <w:r>
+        <w:lastRenderedPageBreak/>
         <w:t>References</w:t>
       </w:r>
     </w:p>
@@ -1300,16 +5161,35 @@
         <w:footnoteRef/>
       </w:r>
       <w:r>
-        <w:t xml:space="preserve"> Scopus "maize-legume" AND ( "food security" OR protein )</w:t>
-      </w:r>
-      <w:r>
-        <w:t xml:space="preserve">” </w:t>
+        <w:t xml:space="preserve"> Scopus "maize-legume" AND </w:t>
+      </w:r>
+      <w:proofErr w:type="gramStart"/>
+      <w:r>
+        <w:t>( "</w:t>
+      </w:r>
+      <w:proofErr w:type="gramEnd"/>
+      <w:r>
+        <w:t xml:space="preserve">food security" OR </w:t>
+      </w:r>
+      <w:proofErr w:type="gramStart"/>
+      <w:r>
+        <w:t>protein</w:t>
+      </w:r>
+      <w:r>
+        <w:t>)</w:t>
       </w:r>
       <w:r>
         <w:t xml:space="preserve"> </w:t>
       </w:r>
       <w:r>
-        <w:t xml:space="preserve">search </w:t>
+        <w:t xml:space="preserve"> </w:t>
+      </w:r>
+      <w:r>
+        <w:t>search</w:t>
+      </w:r>
+      <w:proofErr w:type="gramEnd"/>
+      <w:r>
+        <w:t xml:space="preserve"> </w:t>
       </w:r>
       <w:r>
         <w:t>que</w:t>
@@ -1363,6 +5243,61 @@
       </w:r>
       <w:r>
         <w:t xml:space="preserve"> There are very few cases (&lt; 1%) only in Tanzania where the plot manager and decision-maker are different members. </w:t>
+      </w:r>
+    </w:p>
+  </w:footnote>
+  <w:footnote w:id="4">
+    <w:p>
+      <w:pPr>
+        <w:pStyle w:val="FootnoteText"/>
+      </w:pPr>
+      <w:r>
+        <w:rPr>
+          <w:rStyle w:val="FootnoteReference"/>
+        </w:rPr>
+        <w:footnoteRef/>
+      </w:r>
+      <w:r>
+        <w:t xml:space="preserve"> We refer to the Procedure 21.1 in </w:t>
+      </w:r>
+      <w:r>
+        <w:fldChar w:fldCharType="begin"/>
+      </w:r>
+      <w:r>
+        <w:instrText xml:space="preserve"> ADDIN ZOTERO_ITEM CSL_CITATION {"citationID":"ArtGAqPj","properties":{"custom":"Wooldridge (2010, p. 939)","formattedCitation":"Wooldridge (2010, p. 939)","plainCitation":"Wooldridge (2010, p. 939)","noteIndex":4},"citationItems":[{"id":2136,"uris":["http://zotero.org/groups/5881550/items/R6N9EVKR"],"itemData":{"id":2136,"type":"chapter","abstract":"We now explicitly cover the problem of estimating an average treatment effect (ATE), sometimes called an average causal effect. An ATE is a special case of an average partial effect?it is an APE for a binary explanatory variable?and therefore many of the econometric models and methods that we have used in previous chapters can be applied or adapted to the problem of estimating ATEs.  Estimating ATEs has become important in the program evaluation literature, such as the evaluation of job-training programs or school voucher programs. Many of the early applications of the methods described in this chapter were","archive":"JSTOR","container-title":"Econometric Analysis of Cross Section and Panel Data","ISBN":"978-0-262-23258-6","page":"903-982","publisher":"The MIT Press","title":"Estimating Average Treatment Effects","URL":"http://www.jstor.org/stable/j.ctt5hhcfr.27","author":[{"family":"Wooldridge","given":"Jefrey M."}],"accessed":{"date-parts":[["2025",10,1]]},"issued":{"date-parts":[["2010"]]},"citation-key":"wooldridgeEstimatingAverageTreatment2010"},"locator":"939","label":"page"}],"schema":"https://github.com/citation-style-language/schema/raw/master/csl-citation.json"} </w:instrText>
+      </w:r>
+      <w:r>
+        <w:fldChar w:fldCharType="separate"/>
+      </w:r>
+      <w:r>
+        <w:t>Wooldridge (2010, p. 939)</w:t>
+      </w:r>
+      <w:r>
+        <w:fldChar w:fldCharType="end"/>
+      </w:r>
+    </w:p>
+  </w:footnote>
+  <w:footnote w:id="5">
+    <w:p>
+      <w:pPr>
+        <w:pStyle w:val="FootnoteText"/>
+      </w:pPr>
+      <w:r>
+        <w:rPr>
+          <w:rStyle w:val="FootnoteReference"/>
+        </w:rPr>
+        <w:footnoteRef/>
+      </w:r>
+      <w:r>
+        <w:t xml:space="preserve"> We use </w:t>
+      </w:r>
+      <w:proofErr w:type="spellStart"/>
+      <w:r>
+        <w:t>xtivreg</w:t>
+      </w:r>
+      <w:proofErr w:type="spellEnd"/>
+      <w:r>
+        <w:t xml:space="preserve"> command on STATA 19.5. </w:t>
       </w:r>
     </w:p>
   </w:footnote>
@@ -2364,13 +6299,13 @@
   <w:style w:type="paragraph" w:default="1" w:styleId="Normal">
     <w:name w:val="Normal"/>
     <w:qFormat/>
-    <w:rsid w:val="00C15690"/>
+    <w:rsid w:val="007442ED"/>
     <w:pPr>
       <w:spacing w:before="120" w:after="120" w:line="360" w:lineRule="auto"/>
       <w:jc w:val="both"/>
     </w:pPr>
     <w:rPr>
-      <w:rFonts w:ascii="Georgia" w:hAnsi="Georgia"/>
+      <w:rFonts w:ascii="Trebuchet MS" w:hAnsi="Trebuchet MS"/>
       <w:sz w:val="24"/>
       <w:lang w:val="en-US"/>
     </w:rPr>
@@ -2576,7 +6511,6 @@
   <w:style w:type="character" w:default="1" w:styleId="DefaultParagraphFont">
     <w:name w:val="Default Paragraph Font"/>
     <w:uiPriority w:val="1"/>
-    <w:semiHidden/>
     <w:unhideWhenUsed/>
   </w:style>
   <w:style w:type="table" w:default="1" w:styleId="TableNormal">
@@ -2909,7 +6843,6 @@
     <w:basedOn w:val="Normal"/>
     <w:next w:val="Normal"/>
     <w:uiPriority w:val="37"/>
-    <w:semiHidden/>
     <w:unhideWhenUsed/>
     <w:rsid w:val="00EF1EF7"/>
   </w:style>
@@ -2971,6 +6904,16 @@
       <w:color w:val="0E2841" w:themeColor="text2"/>
       <w:sz w:val="18"/>
       <w:szCs w:val="18"/>
+    </w:rPr>
+  </w:style>
+  <w:style w:type="character" w:styleId="PlaceholderText">
+    <w:name w:val="Placeholder Text"/>
+    <w:basedOn w:val="DefaultParagraphFont"/>
+    <w:uiPriority w:val="99"/>
+    <w:semiHidden/>
+    <w:rsid w:val="00667D8F"/>
+    <w:rPr>
+      <w:color w:val="666666"/>
     </w:rPr>
   </w:style>
 </w:styles>
